--- a/src/Layers/W1/BaseApp/Manufacturing/Reports/ProdOrderShortageList.docx
+++ b/src/Layers/W1/BaseApp/Manufacturing/Reports/ProdOrderShortageList.docx
@@ -1253,7 +1253,7 @@
                     <w:placeholder>
                       <w:docPart w:val="22127FA57CEB479E9693E1CF6F59CC18"/>
                     </w:placeholder>
-                    <w15:dataBinding w:prefixMappings="xmlns:ns0='urn:microsoft-dynamics-nav/reports/FS_YSC_ProdOrderShortageList/50201/' " w:xpath="/ns0:NavWordReportXmlPart[1]/ns0:Production_Order[1]/ns0:Status_ProdOrder[1]" w:storeItemID="{B5020E7C-C108-4EE1-9B6B-FACFB2E5F740}" w16sdtdh:storeItemChecksum="CpSsBw=="/>
+                    <w15:dataBinding w:prefixMappings="xmlns:ns0='urn:microsoft-dynamics-nav/reports/Prod_Order_Shortage_List/99000788/'" w:xpath="/ns0:NavWordReportXmlPart[1]/ns0:Production_Order[1]/ns0:Status_ProdOrder[1]" w:storeItemID="{B5020E7C-C108-4EE1-9B6B-FACFB2E5F740}" w16sdtdh:storeItemChecksum="CpSsBw=="/>
                   </w:sdtPr>
                   <w:sdtContent>
                     <w:tc>
@@ -1300,7 +1300,7 @@
                     <w:placeholder>
                       <w:docPart w:val="22127FA57CEB479E9693E1CF6F59CC18"/>
                     </w:placeholder>
-                    <w15:dataBinding w:prefixMappings="xmlns:ns0='urn:microsoft-dynamics-nav/reports/FS_YSC_ProdOrderShortageList/50201/' " w:xpath="/ns0:NavWordReportXmlPart[1]/ns0:Production_Order[1]/ns0:No_ProdOrder[1]" w:storeItemID="{B5020E7C-C108-4EE1-9B6B-FACFB2E5F740}" w16sdtdh:storeItemChecksum="CpSsBw=="/>
+                    <w15:dataBinding w:prefixMappings="xmlns:ns0='urn:microsoft-dynamics-nav/reports/Prod_Order_Shortage_List/99000788/'" w:xpath="/ns0:NavWordReportXmlPart[1]/ns0:Production_Order[1]/ns0:No_ProdOrder[1]" w:storeItemID="{B5020E7C-C108-4EE1-9B6B-FACFB2E5F740}" w16sdtdh:storeItemChecksum="CpSsBw=="/>
                   </w:sdtPr>
                   <w:sdtContent>
                     <w:tc>
@@ -1347,7 +1347,7 @@
                     <w:placeholder>
                       <w:docPart w:val="22127FA57CEB479E9693E1CF6F59CC18"/>
                     </w:placeholder>
-                    <w15:dataBinding w:prefixMappings="xmlns:ns0='urn:microsoft-dynamics-nav/reports/FS_YSC_ProdOrderShortageList/50201/' " w:xpath="/ns0:NavWordReportXmlPart[1]/ns0:Production_Order[1]/ns0:Desc_ProdOrder[1]" w:storeItemID="{B5020E7C-C108-4EE1-9B6B-FACFB2E5F740}" w16sdtdh:storeItemChecksum="CpSsBw=="/>
+                    <w15:dataBinding w:prefixMappings="xmlns:ns0='urn:microsoft-dynamics-nav/reports/Prod_Order_Shortage_List/99000788/'" w:xpath="/ns0:NavWordReportXmlPart[1]/ns0:Production_Order[1]/ns0:Desc_ProdOrder[1]" w:storeItemID="{B5020E7C-C108-4EE1-9B6B-FACFB2E5F740}" w16sdtdh:storeItemChecksum="CpSsBw=="/>
                   </w:sdtPr>
                   <w:sdtContent>
                     <w:tc>
@@ -1395,7 +1395,7 @@
                     <w:placeholder>
                       <w:docPart w:val="22127FA57CEB479E9693E1CF6F59CC18"/>
                     </w:placeholder>
-                    <w15:dataBinding w:prefixMappings="xmlns:ns0='urn:microsoft-dynamics-nav/reports/FS_YSC_ProdOrderShortageList/50201/' " w:xpath="/ns0:NavWordReportXmlPart[1]/ns0:Production_Order[1]/ns0:DueDate_ProdOrder[1]" w:storeItemID="{B5020E7C-C108-4EE1-9B6B-FACFB2E5F740}" w16sdtdh:storeItemChecksum="CpSsBw=="/>
+                    <w15:dataBinding w:prefixMappings="xmlns:ns0='urn:microsoft-dynamics-nav/reports/Prod_Order_Shortage_List/99000788/'" w:xpath="/ns0:NavWordReportXmlPart[1]/ns0:Production_Order[1]/ns0:DueDate_ProdOrder[1]" w:storeItemID="{B5020E7C-C108-4EE1-9B6B-FACFB2E5F740}" w16sdtdh:storeItemChecksum="CpSsBw=="/>
                   </w:sdtPr>
                   <w:sdtContent>
                     <w:tc>
@@ -1758,7 +1758,7 @@
                                     <w:placeholder>
                                       <w:docPart w:val="E00D571E1CC94893BED89712737FEB36"/>
                                     </w:placeholder>
-                                    <w15:dataBinding w:prefixMappings="xmlns:ns0='urn:microsoft-dynamics-nav/reports/FS_YSC_ProdOrderShortageList/50201/' " w:xpath="/ns0:NavWordReportXmlPart[1]/ns0:Production_Order[1]/ns0:Prod_Order_Line[1]/ns0:Prod_Order_Component[1]/ns0:ItemNo_ProdOrderComp[1]" w:storeItemID="{B5020E7C-C108-4EE1-9B6B-FACFB2E5F740}" w16sdtdh:storeItemChecksum="CpSsBw=="/>
+                                    <w15:dataBinding w:prefixMappings="xmlns:ns0='urn:microsoft-dynamics-nav/reports/Prod_Order_Shortage_List/99000788/'" w:xpath="/ns0:NavWordReportXmlPart[1]/ns0:Production_Order[1]/ns0:Prod_Order_Line[1]/ns0:Prod_Order_Component[1]/ns0:ItemNo_ProdOrderComp[1]" w:storeItemID="{B5020E7C-C108-4EE1-9B6B-FACFB2E5F740}" w16sdtdh:storeItemChecksum="CpSsBw=="/>
                                   </w:sdtPr>
                                   <w:sdtContent>
                                     <w:tc>
@@ -1799,7 +1799,7 @@
                                     <w:placeholder>
                                       <w:docPart w:val="E00D571E1CC94893BED89712737FEB36"/>
                                     </w:placeholder>
-                                    <w15:dataBinding w:prefixMappings="xmlns:ns0='urn:microsoft-dynamics-nav/reports/FS_YSC_ProdOrderShortageList/50201/' " w:xpath="/ns0:NavWordReportXmlPart[1]/ns0:Production_Order[1]/ns0:Prod_Order_Line[1]/ns0:Prod_Order_Component[1]/ns0:Desc_ProdOrderComp[1]" w:storeItemID="{B5020E7C-C108-4EE1-9B6B-FACFB2E5F740}" w16sdtdh:storeItemChecksum="CpSsBw=="/>
+                                    <w15:dataBinding w:prefixMappings="xmlns:ns0='urn:microsoft-dynamics-nav/reports/Prod_Order_Shortage_List/99000788/'" w:xpath="/ns0:NavWordReportXmlPart[1]/ns0:Production_Order[1]/ns0:Prod_Order_Line[1]/ns0:Prod_Order_Component[1]/ns0:Desc_ProdOrderComp[1]" w:storeItemID="{B5020E7C-C108-4EE1-9B6B-FACFB2E5F740}" w16sdtdh:storeItemChecksum="CpSsBw=="/>
                                   </w:sdtPr>
                                   <w:sdtContent>
                                     <w:tc>
@@ -1840,7 +1840,7 @@
                                     <w:placeholder>
                                       <w:docPart w:val="E00D571E1CC94893BED89712737FEB36"/>
                                     </w:placeholder>
-                                    <w15:dataBinding w:prefixMappings="xmlns:ns0='urn:microsoft-dynamics-nav/reports/FS_YSC_ProdOrderShortageList/50201/' " w:xpath="/ns0:NavWordReportXmlPart[1]/ns0:Production_Order[1]/ns0:Prod_Order_Line[1]/ns0:Prod_Order_Component[1]/ns0:RemQtyBase_ProdOrderComp[1]" w:storeItemID="{B5020E7C-C108-4EE1-9B6B-FACFB2E5F740}" w16sdtdh:storeItemChecksum="CpSsBw=="/>
+                                    <w15:dataBinding w:prefixMappings="xmlns:ns0='urn:microsoft-dynamics-nav/reports/Prod_Order_Shortage_List/99000788/'" w:xpath="/ns0:NavWordReportXmlPart[1]/ns0:Production_Order[1]/ns0:Prod_Order_Line[1]/ns0:Prod_Order_Component[1]/ns0:RemQtyBase_ProdOrderComp[1]" w:storeItemID="{B5020E7C-C108-4EE1-9B6B-FACFB2E5F740}" w16sdtdh:storeItemChecksum="CpSsBw=="/>
                                   </w:sdtPr>
                                   <w:sdtContent>
                                     <w:tc>
@@ -1882,7 +1882,7 @@
                                     <w:placeholder>
                                       <w:docPart w:val="E00D571E1CC94893BED89712737FEB36"/>
                                     </w:placeholder>
-                                    <w15:dataBinding w:prefixMappings="xmlns:ns0='urn:microsoft-dynamics-nav/reports/FS_YSC_ProdOrderShortageList/50201/' " w:xpath="/ns0:NavWordReportXmlPart[1]/ns0:Production_Order[1]/ns0:Prod_Order_Line[1]/ns0:Prod_Order_Component[1]/ns0:CompItemInventory[1]" w:storeItemID="{B5020E7C-C108-4EE1-9B6B-FACFB2E5F740}" w16sdtdh:storeItemChecksum="CpSsBw=="/>
+                                    <w15:dataBinding w:prefixMappings="xmlns:ns0='urn:microsoft-dynamics-nav/reports/Prod_Order_Shortage_List/99000788/'" w:xpath="/ns0:NavWordReportXmlPart[1]/ns0:Production_Order[1]/ns0:Prod_Order_Line[1]/ns0:Prod_Order_Component[1]/ns0:CompItemInventory[1]" w:storeItemID="{B5020E7C-C108-4EE1-9B6B-FACFB2E5F740}" w16sdtdh:storeItemChecksum="CpSsBw=="/>
                                   </w:sdtPr>
                                   <w:sdtContent>
                                     <w:tc>
@@ -1924,7 +1924,7 @@
                                     <w:placeholder>
                                       <w:docPart w:val="E00D571E1CC94893BED89712737FEB36"/>
                                     </w:placeholder>
-                                    <w15:dataBinding w:prefixMappings="xmlns:ns0='urn:microsoft-dynamics-nav/reports/FS_YSC_ProdOrderShortageList/50201/' " w:xpath="/ns0:NavWordReportXmlPart[1]/ns0:Production_Order[1]/ns0:Prod_Order_Line[1]/ns0:Prod_Order_Component[1]/ns0:CompItemInvRemQtyBase[1]" w:storeItemID="{B5020E7C-C108-4EE1-9B6B-FACFB2E5F740}" w16sdtdh:storeItemChecksum="CpSsBw=="/>
+                                    <w15:dataBinding w:prefixMappings="xmlns:ns0='urn:microsoft-dynamics-nav/reports/Prod_Order_Shortage_List/99000788/'" w:xpath="/ns0:NavWordReportXmlPart[1]/ns0:Production_Order[1]/ns0:Prod_Order_Line[1]/ns0:Prod_Order_Component[1]/ns0:CompItemInvRemQtyBase[1]" w:storeItemID="{B5020E7C-C108-4EE1-9B6B-FACFB2E5F740}" w16sdtdh:storeItemChecksum="CpSsBw=="/>
                                   </w:sdtPr>
                                   <w:sdtContent>
                                     <w:tc>
@@ -1966,7 +1966,7 @@
                                     <w:placeholder>
                                       <w:docPart w:val="E00D571E1CC94893BED89712737FEB36"/>
                                     </w:placeholder>
-                                    <w15:dataBinding w:prefixMappings="xmlns:ns0='urn:microsoft-dynamics-nav/reports/FS_YSC_ProdOrderShortageList/50201/' " w:xpath="/ns0:NavWordReportXmlPart[1]/ns0:Production_Order[1]/ns0:Prod_Order_Line[1]/ns0:Prod_Order_Component[1]/ns0:CompItemSchdldRcptQty[1]" w:storeItemID="{B5020E7C-C108-4EE1-9B6B-FACFB2E5F740}" w16sdtdh:storeItemChecksum="CpSsBw=="/>
+                                    <w15:dataBinding w:prefixMappings="xmlns:ns0='urn:microsoft-dynamics-nav/reports/Prod_Order_Shortage_List/99000788/'" w:xpath="/ns0:NavWordReportXmlPart[1]/ns0:Production_Order[1]/ns0:Prod_Order_Line[1]/ns0:Prod_Order_Component[1]/ns0:CompItemSchdldRcptQty[1]" w:storeItemID="{B5020E7C-C108-4EE1-9B6B-FACFB2E5F740}" w16sdtdh:storeItemChecksum="CpSsBw=="/>
                                   </w:sdtPr>
                                   <w:sdtContent>
                                     <w:tc>
@@ -2008,7 +2008,7 @@
                                     <w:placeholder>
                                       <w:docPart w:val="E00D571E1CC94893BED89712737FEB36"/>
                                     </w:placeholder>
-                                    <w15:dataBinding w:prefixMappings="xmlns:ns0='urn:microsoft-dynamics-nav/reports/FS_YSC_ProdOrderShortageList/50201/' " w:xpath="/ns0:NavWordReportXmlPart[1]/ns0:Production_Order[1]/ns0:Prod_Order_Line[1]/ns0:Prod_Order_Component[1]/ns0:CompItemSchdldNeedQty[1]" w:storeItemID="{B5020E7C-C108-4EE1-9B6B-FACFB2E5F740}" w16sdtdh:storeItemChecksum="CpSsBw=="/>
+                                    <w15:dataBinding w:prefixMappings="xmlns:ns0='urn:microsoft-dynamics-nav/reports/Prod_Order_Shortage_List/99000788/'" w:xpath="/ns0:NavWordReportXmlPart[1]/ns0:Production_Order[1]/ns0:Prod_Order_Line[1]/ns0:Prod_Order_Component[1]/ns0:CompItemSchdldNeedQty[1]" w:storeItemID="{B5020E7C-C108-4EE1-9B6B-FACFB2E5F740}" w16sdtdh:storeItemChecksum="CpSsBw=="/>
                                   </w:sdtPr>
                                   <w:sdtContent>
                                     <w:tc>
@@ -2050,7 +2050,7 @@
                                     <w:placeholder>
                                       <w:docPart w:val="E00D571E1CC94893BED89712737FEB36"/>
                                     </w:placeholder>
-                                    <w15:dataBinding w:prefixMappings="xmlns:ns0='urn:microsoft-dynamics-nav/reports/FS_YSC_ProdOrderShortageList/50201/' " w:xpath="/ns0:NavWordReportXmlPart[1]/ns0:Production_Order[1]/ns0:Prod_Order_Line[1]/ns0:Prod_Order_Component[1]/ns0:CompItemQtyonPurchOrder[1]" w:storeItemID="{B5020E7C-C108-4EE1-9B6B-FACFB2E5F740}" w16sdtdh:storeItemChecksum="CpSsBw=="/>
+                                    <w15:dataBinding w:prefixMappings="xmlns:ns0='urn:microsoft-dynamics-nav/reports/Prod_Order_Shortage_List/99000788/'" w:xpath="/ns0:NavWordReportXmlPart[1]/ns0:Production_Order[1]/ns0:Prod_Order_Line[1]/ns0:Prod_Order_Component[1]/ns0:CompItemQtyonPurchOrder[1]" w:storeItemID="{B5020E7C-C108-4EE1-9B6B-FACFB2E5F740}" w16sdtdh:storeItemChecksum="CpSsBw=="/>
                                   </w:sdtPr>
                                   <w:sdtContent>
                                     <w:tc>
@@ -2092,7 +2092,7 @@
                                     <w:placeholder>
                                       <w:docPart w:val="E00D571E1CC94893BED89712737FEB36"/>
                                     </w:placeholder>
-                                    <w15:dataBinding w:prefixMappings="xmlns:ns0='urn:microsoft-dynamics-nav/reports/FS_YSC_ProdOrderShortageList/50201/' " w:xpath="/ns0:NavWordReportXmlPart[1]/ns0:Production_Order[1]/ns0:Prod_Order_Line[1]/ns0:Prod_Order_Component[1]/ns0:CompItemQtyonSalesOrder[1]" w:storeItemID="{B5020E7C-C108-4EE1-9B6B-FACFB2E5F740}" w16sdtdh:storeItemChecksum="CpSsBw=="/>
+                                    <w15:dataBinding w:prefixMappings="xmlns:ns0='urn:microsoft-dynamics-nav/reports/Prod_Order_Shortage_List/99000788/'" w:xpath="/ns0:NavWordReportXmlPart[1]/ns0:Production_Order[1]/ns0:Prod_Order_Line[1]/ns0:Prod_Order_Component[1]/ns0:CompItemQtyonSalesOrder[1]" w:storeItemID="{B5020E7C-C108-4EE1-9B6B-FACFB2E5F740}" w16sdtdh:storeItemChecksum="CpSsBw=="/>
                                   </w:sdtPr>
                                   <w:sdtContent>
                                     <w:tc>
@@ -2134,7 +2134,7 @@
                                     <w:placeholder>
                                       <w:docPart w:val="E00D571E1CC94893BED89712737FEB36"/>
                                     </w:placeholder>
-                                    <w15:dataBinding w:prefixMappings="xmlns:ns0='urn:microsoft-dynamics-nav/reports/FS_YSC_ProdOrderShortageList/50201/' " w:xpath="/ns0:NavWordReportXmlPart[1]/ns0:Production_Order[1]/ns0:Prod_Order_Line[1]/ns0:Prod_Order_Component[1]/ns0:NeededQuantity[1]" w:storeItemID="{B5020E7C-C108-4EE1-9B6B-FACFB2E5F740}" w16sdtdh:storeItemChecksum="CpSsBw=="/>
+                                    <w15:dataBinding w:prefixMappings="xmlns:ns0='urn:microsoft-dynamics-nav/reports/Prod_Order_Shortage_List/99000788/'" w:xpath="/ns0:NavWordReportXmlPart[1]/ns0:Production_Order[1]/ns0:Prod_Order_Line[1]/ns0:Prod_Order_Component[1]/ns0:NeededQuantity[1]" w:storeItemID="{B5020E7C-C108-4EE1-9B6B-FACFB2E5F740}" w16sdtdh:storeItemChecksum="CpSsBw=="/>
                                   </w:sdtPr>
                                   <w:sdtContent>
                                     <w:tc>

--- a/src/Layers/W1/BaseApp/Manufacturing/Reports/ProdOrderShortageList.docx
+++ b/src/Layers/W1/BaseApp/Manufacturing/Reports/ProdOrderShortageList.docx
@@ -1248,7 +1248,7 @@
                       <w:szCs w:val="16"/>
                     </w:rPr>
                     <w:alias w:val="#Nav: /Production_Order/Status_ProdOrder"/>
-                    <w:tag w:val="#Nav: FS_YSC_ProdOrderShortageList/50201"/>
+                    <w:tag w:val="#Nav: Prod_Order_Shortage_List/99000788"/>
                     <w:id w:val="-1593617629"/>
                     <w:placeholder>
                       <w:docPart w:val="22127FA57CEB479E9693E1CF6F59CC18"/>
@@ -1295,7 +1295,7 @@
                       <w:szCs w:val="16"/>
                     </w:rPr>
                     <w:alias w:val="#Nav: /Production_Order/No_ProdOrder"/>
-                    <w:tag w:val="#Nav: FS_YSC_ProdOrderShortageList/50201"/>
+                    <w:tag w:val="#Nav: Prod_Order_Shortage_List/99000788"/>
                     <w:id w:val="366186385"/>
                     <w:placeholder>
                       <w:docPart w:val="22127FA57CEB479E9693E1CF6F59CC18"/>
@@ -1342,7 +1342,7 @@
                       <w:szCs w:val="16"/>
                     </w:rPr>
                     <w:alias w:val="#Nav: /Production_Order/Desc_ProdOrder"/>
-                    <w:tag w:val="#Nav: FS_YSC_ProdOrderShortageList/50201"/>
+                    <w:tag w:val="#Nav: Prod_Order_Shortage_List/99000788"/>
                     <w:id w:val="954830833"/>
                     <w:placeholder>
                       <w:docPart w:val="22127FA57CEB479E9693E1CF6F59CC18"/>
@@ -1390,7 +1390,7 @@
                       <w:szCs w:val="16"/>
                     </w:rPr>
                     <w:alias w:val="#Nav: /Production_Order/DueDate_ProdOrder"/>
-                    <w:tag w:val="#Nav: FS_YSC_ProdOrderShortageList/50201"/>
+                    <w:tag w:val="#Nav: Prod_Order_Shortage_List/99000788"/>
                     <w:id w:val="-1506051998"/>
                     <w:placeholder>
                       <w:docPart w:val="22127FA57CEB479E9693E1CF6F59CC18"/>
@@ -1753,7 +1753,7 @@
                                       <w:szCs w:val="16"/>
                                     </w:rPr>
                                     <w:alias w:val="#Nav: /Production_Order/Prod_Order_Line/Prod_Order_Component/ItemNo_ProdOrderComp"/>
-                                    <w:tag w:val="#Nav: FS_YSC_ProdOrderShortageList/50201"/>
+                                    <w:tag w:val="#Nav: Prod_Order_Shortage_List/99000788"/>
                                     <w:id w:val="473188509"/>
                                     <w:placeholder>
                                       <w:docPart w:val="E00D571E1CC94893BED89712737FEB36"/>
@@ -1794,7 +1794,7 @@
                                       <w:szCs w:val="16"/>
                                     </w:rPr>
                                     <w:alias w:val="#Nav: /Production_Order/Prod_Order_Line/Prod_Order_Component/Desc_ProdOrderComp"/>
-                                    <w:tag w:val="#Nav: FS_YSC_ProdOrderShortageList/50201"/>
+                                    <w:tag w:val="#Nav: Prod_Order_Shortage_List/99000788"/>
                                     <w:id w:val="-1794443986"/>
                                     <w:placeholder>
                                       <w:docPart w:val="E00D571E1CC94893BED89712737FEB36"/>
@@ -1835,7 +1835,7 @@
                                       <w:szCs w:val="16"/>
                                     </w:rPr>
                                     <w:alias w:val="#Nav: /Production_Order/Prod_Order_Line/Prod_Order_Component/RemQtyBase_ProdOrderComp"/>
-                                    <w:tag w:val="#Nav: FS_YSC_ProdOrderShortageList/50201"/>
+                                    <w:tag w:val="#Nav: Prod_Order_Shortage_List/99000788"/>
                                     <w:id w:val="1391234884"/>
                                     <w:placeholder>
                                       <w:docPart w:val="E00D571E1CC94893BED89712737FEB36"/>
@@ -1877,7 +1877,7 @@
                                       <w:szCs w:val="16"/>
                                     </w:rPr>
                                     <w:alias w:val="#Nav: /Production_Order/Prod_Order_Line/Prod_Order_Component/CompItemInventory"/>
-                                    <w:tag w:val="#Nav: FS_YSC_ProdOrderShortageList/50201"/>
+                                    <w:tag w:val="#Nav: Prod_Order_Shortage_List/99000788"/>
                                     <w:id w:val="-1227597616"/>
                                     <w:placeholder>
                                       <w:docPart w:val="E00D571E1CC94893BED89712737FEB36"/>
@@ -1919,7 +1919,7 @@
                                       <w:szCs w:val="16"/>
                                     </w:rPr>
                                     <w:alias w:val="#Nav: /Production_Order/Prod_Order_Line/Prod_Order_Component/CompItemInvRemQtyBase"/>
-                                    <w:tag w:val="#Nav: FS_YSC_ProdOrderShortageList/50201"/>
+                                    <w:tag w:val="#Nav: Prod_Order_Shortage_List/99000788"/>
                                     <w:id w:val="-263842314"/>
                                     <w:placeholder>
                                       <w:docPart w:val="E00D571E1CC94893BED89712737FEB36"/>
@@ -1961,7 +1961,7 @@
                                       <w:szCs w:val="16"/>
                                     </w:rPr>
                                     <w:alias w:val="#Nav: /Production_Order/Prod_Order_Line/Prod_Order_Component/CompItemSchdldRcptQty"/>
-                                    <w:tag w:val="#Nav: FS_YSC_ProdOrderShortageList/50201"/>
+                                    <w:tag w:val="#Nav: Prod_Order_Shortage_List/99000788"/>
                                     <w:id w:val="146011720"/>
                                     <w:placeholder>
                                       <w:docPart w:val="E00D571E1CC94893BED89712737FEB36"/>
@@ -2003,7 +2003,7 @@
                                       <w:szCs w:val="16"/>
                                     </w:rPr>
                                     <w:alias w:val="#Nav: /Production_Order/Prod_Order_Line/Prod_Order_Component/CompItemSchdldNeedQty"/>
-                                    <w:tag w:val="#Nav: FS_YSC_ProdOrderShortageList/50201"/>
+                                    <w:tag w:val="#Nav: Prod_Order_Shortage_List/99000788"/>
                                     <w:id w:val="1061985865"/>
                                     <w:placeholder>
                                       <w:docPart w:val="E00D571E1CC94893BED89712737FEB36"/>
@@ -2045,7 +2045,7 @@
                                       <w:szCs w:val="16"/>
                                     </w:rPr>
                                     <w:alias w:val="#Nav: /Production_Order/Prod_Order_Line/Prod_Order_Component/CompItemQtyonPurchOrder"/>
-                                    <w:tag w:val="#Nav: FS_YSC_ProdOrderShortageList/50201"/>
+                                    <w:tag w:val="#Nav: Prod_Order_Shortage_List/99000788"/>
                                     <w:id w:val="1849296571"/>
                                     <w:placeholder>
                                       <w:docPart w:val="E00D571E1CC94893BED89712737FEB36"/>
@@ -2087,7 +2087,7 @@
                                       <w:szCs w:val="16"/>
                                     </w:rPr>
                                     <w:alias w:val="#Nav: /Production_Order/Prod_Order_Line/Prod_Order_Component/CompItemQtyonSalesOrder"/>
-                                    <w:tag w:val="#Nav: FS_YSC_ProdOrderShortageList/50201"/>
+                                    <w:tag w:val="#Nav: Prod_Order_Shortage_List/99000788"/>
                                     <w:id w:val="449364142"/>
                                     <w:placeholder>
                                       <w:docPart w:val="E00D571E1CC94893BED89712737FEB36"/>
@@ -2129,7 +2129,7 @@
                                       <w:szCs w:val="16"/>
                                     </w:rPr>
                                     <w:alias w:val="#Nav: /Production_Order/Prod_Order_Line/Prod_Order_Component/NeededQuantity"/>
-                                    <w:tag w:val="#Nav: FS_YSC_ProdOrderShortageList/50201"/>
+                                    <w:tag w:val="#Nav: Prod_Order_Shortage_List/99000788"/>
                                     <w:id w:val="-2060768731"/>
                                     <w:placeholder>
                                       <w:docPart w:val="E00D571E1CC94893BED89712737FEB36"/>
@@ -4649,115 +4649,650 @@
 </a:theme>
 </file>
 
-<file path=customXml/item2.xml><?xml version="1.0" encoding="utf-8"?>
-<NavWordReportXmlPart xmlns="urn:microsoft-dynamics-nav/reports/Prod_Order_Shortage_List/99000788/">
-  <BCReportInformation>
-    <ReportMetadata>
-      <ExtensionId>Extension ID</ExtensionId>
-      <ExtensionName>Extension Name</ExtensionName>
-      <ExtensionPublisher>Extension Publisher</ExtensionPublisher>
-      <ExtensionVersion>Extension Version</ExtensionVersion>
-      <ReportId>Report ID</ReportId>
-      <ReportName>Report Name</ReportName>
-      <AboutThisReportTitle>About This Report Title</AboutThisReportTitle>
-      <AboutThisReportText>About This Report Text</AboutThisReportText>
-      <ReportHelpLink>Report Help Link</ReportHelpLink>
-    </ReportMetadata>
-    <ReportRequest>
-      <TenantEntraId>Tenant Entra Id</TenantEntraId>
-      <EnvironmentName>Environment Name</EnvironmentName>
-      <EnvironmentType>Environment Type</EnvironmentType>
-      <CompanyName>Company Name</CompanyName>
-      <CompanyDisplayName>Company Display Name</CompanyDisplayName>
-      <CompanyId>Company ID</CompanyId>
-      <UserName>User Name</UserName>
-      <DateAndTime>Date and Time</DateAndTime>
-      <Language>Language</Language>
-      <FormatRegion>Format Region</FormatRegion>
-      <DateTimeValues>
-        <Year>Year</Year>
-        <MonthNumber>Month Number</MonthNumber>
-        <DayNumber>Day Number</DayNumber>
-        <Hour>Hour</Hour>
-        <Minute>Minute</Minute>
-      </DateTimeValues>
-    </ReportRequest>
-  </BCReportInformation>
-  <Labels>
-    <AboutTheReportLabel>AboutTheReportLabel</AboutTheReportLabel>
-    <CompanyLabel>CompanyLabel</CompanyLabel>
-    <CompItemInventoryCaptionLbl>CompItemInventoryCaptionLbl</CompItemInventoryCaptionLbl>
-    <CompItemQtyonPurchOrderCaption>CompItemQtyonPurchOrderCaption</CompItemQtyonPurchOrderCaption>
-    <CompItemQtyonSalesOrderCaption>CompItemQtyonSalesOrderCaption</CompItemQtyonSalesOrderCaption>
-    <CompItemSchdldNeedQtyCaption>CompItemSchdldNeedQtyCaption</CompItemSchdldNeedQtyCaption>
-    <CompItemSchdldRcptQtyCaption>CompItemSchdldRcptQtyCaption</CompItemSchdldRcptQtyCaption>
-    <CompItemScheduledNeedQtyCaptionLbl>CompItemScheduledNeedQtyCaptionLbl</CompItemScheduledNeedQtyCaptionLbl>
-    <DataRetrieved>DataRetrieved</DataRetrieved>
-    <Desc_ProdOrderCaption>Desc_ProdOrderCaption</Desc_ProdOrderCaption>
-    <Desc_ProdOrderCompCaption>Desc_ProdOrderCompCaption</Desc_ProdOrderCompCaption>
-    <DescCaptionLbl>DescCaptionLbl</DescCaptionLbl>
-    <DocumentationLabel>DocumentationLabel</DocumentationLabel>
-    <DueDateCaptionLbl>DueDateCaptionLbl</DueDateCaptionLbl>
-    <EnvironmentLabel>EnvironmentLabel</EnvironmentLabel>
-    <ItemDescCaptionLbl>ItemDescCaptionLbl</ItemDescCaptionLbl>
-    <ItemNo_ProdOrderCompCaption>ItemNo_ProdOrderCompCaption</ItemNo_ProdOrderCompCaption>
-    <ItemNoCaptionLbl>ItemNoCaptionLbl</ItemNoCaptionLbl>
-    <LineNo_ProdOrderLineCaption>LineNo_ProdOrderLineCaption</LineNo_ProdOrderLineCaption>
-    <LineNoCaptionLbl>LineNoCaptionLbl</LineNoCaptionLbl>
-    <NeededQtyCaptionLbl>NeededQtyCaptionLbl</NeededQtyCaptionLbl>
-    <No_ProdOrderCaption>No_ProdOrderCaption</No_ProdOrderCaption>
-    <NoCaptionLbl>NoCaptionLbl</NoCaptionLbl>
-    <PageNoCaptionLbl>PageNoCaptionLbl</PageNoCaptionLbl>
-    <PostingDateFilterLabel>PostingDateFilterLabel</PostingDateFilterLabel>
-    <ProdShtgList>ProdShtgList</ProdShtgList>
-    <ProdShtgListAnalysis>ProdShtgListAnalysis</ProdShtgListAnalysis>
-    <ProdShtgListPrint>ProdShtgListPrint</ProdShtgListPrint>
-    <QtyonPurchOrderCaptionLbl>QtyonPurchOrderCaptionLbl</QtyonPurchOrderCaptionLbl>
-    <QtyonSalesOrderCaptionLbl>QtyonSalesOrderCaptionLbl</QtyonSalesOrderCaptionLbl>
-    <ReceiptQtyCaptionLbl>ReceiptQtyCaptionLbl</ReceiptQtyCaptionLbl>
-    <RemainingQtyBaseCaptionLbl>RemainingQtyBaseCaptionLbl</RemainingQtyBaseCaptionLbl>
-    <RemQtyBaseCaptionLbl>RemQtyBaseCaptionLbl</RemQtyBaseCaptionLbl>
-    <ReportNameLabel>ReportNameLabel</ReportNameLabel>
-    <RunOnLabel>RunOnLabel</RunOnLabel>
-    <Status_ProdOrderCaption>Status_ProdOrderCaption</Status_ProdOrderCaption>
-    <StatusCaptionLbl>StatusCaptionLbl</StatusCaptionLbl>
-    <UserLabel>UserLabel</UserLabel>
-  </Labels>
-  <Production_Order>
-    <CompanyName>CompanyName</CompanyName>
-    <CompItemInventoryCaption>CompItemInventoryCaption</CompItemInventoryCaption>
-    <CompItemScheduledNeedQtyCaption>CompItemScheduledNeedQtyCaption</CompItemScheduledNeedQtyCaption>
-    <Desc_ProdOrder>Desc_ProdOrder</Desc_ProdOrder>
-    <DueDateCaption>DueDateCaption</DueDateCaption>
-    <DueDate_ProdOrder>DueDate_ProdOrder</DueDate_ProdOrder>
-    <NeededQtyCaption>NeededQtyCaption</NeededQtyCaption>
-    <No_ProdOrder>No_ProdOrder</No_ProdOrder>
-    <PageNoCaption>PageNoCaption</PageNoCaption>
-    <QtyonPurchOrderCaption>QtyonPurchOrderCaption</QtyonPurchOrderCaption>
-    <QtyonSalesOrderCaption>QtyonSalesOrderCaption</QtyonSalesOrderCaption>
-    <ReceiptQtyCaption>ReceiptQtyCaption</ReceiptQtyCaption>
-    <RemainingQtyBaseCaption>RemainingQtyBaseCaption</RemainingQtyBaseCaption>
-    <RemQtyBaseCaption>RemQtyBaseCaption</RemQtyBaseCaption>
-    <ShortageListCaption>ShortageListCaption</ShortageListCaption>
-    <Status_ProdOrder>Status_ProdOrder</Status_ProdOrder>
-    <TodayFormatted>TodayFormatted</TodayFormatted>
-    <Prod_Order_Line>
-      <LineNo_ProdOrderLine>LineNo_ProdOrderLine</LineNo_ProdOrderLine>
-      <Prod_Order_Component>
-        <CompItemInventory>CompItemInventory</CompItemInventory>
-        <CompItemInvRemQtyBase>CompItemInvRemQtyBase</CompItemInvRemQtyBase>
-        <CompItemQtyonPurchOrder>CompItemQtyonPurchOrder</CompItemQtyonPurchOrder>
-        <CompItemQtyonSalesOrder>CompItemQtyonSalesOrder</CompItemQtyonSalesOrder>
-        <CompItemSchdldNeedQty>CompItemSchdldNeedQty</CompItemSchdldNeedQty>
-        <CompItemSchdldRcptQty>CompItemSchdldRcptQty</CompItemSchdldRcptQty>
-        <Desc_ProdOrderComp>Desc_ProdOrderComp</Desc_ProdOrderComp>
-        <ItemNo_ProdOrderComp>ItemNo_ProdOrderComp</ItemNo_ProdOrderComp>
-        <NeededQuantity>NeededQuantity</NeededQuantity>
-        <RemQtyBase_ProdOrderComp>RemQtyBase_ProdOrderComp</RemQtyBase_ProdOrderComp>
-      </Prod_Order_Component>
-    </Prod_Order_Line>
-  </Production_Order>
-</NavWordReportXmlPart>
+<file path=customXml/item2.xml>��< ? x m l   v e r s i o n = " 1 . 0 "   e n c o d i n g = " u t f - 1 6 " ? > + 
+ < N a v W o r d R e p o r t X m l P a r t   x m l n s = " u r n : m i c r o s o f t - d y n a m i c s - n a v / r e p o r t s / P r o d _ O r d e r _ S h o r t a g e _ L i s t / 9 9 0 0 0 7 8 8 / " > + 
+     < B C R e p o r t I n f o r m a t i o n > + 
+         < R e p o r t M e t a d a t a > + 
+             < E x t e n s i o n I d > E x t e n s i o n   I D < / E x t e n s i o n I d > + 
+             < E x t e n s i o n N a m e > E x t e n s i o n   N a m e < / E x t e n s i o n N a m e > + 
+             < E x t e n s i o n P u b l i s h e r > E x t e n s i o n   P u b l i s h e r < / E x t e n s i o n P u b l i s h e r > + 
+             < E x t e n s i o n V e r s i o n > E x t e n s i o n   V e r s i o n < / E x t e n s i o n V e r s i o n > + 
+             < R e p o r t I d > R e p o r t   I D < / R e p o r t I d > + 
+             < R e p o r t N a m e > R e p o r t   N a m e < / R e p o r t N a m e > + 
+             < A b o u t T h i s R e p o r t T i t l e > A b o u t   T h i s   R e p o r t   T i t l e < / A b o u t T h i s R e p o r t T i t l e > + 
+             < A b o u t T h i s R e p o r t T e x t > A b o u t   T h i s   R e p o r t   T e x t < / A b o u t T h i s R e p o r t T e x t > + 
+             < R e p o r t H e l p L i n k > R e p o r t   H e l p   L i n k < / R e p o r t H e l p L i n k > + 
+         < / R e p o r t M e t a d a t a > + 
+         < R e p o r t R e q u e s t > + 
+             < T e n a n t E n t r a I d > T e n a n t   E n t r a   I d < / T e n a n t E n t r a I d > + 
+             < E n v i r o n m e n t N a m e > E n v i r o n m e n t   N a m e < / E n v i r o n m e n t N a m e > + 
+             < E n v i r o n m e n t T y p e > E n v i r o n m e n t   T y p e < / E n v i r o n m e n t T y p e > + 
+             < C o m p a n y N a m e > C o m p a n y   N a m e < / C o m p a n y N a m e > + 
+             < C o m p a n y D i s p l a y N a m e > C o m p a n y   D i s p l a y   N a m e < / C o m p a n y D i s p l a y N a m e > + 
+             < C o m p a n y I d > C o m p a n y   I D < / C o m p a n y I d > + 
+             < U s e r N a m e > U s e r   N a m e < / U s e r N a m e > + 
+             < D a t e A n d T i m e > D a t e   a n d   T i m e < / D a t e A n d T i m e > + 
+             < L a n g u a g e > L a n g u a g e < / L a n g u a g e > + 
+             < F o r m a t R e g i o n > F o r m a t   R e g i o n < / F o r m a t R e g i o n > + 
+             < D a t e T i m e V a l u e s > + 
+                 < Y e a r > Y e a r < / Y e a r > + 
+                 < M o n t h N u m b e r > M o n t h   N u m b e r < / M o n t h N u m b e r > + 
+                 < D a y N u m b e r > D a y   N u m b e r < / D a y N u m b e r > + 
+                 < H o u r > H o u r < / H o u r > + 
+                 < M i n u t e > M i n u t e < / M i n u t e > + 
+             < / D a t e T i m e V a l u e s > + 
+         < / R e p o r t R e q u e s t > + 
+         < C o m p a n y M e t a d a t a > + 
+             < C o m p a n y N a m e > C o m p a n y   N a m e < / C o m p a n y N a m e > + 
+             < C o m p a n y D i s p l a y N a m e > C o m p a n y   D i s p l a y   N a m e < / C o m p a n y D i s p l a y N a m e > + 
+             < C o m p a n y A d d r e s s L i n e s > + 
+                 < C o m p a n y A d d r e s s L i n e > C o m p a n y   A d d r e s s   L i n e   1 < / C o m p a n y A d d r e s s L i n e > + 
+                 < C o m p a n y A d d r e s s L i n e > C o m p a n y   A d d r e s s   L i n e   2 < / C o m p a n y A d d r e s s L i n e > + 
+                 < C o m p a n y A d d r e s s L i n e > C o m p a n y   A d d r e s s   L i n e   3 < / C o m p a n y A d d r e s s L i n e > + 
+                 < C o m p a n y A d d r e s s L i n e > C o m p a n y   A d d r e s s   L i n e   4 < / C o m p a n y A d d r e s s L i n e > + 
+                 < C o m p a n y A d d r e s s L i n e > C o m p a n y   A d d r e s s   L i n e   5 < / C o m p a n y A d d r e s s L i n e > + 
+                 < C o m p a n y A d d r e s s L i n e > C o m p a n y   A d d r e s s   L i n e   6 < / C o m p a n y A d d r e s s L i n e > + 
+                 < C o m p a n y A d d r e s s L i n e > C o m p a n y   A d d r e s s   L i n e   7 < / C o m p a n y A d d r e s s L i n e > + 
+                 < C o m p a n y A d d r e s s L i n e > C o m p a n y   A d d r e s s   L i n e   8 < / C o m p a n y A d d r e s s L i n e > + 
+             < / C o m p a n y A d d r e s s L i n e s > + 
+             < C o m p a n y P h o n e > C o m p a n y   P h o n e < / C o m p a n y P h o n e > + 
+             < C o m p a n y P h o n e C a p t i o n > C o m p a n y   P h o n e   C a p t i o n < / C o m p a n y P h o n e C a p t i o n > + 
+             < C o m p a n y F a x N o > C o m p a n y   F a x   N o . < / C o m p a n y F a x N o > + 
+             < C o m p a n y F a x N o C a p t i o n > C o m p a n y   F a x   N o .   C a p t i o n < / C o m p a n y F a x N o C a p t i o n > + 
+             < C o m p a n y E m a i l > C o m p a n y   E m a i l < / C o m p a n y E m a i l > + 
+             < C o m p a n y E m a i l C a p t i o n > C o m p a n y   E m a i l   C a p t i o n < / C o m p a n y E m a i l C a p t i o n > + 
+             < C o m p a n y H o m e P a g e > C o m p a n y   H o m e   P a g e < / C o m p a n y H o m e P a g e > + 
+             < C o m p a n y H o m e P a g e C a p t i o n > C o m p a n y   H o m e   P a g e   C a p t i o n < / C o m p a n y H o m e P a g e C a p t i o n > + 
+             < C o m p a n y L o g o > C o m p a n y   L o g o < / C o m p a n y L o g o > + 
+             < C o m p a n y V A T R e g i s t r a t i o n N o > C o m p a n y   V A T   R e g i s t r a t i o n   N o . < / C o m p a n y V A T R e g i s t r a t i o n N o > + 
+             < C o m p a n y V A T R e g i s t r a t i o n N o C a p t i o n > C o m p a n y   V A T   R e g i s t r a t i o n   N o .   C a p t i o n < / C o m p a n y V A T R e g i s t r a t i o n N o C a p t i o n > + 
+             < C o m p a n y R e g i s t r a t i o n N o > C o m p a n y   R e g i s t r a t i o n   N o . < / C o m p a n y R e g i s t r a t i o n N o > + 
+             < C o m p a n y R e g i s t r a t i o n N o C a p t i o n > C o m p a n y   R e g i s t r a t i o n   N o .   C a p t i o n < / C o m p a n y R e g i s t r a t i o n N o C a p t i o n > + 
+             < C o m p a n y B a n k N a m e > C o m p a n y   B a n k   N a m e < / C o m p a n y B a n k N a m e > + 
+             < C o m p a n y B a n k N a m e C a p t i o n > C o m p a n y   B a n k   N a m e   C a p t i o n < / C o m p a n y B a n k N a m e C a p t i o n > + 
+             < C o m p a n y B a n k A c c o u n t N o > C o m p a n y   B a n k   A c c o u n t   N o . < / C o m p a n y B a n k A c c o u n t N o > + 
+             < C o m p a n y B a n k A c c o u n t N o C a p t i o n > C o m p a n y   B a n k   A c c o u n t   N o .   C a p t i o n < / C o m p a n y B a n k A c c o u n t N o C a p t i o n > + 
+             < C o m p a n y B a n k B r a n c h N o > C o m p a n y   B a n k   B r a n c h   N o . < / C o m p a n y B a n k B r a n c h N o > + 
+             < C o m p a n y B a n k B r a n c h N o C a p t i o n > C o m p a n y   B a n k   B r a n c h   N o .   C a p t i o n < / C o m p a n y B a n k B r a n c h N o C a p t i o n > + 
+             < C o m p a n y I B A N > C o m p a n y   I B A N < / C o m p a n y I B A N > + 
+             < C o m p a n y I B A N C a p t i o n > C o m p a n y   I B A N   C a p t i o n < / C o m p a n y I B A N C a p t i o n > + 
+             < C o m p a n y B a n k S W I F T > C o m p a n y   B a n k   S W I F T < / C o m p a n y B a n k S W I F T > + 
+             < C o m p a n y B a n k S W I F T C a p t i o n > C o m p a n y   B a n k   S W I F T   C a p t i o n < / C o m p a n y B a n k S W I F T C a p t i o n > + 
+             < C o m p a n y G i r o N o > C o m p a n y   G i r o   N o . < / C o m p a n y G i r o N o > + 
+             < C o m p a n y G i r o N o C a p t i o n > C o m p a n y   G i r o   N o .   C a p t i o n < / C o m p a n y G i r o N o C a p t i o n > + 
+         < / C o m p a n y M e t a d a t a > + 
+     < / B C R e p o r t I n f o r m a t i o n > + 
+     < L a b e l s > + 
+         < A b o u t T h e R e p o r t L a b e l > A b o u t T h e R e p o r t L a b e l < / A b o u t T h e R e p o r t L a b e l > + 
+         < C o m p a n y L a b e l > C o m p a n y L a b e l < / C o m p a n y L a b e l > + 
+         < C o m p I t e m I n v e n t o r y C a p t i o n L b l > C o m p I t e m I n v e n t o r y C a p t i o n L b l < / C o m p I t e m I n v e n t o r y C a p t i o n L b l > + 
+         < C o m p I t e m Q t y o n P u r c h O r d e r C a p t i o n > C o m p I t e m Q t y o n P u r c h O r d e r C a p t i o n < / C o m p I t e m Q t y o n P u r c h O r d e r C a p t i o n > + 
+         < C o m p I t e m Q t y o n S a l e s O r d e r C a p t i o n > C o m p I t e m Q t y o n S a l e s O r d e r C a p t i o n < / C o m p I t e m Q t y o n S a l e s O r d e r C a p t i o n > + 
+         < C o m p I t e m S c h d l d N e e d Q t y C a p t i o n > C o m p I t e m S c h d l d N e e d Q t y C a p t i o n < / C o m p I t e m S c h d l d N e e d Q t y C a p t i o n > + 
+         < C o m p I t e m S c h d l d R c p t Q t y C a p t i o n > C o m p I t e m S c h d l d R c p t Q t y C a p t i o n < / C o m p I t e m S c h d l d R c p t Q t y C a p t i o n > + 
+         < C o m p I t e m S c h e d u l e d N e e d Q t y C a p t i o n L b l > C o m p I t e m S c h e d u l e d N e e d Q t y C a p t i o n L b l < / C o m p I t e m S c h e d u l e d N e e d Q t y C a p t i o n L b l > + 
+         < D a t a R e t r i e v e d > D a t a R e t r i e v e d < / D a t a R e t r i e v e d > + 
+         < D e s c _ P r o d O r d e r C a p t i o n > D e s c _ P r o d O r d e r C a p t i o n < / D e s c _ P r o d O r d e r C a p t i o n > + 
+         < D e s c _ P r o d O r d e r C o m p C a p t i o n > D e s c _ P r o d O r d e r C o m p C a p t i o n < / D e s c _ P r o d O r d e r C o m p C a p t i o n > + 
+         < D e s c C a p t i o n L b l > D e s c C a p t i o n L b l < / D e s c C a p t i o n L b l > + 
+         < D o c u m e n t a t i o n L a b e l > D o c u m e n t a t i o n L a b e l < / D o c u m e n t a t i o n L a b e l > + 
+         < D u e D a t e C a p t i o n L b l > D u e D a t e C a p t i o n L b l < / D u e D a t e C a p t i o n L b l > + 
+         < E n v i r o n m e n t L a b e l > E n v i r o n m e n t L a b e l < / E n v i r o n m e n t L a b e l > + 
+         < I t e m D e s c C a p t i o n L b l > I t e m D e s c C a p t i o n L b l < / I t e m D e s c C a p t i o n L b l > + 
+         < I t e m N o _ P r o d O r d e r C o m p C a p t i o n > I t e m N o _ P r o d O r d e r C o m p C a p t i o n < / I t e m N o _ P r o d O r d e r C o m p C a p t i o n > + 
+         < I t e m N o C a p t i o n L b l > I t e m N o C a p t i o n L b l < / I t e m N o C a p t i o n L b l > + 
+         < L i n e N o _ P r o d O r d e r L i n e C a p t i o n > L i n e N o _ P r o d O r d e r L i n e C a p t i o n < / L i n e N o _ P r o d O r d e r L i n e C a p t i o n > + 
+         < L i n e N o C a p t i o n L b l > L i n e N o C a p t i o n L b l < / L i n e N o C a p t i o n L b l > + 
+         < N e e d e d Q t y C a p t i o n L b l > N e e d e d Q t y C a p t i o n L b l < / N e e d e d Q t y C a p t i o n L b l > + 
+         < N o _ P r o d O r d e r C a p t i o n > N o _ P r o d O r d e r C a p t i o n < / N o _ P r o d O r d e r C a p t i o n > + 
+         < N o C a p t i o n L b l > N o C a p t i o n L b l < / N o C a p t i o n L b l > + 
+         < P a g e N o C a p t i o n L b l > P a g e N o C a p t i o n L b l < / P a g e N o C a p t i o n L b l > + 
+         < P o s t i n g D a t e F i l t e r L a b e l > P o s t i n g D a t e F i l t e r L a b e l < / P o s t i n g D a t e F i l t e r L a b e l > + 
+         < P r o d S h t g L i s t > P r o d S h t g L i s t < / P r o d S h t g L i s t > + 
+         < P r o d S h t g L i s t A n a l y s i s > P r o d S h t g L i s t A n a l y s i s < / P r o d S h t g L i s t A n a l y s i s > + 
+         < P r o d S h t g L i s t P r i n t > P r o d S h t g L i s t P r i n t < / P r o d S h t g L i s t P r i n t > + 
+         < Q t y o n P u r c h O r d e r C a p t i o n L b l > Q t y o n P u r c h O r d e r C a p t i o n L b l < / Q t y o n P u r c h O r d e r C a p t i o n L b l > + 
+         < Q t y o n S a l e s O r d e r C a p t i o n L b l > Q t y o n S a l e s O r d e r C a p t i o n L b l < / Q t y o n S a l e s O r d e r C a p t i o n L b l > + 
+         < R e c e i p t Q t y C a p t i o n L b l > R e c e i p t Q t y C a p t i o n L b l < / R e c e i p t Q t y C a p t i o n L b l > + 
+         < R e m a i n i n g Q t y B a s e C a p t i o n L b l > R e m a i n i n g Q t y B a s e C a p t i o n L b l < / R e m a i n i n g Q t y B a s e C a p t i o n L b l > + 
+         < R e m Q t y B a s e C a p t i o n L b l > R e m Q t y B a s e C a p t i o n L b l < / R e m Q t y B a s e C a p t i o n L b l > + 
+         < R e p o r t N a m e L a b e l > R e p o r t N a m e L a b e l < / R e p o r t N a m e L a b e l > + 
+         < R u n O n L a b e l > R u n O n L a b e l < / R u n O n L a b e l > + 
+         < S t a t u s _ P r o d O r d e r C a p t i o n > S t a t u s _ P r o d O r d e r C a p t i o n < / S t a t u s _ P r o d O r d e r C a p t i o n > + 
+         < S t a t u s C a p t i o n L b l > S t a t u s C a p t i o n L b l < / S t a t u s C a p t i o n L b l > + 
+         < U s e r L a b e l > U s e r L a b e l < / U s e r L a b e l > + 
+     < / L a b e l s > + 
+     < P r o d u c t i o n _ O r d e r > + 
+         < C o m p a n y N a m e > C o m p a n y N a m e < / C o m p a n y N a m e > + 
+         < C o m p I t e m I n v e n t o r y C a p t i o n > C o m p I t e m I n v e n t o r y C a p t i o n < / C o m p I t e m I n v e n t o r y C a p t i o n > + 
+         < C o m p I t e m S c h e d u l e d N e e d Q t y C a p t i o n > C o m p I t e m S c h e d u l e d N e e d Q t y C a p t i o n < / C o m p I t e m S c h e d u l e d N e e d Q t y C a p t i o n > + 
+         < D e s c _ P r o d O r d e r > D e s c _ P r o d O r d e r < / D e s c _ P r o d O r d e r > + 
+         < D u e D a t e C a p t i o n > D u e D a t e C a p t i o n < / D u e D a t e C a p t i o n > + 
+         < D u e D a t e _ P r o d O r d e r > D u e D a t e _ P r o d O r d e r < / D u e D a t e _ P r o d O r d e r > + 
+         < N e e d e d Q t y C a p t i o n > N e e d e d Q t y C a p t i o n < / N e e d e d Q t y C a p t i o n > + 
+         < N o _ P r o d O r d e r > N o _ P r o d O r d e r < / N o _ P r o d O r d e r > + 
+         < P a g e N o C a p t i o n > P a g e N o C a p t i o n < / P a g e N o C a p t i o n > + 
+         < Q t y o n P u r c h O r d e r C a p t i o n > Q t y o n P u r c h O r d e r C a p t i o n < / Q t y o n P u r c h O r d e r C a p t i o n > + 
+         < Q t y o n S a l e s O r d e r C a p t i o n > Q t y o n S a l e s O r d e r C a p t i o n < / Q t y o n S a l e s O r d e r C a p t i o n > + 
+         < R e c e i p t Q t y C a p t i o n > R e c e i p t Q t y C a p t i o n < / R e c e i p t Q t y C a p t i o n > + 
+         < R e m a i n i n g Q t y B a s e C a p t i o n > R e m a i n i n g Q t y B a s e C a p t i o n < / R e m a i n i n g Q t y B a s e C a p t i o n > + 
+         < R e m Q t y B a s e C a p t i o n > R e m Q t y B a s e C a p t i o n < / R e m Q t y B a s e C a p t i o n > + 
+         < S h o r t a g e L i s t C a p t i o n > S h o r t a g e L i s t C a p t i o n < / S h o r t a g e L i s t C a p t i o n > + 
+         < S t a t u s _ P r o d O r d e r > S t a t u s _ P r o d O r d e r < / S t a t u s _ P r o d O r d e r > + 
+         < T o d a y F o r m a t t e d > T o d a y F o r m a t t e d < / T o d a y F o r m a t t e d > + 
+         < P r o d _ O r d e r _ L i n e > + 
+             < L i n e N o _ P r o d O r d e r L i n e > L i n e N o _ P r o d O r d e r L i n e < / L i n e N o _ P r o d O r d e r L i n e > + 
+             < P r o d _ O r d e r _ C o m p o n e n t > + 
+                 < C o m p I t e m I n v e n t o r y > C o m p I t e m I n v e n t o r y < / C o m p I t e m I n v e n t o r y > + 
+                 < C o m p I t e m I n v R e m Q t y B a s e > C o m p I t e m I n v R e m Q t y B a s e < / C o m p I t e m I n v R e m Q t y B a s e > + 
+                 < C o m p I t e m Q t y o n P u r c h O r d e r > C o m p I t e m Q t y o n P u r c h O r d e r < / C o m p I t e m Q t y o n P u r c h O r d e r > + 
+                 < C o m p I t e m Q t y o n S a l e s O r d e r > C o m p I t e m Q t y o n S a l e s O r d e r < / C o m p I t e m Q t y o n S a l e s O r d e r > + 
+                 < C o m p I t e m S c h d l d N e e d Q t y > C o m p I t e m S c h d l d N e e d Q t y < / C o m p I t e m S c h d l d N e e d Q t y > + 
+                 < C o m p I t e m S c h d l d R c p t Q t y > C o m p I t e m S c h d l d R c p t Q t y < / C o m p I t e m S c h d l d R c p t Q t y > + 
+                 < D e s c _ P r o d O r d e r C o m p > D e s c _ P r o d O r d e r C o m p < / D e s c _ P r o d O r d e r C o m p > + 
+                 < I t e m N o _ P r o d O r d e r C o m p > I t e m N o _ P r o d O r d e r C o m p < / I t e m N o _ P r o d O r d e r C o m p > + 
+                 < N e e d e d Q u a n t i t y > N e e d e d Q u a n t i t y < / N e e d e d Q u a n t i t y > + 
+                 < R e m Q t y B a s e _ P r o d O r d e r C o m p > R e m Q t y B a s e _ P r o d O r d e r C o m p < / R e m Q t y B a s e _ P r o d O r d e r C o m p > + 
+             < / P r o d _ O r d e r _ C o m p o n e n t > + 
+         < / P r o d _ O r d e r _ L i n e > + 
+     < / P r o d u c t i o n _ O r d e r > + 
+ < / N a v W o r d R e p o r t X m l P a r t > 
+</file>
+
+<file path=customXml/item3.xml>��< ? x m l   v e r s i o n = " 1 . 0 "   e n c o d i n g = " u t f - 1 6 " ? > + 
+ < N a v W o r d R e p o r t X m l P a r t   x m l n s = " u r n : m i c r o s o f t - d y n a m i c s - b u s i n e s s c e n t r a l / i n t e r n a l / e x t e n d e d / r e p o r t s / P r o d _ O r d e r _ S h o r t a g e _ L i s t / 9 9 0 0 0 7 8 8 / " > + 
+     < B C R e p o r t I n f o r m a t i o n > + 
+         < R e p o r t M e t a d a t a > + 
+             < E x t e n s i o n I d > E x t e n s i o n   I D < / E x t e n s i o n I d > + 
+             < E x t e n s i o n N a m e > E x t e n s i o n   N a m e < / E x t e n s i o n N a m e > + 
+             < E x t e n s i o n P u b l i s h e r > E x t e n s i o n   P u b l i s h e r < / E x t e n s i o n P u b l i s h e r > + 
+             < E x t e n s i o n V e r s i o n > E x t e n s i o n   V e r s i o n < / E x t e n s i o n V e r s i o n > + 
+             < R e p o r t I d > R e p o r t   I D < / R e p o r t I d > + 
+             < R e p o r t N a m e > R e p o r t   N a m e < / R e p o r t N a m e > + 
+             < A b o u t T h i s R e p o r t T i t l e > A b o u t   T h i s   R e p o r t   T i t l e < / A b o u t T h i s R e p o r t T i t l e > + 
+             < A b o u t T h i s R e p o r t T e x t > A b o u t   T h i s   R e p o r t   T e x t < / A b o u t T h i s R e p o r t T e x t > + 
+             < R e p o r t H e l p L i n k > R e p o r t   H e l p   L i n k < / R e p o r t H e l p L i n k > + 
+         < / R e p o r t M e t a d a t a > + 
+         < R e p o r t R e q u e s t > + 
+             < T e n a n t E n t r a I d > T e n a n t   E n t r a   I d < / T e n a n t E n t r a I d > + 
+             < E n v i r o n m e n t N a m e > E n v i r o n m e n t   N a m e < / E n v i r o n m e n t N a m e > + 
+             < E n v i r o n m e n t T y p e > E n v i r o n m e n t   T y p e < / E n v i r o n m e n t T y p e > + 
+             < C o m p a n y N a m e > C o m p a n y   N a m e < / C o m p a n y N a m e > + 
+             < C o m p a n y D i s p l a y N a m e > C o m p a n y   D i s p l a y   N a m e < / C o m p a n y D i s p l a y N a m e > + 
+             < C o m p a n y I d > C o m p a n y   I D < / C o m p a n y I d > + 
+             < U s e r N a m e > U s e r   N a m e < / U s e r N a m e > + 
+             < D a t e A n d T i m e > D a t e   a n d   T i m e < / D a t e A n d T i m e > + 
+             < L a n g u a g e > L a n g u a g e < / L a n g u a g e > + 
+             < F o r m a t R e g i o n > F o r m a t   R e g i o n < / F o r m a t R e g i o n > + 
+             < D a t e T i m e V a l u e s > + 
+                 < Y e a r > Y e a r < / Y e a r > + 
+                 < M o n t h N u m b e r > M o n t h   N u m b e r < / M o n t h N u m b e r > + 
+                 < D a y N u m b e r > D a y   N u m b e r < / D a y N u m b e r > + 
+                 < H o u r > H o u r < / H o u r > + 
+                 < M i n u t e > M i n u t e < / M i n u t e > + 
+             < / D a t e T i m e V a l u e s > + 
+         < / R e p o r t R e q u e s t > + 
+         < C o m p a n y M e t a d a t a > + 
+             < C o m p a n y N a m e > C o m p a n y   N a m e < / C o m p a n y N a m e > + 
+             < C o m p a n y D i s p l a y N a m e > C o m p a n y   D i s p l a y   N a m e < / C o m p a n y D i s p l a y N a m e > + 
+             < C o m p a n y A d d r e s s L i n e s > + 
+                 < C o m p a n y A d d r e s s L i n e > C o m p a n y   A d d r e s s   L i n e   1 < / C o m p a n y A d d r e s s L i n e > + 
+                 < C o m p a n y A d d r e s s L i n e > C o m p a n y   A d d r e s s   L i n e   2 < / C o m p a n y A d d r e s s L i n e > + 
+                 < C o m p a n y A d d r e s s L i n e > C o m p a n y   A d d r e s s   L i n e   3 < / C o m p a n y A d d r e s s L i n e > + 
+                 < C o m p a n y A d d r e s s L i n e > C o m p a n y   A d d r e s s   L i n e   4 < / C o m p a n y A d d r e s s L i n e > + 
+                 < C o m p a n y A d d r e s s L i n e > C o m p a n y   A d d r e s s   L i n e   5 < / C o m p a n y A d d r e s s L i n e > + 
+                 < C o m p a n y A d d r e s s L i n e > C o m p a n y   A d d r e s s   L i n e   6 < / C o m p a n y A d d r e s s L i n e > + 
+                 < C o m p a n y A d d r e s s L i n e > C o m p a n y   A d d r e s s   L i n e   7 < / C o m p a n y A d d r e s s L i n e > + 
+                 < C o m p a n y A d d r e s s L i n e > C o m p a n y   A d d r e s s   L i n e   8 < / C o m p a n y A d d r e s s L i n e > + 
+             < / C o m p a n y A d d r e s s L i n e s > + 
+             < C o m p a n y P h o n e > C o m p a n y   P h o n e < / C o m p a n y P h o n e > + 
+             < C o m p a n y P h o n e C a p t i o n > C o m p a n y   P h o n e   C a p t i o n < / C o m p a n y P h o n e C a p t i o n > + 
+             < C o m p a n y F a x N o > C o m p a n y   F a x   N o . < / C o m p a n y F a x N o > + 
+             < C o m p a n y F a x N o C a p t i o n > C o m p a n y   F a x   N o .   C a p t i o n < / C o m p a n y F a x N o C a p t i o n > + 
+             < C o m p a n y E m a i l > C o m p a n y   E m a i l < / C o m p a n y E m a i l > + 
+             < C o m p a n y E m a i l C a p t i o n > C o m p a n y   E m a i l   C a p t i o n < / C o m p a n y E m a i l C a p t i o n > + 
+             < C o m p a n y H o m e P a g e > C o m p a n y   H o m e   P a g e < / C o m p a n y H o m e P a g e > + 
+             < C o m p a n y H o m e P a g e C a p t i o n > C o m p a n y   H o m e   P a g e   C a p t i o n < / C o m p a n y H o m e P a g e C a p t i o n > + 
+             < C o m p a n y L o g o > C o m p a n y   L o g o < / C o m p a n y L o g o > + 
+             < C o m p a n y V A T R e g i s t r a t i o n N o > C o m p a n y   V A T   R e g i s t r a t i o n   N o . < / C o m p a n y V A T R e g i s t r a t i o n N o > + 
+             < C o m p a n y V A T R e g i s t r a t i o n N o C a p t i o n > C o m p a n y   V A T   R e g i s t r a t i o n   N o .   C a p t i o n < / C o m p a n y V A T R e g i s t r a t i o n N o C a p t i o n > + 
+             < C o m p a n y R e g i s t r a t i o n N o > C o m p a n y   R e g i s t r a t i o n   N o . < / C o m p a n y R e g i s t r a t i o n N o > + 
+             < C o m p a n y R e g i s t r a t i o n N o C a p t i o n > C o m p a n y   R e g i s t r a t i o n   N o .   C a p t i o n < / C o m p a n y R e g i s t r a t i o n N o C a p t i o n > + 
+             < C o m p a n y B a n k N a m e > C o m p a n y   B a n k   N a m e < / C o m p a n y B a n k N a m e > + 
+             < C o m p a n y B a n k N a m e C a p t i o n > C o m p a n y   B a n k   N a m e   C a p t i o n < / C o m p a n y B a n k N a m e C a p t i o n > + 
+             < C o m p a n y B a n k A c c o u n t N o > C o m p a n y   B a n k   A c c o u n t   N o . < / C o m p a n y B a n k A c c o u n t N o > + 
+             < C o m p a n y B a n k A c c o u n t N o C a p t i o n > C o m p a n y   B a n k   A c c o u n t   N o .   C a p t i o n < / C o m p a n y B a n k A c c o u n t N o C a p t i o n > + 
+             < C o m p a n y B a n k B r a n c h N o > C o m p a n y   B a n k   B r a n c h   N o . < / C o m p a n y B a n k B r a n c h N o > + 
+             < C o m p a n y B a n k B r a n c h N o C a p t i o n > C o m p a n y   B a n k   B r a n c h   N o .   C a p t i o n < / C o m p a n y B a n k B r a n c h N o C a p t i o n > + 
+             < C o m p a n y I B A N > C o m p a n y   I B A N < / C o m p a n y I B A N > + 
+             < C o m p a n y I B A N C a p t i o n > C o m p a n y   I B A N   C a p t i o n < / C o m p a n y I B A N C a p t i o n > + 
+             < C o m p a n y B a n k S W I F T > C o m p a n y   B a n k   S W I F T < / C o m p a n y B a n k S W I F T > + 
+             < C o m p a n y B a n k S W I F T C a p t i o n > C o m p a n y   B a n k   S W I F T   C a p t i o n < / C o m p a n y B a n k S W I F T C a p t i o n > + 
+             < C o m p a n y G i r o N o > C o m p a n y   G i r o   N o . < / C o m p a n y G i r o N o > + 
+             < C o m p a n y G i r o N o C a p t i o n > C o m p a n y   G i r o   N o .   C a p t i o n < / C o m p a n y G i r o N o C a p t i o n > + 
+         < / C o m p a n y M e t a d a t a > + 
+     < / B C R e p o r t I n f o r m a t i o n > + 
+     < L a b e l s > + 
+         < A b o u t T h e R e p o r t L a b e l   E l e m e n t T y p e = " P a r a m e t e r "   E l e m e n t I d = " 1 6 7 7 9 2 0 0 1 "   D a t a T y p e = " S t r i n g " > A b o u t T h e R e p o r t L a b e l < / A b o u t T h e R e p o r t L a b e l > + 
+         < C o m p a n y L a b e l   E l e m e n t T y p e = " P a r a m e t e r "   E l e m e n t I d = " 3 4 6 7 6 0 3 4 8 "   D a t a T y p e = " S t r i n g " > C o m p a n y L a b e l < / C o m p a n y L a b e l > + 
+         < C o m p I t e m I n v e n t o r y C a p t i o n L b l   E l e m e n t T y p e = " P a r a m e t e r "   E l e m e n t I d = " 1 2 4 9 7 2 1 1 1 1 "   D a t a T y p e = " S t r i n g " > C o m p I t e m I n v e n t o r y C a p t i o n L b l < / C o m p I t e m I n v e n t o r y C a p t i o n L b l > + 
+         < C o m p I t e m Q t y o n P u r c h O r d e r C a p t i o n   E l e m e n t T y p e = " P a r a m e t e r "   E l e m e n t I d = " 2 0 5 7 2 7 9 9 9 8 "   D a t a T y p e = " S t r i n g " > C o m p I t e m Q t y o n P u r c h O r d e r C a p t i o n < / C o m p I t e m Q t y o n P u r c h O r d e r C a p t i o n > + 
+         < C o m p I t e m Q t y o n S a l e s O r d e r C a p t i o n   E l e m e n t T y p e = " P a r a m e t e r "   E l e m e n t I d = " 1 7 7 1 4 0 2 6 "   D a t a T y p e = " S t r i n g " > C o m p I t e m Q t y o n S a l e s O r d e r C a p t i o n < / C o m p I t e m Q t y o n S a l e s O r d e r C a p t i o n > + 
+         < C o m p I t e m S c h d l d N e e d Q t y C a p t i o n   E l e m e n t T y p e = " P a r a m e t e r "   E l e m e n t I d = " 1 3 8 7 4 4 0 1 3 3 "   D a t a T y p e = " S t r i n g " > C o m p I t e m S c h d l d N e e d Q t y C a p t i o n < / C o m p I t e m S c h d l d N e e d Q t y C a p t i o n > + 
+         < C o m p I t e m S c h d l d R c p t Q t y C a p t i o n   E l e m e n t T y p e = " P a r a m e t e r "   E l e m e n t I d = " 1 9 3 0 4 7 9 5 8 8 "   D a t a T y p e = " S t r i n g " > C o m p I t e m S c h d l d R c p t Q t y C a p t i o n < / C o m p I t e m S c h d l d R c p t Q t y C a p t i o n > + 
+         < C o m p I t e m S c h e d u l e d N e e d Q t y C a p t i o n L b l   E l e m e n t T y p e = " P a r a m e t e r "   E l e m e n t I d = " 3 8 6 1 3 5 0 3 8 "   D a t a T y p e = " S t r i n g " > C o m p I t e m S c h e d u l e d N e e d Q t y C a p t i o n L b l < / C o m p I t e m S c h e d u l e d N e e d Q t y C a p t i o n L b l > + 
+         < D a t a R e t r i e v e d   E l e m e n t T y p e = " P a r a m e t e r "   E l e m e n t I d = " 2 9 1 9 1 1 8 0 7 "   D a t a T y p e = " S t r i n g " > D a t a R e t r i e v e d < / D a t a R e t r i e v e d > + 
+         < D e s c _ P r o d O r d e r C a p t i o n   E l e m e n t T y p e = " P a r a m e t e r "   E l e m e n t I d = " 7 5 8 0 1 2 1 1 6 "   D a t a T y p e = " S t r i n g " > D e s c _ P r o d O r d e r C a p t i o n < / D e s c _ P r o d O r d e r C a p t i o n > + 
+         < D e s c _ P r o d O r d e r C o m p C a p t i o n   E l e m e n t T y p e = " P a r a m e t e r "   E l e m e n t I d = " 2 6 2 5 5 2 0 6 9 "   D a t a T y p e = " S t r i n g " > D e s c _ P r o d O r d e r C o m p C a p t i o n < / D e s c _ P r o d O r d e r C o m p C a p t i o n > + 
+         < D e s c C a p t i o n L b l   E l e m e n t T y p e = " P a r a m e t e r "   E l e m e n t I d = " 1 7 5 4 0 0 6 0 2 4 "   D a t a T y p e = " S t r i n g " > D e s c C a p t i o n L b l < / D e s c C a p t i o n L b l > + 
+         < D o c u m e n t a t i o n L a b e l   E l e m e n t T y p e = " P a r a m e t e r "   E l e m e n t I d = " 1 7 3 8 9 2 4 8 1 5 "   D a t a T y p e = " S t r i n g " > D o c u m e n t a t i o n L a b e l < / D o c u m e n t a t i o n L a b e l > + 
+         < D u e D a t e C a p t i o n L b l   E l e m e n t T y p e = " P a r a m e t e r "   E l e m e n t I d = " 1 9 4 4 8 6 8 6 3 3 "   D a t a T y p e = " S t r i n g " > D u e D a t e C a p t i o n L b l < / D u e D a t e C a p t i o n L b l > + 
+         < E n v i r o n m e n t L a b e l   E l e m e n t T y p e = " P a r a m e t e r "   E l e m e n t I d = " 8 1 8 8 1 6 5 9 0 "   D a t a T y p e = " S t r i n g " > E n v i r o n m e n t L a b e l < / E n v i r o n m e n t L a b e l > + 
+         < I t e m D e s c C a p t i o n L b l   E l e m e n t T y p e = " P a r a m e t e r "   E l e m e n t I d = " 1 7 7 6 5 9 0 7 8 9 "   D a t a T y p e = " S t r i n g " > I t e m D e s c C a p t i o n L b l < / I t e m D e s c C a p t i o n L b l > + 
+         < I t e m N o _ P r o d O r d e r C o m p C a p t i o n   E l e m e n t T y p e = " P a r a m e t e r "   E l e m e n t I d = " 8 6 1 5 4 8 1 6 0 "   D a t a T y p e = " S t r i n g " > I t e m N o _ P r o d O r d e r C o m p C a p t i o n < / I t e m N o _ P r o d O r d e r C o m p C a p t i o n > + 
+         < I t e m N o C a p t i o n L b l   E l e m e n t T y p e = " P a r a m e t e r "   E l e m e n t I d = " 1 5 6 6 4 5 9 0 4 3 "   D a t a T y p e = " S t r i n g " > I t e m N o C a p t i o n L b l < / I t e m N o C a p t i o n L b l > + 
+         < L i n e N o _ P r o d O r d e r L i n e C a p t i o n   E l e m e n t T y p e = " P a r a m e t e r "   E l e m e n t I d = " 5 8 8 4 0 8 9 4 8 "   D a t a T y p e = " S t r i n g " > L i n e N o _ P r o d O r d e r L i n e C a p t i o n < / L i n e N o _ P r o d O r d e r L i n e C a p t i o n > + 
+         < L i n e N o C a p t i o n L b l   E l e m e n t T y p e = " P a r a m e t e r "   E l e m e n t I d = " 1 5 1 7 0 5 3 6 6 2 "   D a t a T y p e = " S t r i n g " > L i n e N o C a p t i o n L b l < / L i n e N o C a p t i o n L b l > + 
+         < N e e d e d Q t y C a p t i o n L b l   E l e m e n t T y p e = " P a r a m e t e r "   E l e m e n t I d = " 1 6 4 9 2 3 1 9 6 2 "   D a t a T y p e = " S t r i n g " > N e e d e d Q t y C a p t i o n L b l < / N e e d e d Q t y C a p t i o n L b l > + 
+         < N o _ P r o d O r d e r C a p t i o n   E l e m e n t T y p e = " P a r a m e t e r "   E l e m e n t I d = " 7 0 2 4 9 2 7 4 8 "   D a t a T y p e = " S t r i n g " > N o _ P r o d O r d e r C a p t i o n < / N o _ P r o d O r d e r C a p t i o n > + 
+         < N o C a p t i o n L b l   E l e m e n t T y p e = " P a r a m e t e r "   E l e m e n t I d = " 8 5 5 1 8 9 7 7 6 "   D a t a T y p e = " S t r i n g " > N o C a p t i o n L b l < / N o C a p t i o n L b l > + 
+         < P a g e N o C a p t i o n L b l   E l e m e n t T y p e = " P a r a m e t e r "   E l e m e n t I d = " 1 6 1 4 6 7 7 4 7 "   D a t a T y p e = " S t r i n g " > P a g e N o C a p t i o n L b l < / P a g e N o C a p t i o n L b l > + 
+         < P o s t i n g D a t e F i l t e r L a b e l   E l e m e n t T y p e = " P a r a m e t e r "   E l e m e n t I d = " 1 4 3 3 4 5 4 0 1 7 "   D a t a T y p e = " S t r i n g " > P o s t i n g D a t e F i l t e r L a b e l < / P o s t i n g D a t e F i l t e r L a b e l > + 
+         < P r o d S h t g L i s t   E l e m e n t T y p e = " P a r a m e t e r "   E l e m e n t I d = " 3 7 4 4 1 6 5 8 2 "   D a t a T y p e = " S t r i n g " > P r o d S h t g L i s t < / P r o d S h t g L i s t > + 
+         < P r o d S h t g L i s t A n a l y s i s   E l e m e n t T y p e = " P a r a m e t e r "   E l e m e n t I d = " 4 5 2 0 1 5 3 2 "   D a t a T y p e = " S t r i n g " > P r o d S h t g L i s t A n a l y s i s < / P r o d S h t g L i s t A n a l y s i s > + 
+         < P r o d S h t g L i s t P r i n t   E l e m e n t T y p e = " P a r a m e t e r "   E l e m e n t I d = " 9 5 2 7 5 9 0 8 7 "   D a t a T y p e = " S t r i n g " > P r o d S h t g L i s t P r i n t < / P r o d S h t g L i s t P r i n t > + 
+         < Q t y o n P u r c h O r d e r C a p t i o n L b l   E l e m e n t T y p e = " P a r a m e t e r "   E l e m e n t I d = " 1 8 4 7 1 2 8 8 3 8 "   D a t a T y p e = " S t r i n g " > Q t y o n P u r c h O r d e r C a p t i o n L b l < / Q t y o n P u r c h O r d e r C a p t i o n L b l > + 
+         < Q t y o n S a l e s O r d e r C a p t i o n L b l   E l e m e n t T y p e = " P a r a m e t e r "   E l e m e n t I d = " 1 0 9 5 6 1 4 2 2 "   D a t a T y p e = " S t r i n g " > Q t y o n S a l e s O r d e r C a p t i o n L b l < / Q t y o n S a l e s O r d e r C a p t i o n L b l > + 
+         < R e c e i p t Q t y C a p t i o n L b l   E l e m e n t T y p e = " P a r a m e t e r "   E l e m e n t I d = " 6 9 2 1 4 1 7 5 3 "   D a t a T y p e = " S t r i n g " > R e c e i p t Q t y C a p t i o n L b l < / R e c e i p t Q t y C a p t i o n L b l > + 
+         < R e m a i n i n g Q t y B a s e C a p t i o n L b l   E l e m e n t T y p e = " P a r a m e t e r "   E l e m e n t I d = " 1 3 0 6 0 5 1 5 5 6 "   D a t a T y p e = " S t r i n g " > R e m a i n i n g Q t y B a s e C a p t i o n L b l < / R e m a i n i n g Q t y B a s e C a p t i o n L b l > + 
+         < R e m Q t y B a s e C a p t i o n L b l   E l e m e n t T y p e = " P a r a m e t e r "   E l e m e n t I d = " 1 3 9 0 9 1 4 7 4 "   D a t a T y p e = " S t r i n g " > R e m Q t y B a s e C a p t i o n L b l < / R e m Q t y B a s e C a p t i o n L b l > + 
+         < R e p o r t N a m e L a b e l   E l e m e n t T y p e = " P a r a m e t e r "   E l e m e n t I d = " 1 0 2 2 2 9 2 9 8 2 "   D a t a T y p e = " S t r i n g " > R e p o r t N a m e L a b e l < / R e p o r t N a m e L a b e l > + 
+         < R u n O n L a b e l   E l e m e n t T y p e = " P a r a m e t e r "   E l e m e n t I d = " 1 1 1 9 0 3 7 5 9 5 "   D a t a T y p e = " S t r i n g " > R u n O n L a b e l < / R u n O n L a b e l > + 
+         < S t a t u s _ P r o d O r d e r C a p t i o n   E l e m e n t T y p e = " P a r a m e t e r "   E l e m e n t I d = " 1 4 2 7 7 8 3 8 4 7 "   D a t a T y p e = " S t r i n g " > S t a t u s _ P r o d O r d e r C a p t i o n < / S t a t u s _ P r o d O r d e r C a p t i o n > + 
+         < S t a t u s C a p t i o n L b l   E l e m e n t T y p e = " P a r a m e t e r "   E l e m e n t I d = " 1 2 3 7 4 1 2 9 0 1 "   D a t a T y p e = " S t r i n g " > S t a t u s C a p t i o n L b l < / S t a t u s C a p t i o n L b l > + 
+         < U s e r L a b e l   E l e m e n t T y p e = " P a r a m e t e r "   E l e m e n t I d = " 8 4 8 8 1 6 7 9 4 "   D a t a T y p e = " S t r i n g " > U s e r L a b e l < / U s e r L a b e l > + 
+     < / L a b e l s > + 
+     < T o o l t i p s > + 
+         < T o o l t i p   c o l u m n = " S t a t u s _ P r o d O r d e r "   E l e m e n t I d = " 1 4 4 1 5 9 5 2 1 7 " > + 
+             < T o o l t i p T e x t   l a n g = " e n - U S " > S p e c i f i e s   t h e   s t a t u s   o f   t h e   p r o d u c t i o n   o r d e r . < / T o o l t i p T e x t > + 
+         < / T o o l t i p > + 
+         < T o o l t i p   c o l u m n = " N o _ P r o d O r d e r "   E l e m e n t I d = " 7 0 2 4 9 2 7 4 8 " > + 
+             < T o o l t i p T e x t   l a n g = " e n - U S " > S p e c i f i e s   t h e   n u m b e r   o f   t h e   i n v o l v e d   e n t r y   o r   r e c o r d ,   a c c o r d i n g   t o   t h e   s p e c i f i e d   n u m b e r   s e r i e s . < / T o o l t i p T e x t > + 
+         < / T o o l t i p > + 
+         < T o o l t i p   c o l u m n = " D e s c _ P r o d O r d e r "   E l e m e n t I d = " 7 5 8 0 1 2 1 1 6 " > + 
+             < T o o l t i p T e x t   l a n g = " e n - U S " > S p e c i f i e s   t h e   d e s c r i p t i o n   o f   t h e   p r o d u c t i o n   o r d e r . < / T o o l t i p T e x t > + 
+         < / T o o l t i p > + 
+         < T o o l t i p   c o l u m n = " C o m p I t e m I n v e n t o r y "   E l e m e n t I d = " 2 4 8 4 9 6 6 8 3 " > + 
+             < T o o l t i p T e x t   l a n g = " e n - U S " > S p e c i f i e s   h o w   m a n y   u n i t s ,   s u c h   a s   p i e c e s ,   b o x e s ,   o r   c a n s ,   o f   t h e   i t e m   a r e   i n   i n v e n t o r y . < / T o o l t i p T e x t > + 
+         < / T o o l t i p > + 
+         < T o o l t i p   c o l u m n = " I t e m N o _ P r o d O r d e r C o m p "   E l e m e n t I d = " 8 6 1 5 4 8 1 6 0 " > + 
+             < T o o l t i p T e x t   l a n g = " e n - U S " > S p e c i f i e s   t h e   n u m b e r   o f   t h e   i t e m   t h a t   i s   a   c o m p o n e n t   i n   t h e   p r o d u c t i o n   o r d e r   c o m p o n e n t   l i s t . < / T o o l t i p T e x t > + 
+         < / T o o l t i p > + 
+         < T o o l t i p   c o l u m n = " D e s c _ P r o d O r d e r C o m p "   E l e m e n t I d = " 2 6 2 5 5 2 0 6 9 " > + 
+             < T o o l t i p T e x t   l a n g = " e n - U S " > S p e c i f i e s   a   d e s c r i p t i o n   o f   t h e   i t e m   o n   t h e   l i n e . < / T o o l t i p T e x t > + 
+         < / T o o l t i p > + 
+         < T o o l t i p   c o l u m n = " C o m p I t e m Q t y o n P u r c h O r d e r "   E l e m e n t I d = " 2 0 5 7 2 7 9 9 9 8 " > + 
+             < T o o l t i p T e x t   l a n g = " e n - U S " > S p e c i f i e s   h o w   m a n y   u n i t s   o f   t h e   i t e m   a r e   i n b o u n d   o n   p u r c h a s e   o r d e r s ,   m e a n i n g   l i s t e d   o n   o u t s t a n d i n g   p u r c h a s e   o r d e r   l i n e s . < / T o o l t i p T e x t > + 
+         < / T o o l t i p > + 
+         < T o o l t i p   c o l u m n = " C o m p I t e m Q t y o n S a l e s O r d e r "   E l e m e n t I d = " 1 7 7 1 4 0 2 6 " > + 
+             < T o o l t i p T e x t   l a n g = " e n - U S " > S p e c i f i e s   h o w   m a n y   u n i t s   o f   t h e   i t e m   a r e   a l l o c a t e d   t o   s a l e s   o r d e r s ,   m e a n i n g   l i s t e d   o n   o u t s t a n d i n g   s a l e s   o r d e r s   l i n e s . < / T o o l t i p T e x t > + 
+         < / T o o l t i p > + 
+     < / T o o l t i p s > + 
+     < P r o d u c t i o n _ O r d e r   E l e m e n t T y p e = " D a t a I t e m "   E l e m e n t I d = " 1 9 8 2 1 1 8 5 " > + 
+         < C o m p a n y N a m e   E l e m e n t T y p e = " C o l u m n "   E l e m e n t I d = " 1 5 9 5 4 7 7 3 9 5 "   D a t a T y p e = " S t r i n g "   O b s o l e t e S t a t e = " P e n d i n g " > C o m p a n y N a m e < / C o m p a n y N a m e > + 
+         < C o m p I t e m I n v e n t o r y C a p t i o n   E l e m e n t T y p e = " C o l u m n "   E l e m e n t I d = " 5 1 3 1 2 1 3 1 5 "   D a t a T y p e = " L a b e l "   O b s o l e t e S t a t e = " P e n d i n g " > C o m p I t e m I n v e n t o r y C a p t i o n < / C o m p I t e m I n v e n t o r y C a p t i o n > + 
+         < C o m p I t e m S c h e d u l e d N e e d Q t y C a p t i o n   E l e m e n t T y p e = " C o l u m n "   E l e m e n t I d = " 2 5 7 6 8 8 8 6 4 "   D a t a T y p e = " L a b e l "   O b s o l e t e S t a t e = " P e n d i n g " > C o m p I t e m S c h e d u l e d N e e d Q t y C a p t i o n < / C o m p I t e m S c h e d u l e d N e e d Q t y C a p t i o n > + 
+         < D e s c _ P r o d O r d e r   E l e m e n t T y p e = " C o l u m n "   E l e m e n t I d = " 7 5 8 0 1 2 1 1 6 "   D a t a T y p e = " T e x t " > D e s c _ P r o d O r d e r < / D e s c _ P r o d O r d e r > + 
+         < D u e D a t e C a p t i o n   E l e m e n t T y p e = " C o l u m n "   E l e m e n t I d = " 2 0 4 6 6 7 9 4 6 9 "   D a t a T y p e = " L a b e l "   O b s o l e t e S t a t e = " P e n d i n g " > D u e D a t e C a p t i o n < / D u e D a t e C a p t i o n > + 
+         < D u e D a t e _ P r o d O r d e r   E l e m e n t T y p e = " C o l u m n "   E l e m e n t I d = " 8 3 6 5 1 3 4 7 "   D a t a T y p e = " S t r i n g " > D u e D a t e _ P r o d O r d e r < / D u e D a t e _ P r o d O r d e r > + 
+         < N e e d e d Q t y C a p t i o n   E l e m e n t T y p e = " C o l u m n "   E l e m e n t I d = " 3 1 6 4 3 4 1 4 0 "   D a t a T y p e = " L a b e l "   O b s o l e t e S t a t e = " P e n d i n g " > N e e d e d Q t y C a p t i o n < / N e e d e d Q t y C a p t i o n > + 
+         < N o _ P r o d O r d e r   E l e m e n t T y p e = " C o l u m n "   E l e m e n t I d = " 7 0 2 4 9 2 7 4 8 "   D a t a T y p e = " C o d e " > N o _ P r o d O r d e r < / N o _ P r o d O r d e r > + 
+         < P a g e N o C a p t i o n   E l e m e n t T y p e = " C o l u m n "   E l e m e n t I d = " 1 4 6 2 1 0 8 0 8 7 "   D a t a T y p e = " L a b e l "   O b s o l e t e S t a t e = " P e n d i n g " > P a g e N o C a p t i o n < / P a g e N o C a p t i o n > + 
+         < Q t y o n P u r c h O r d e r C a p t i o n   E l e m e n t T y p e = " C o l u m n "   E l e m e n t I d = " 7 8 2 0 4 2 9 2 "   D a t a T y p e = " L a b e l "   O b s o l e t e S t a t e = " P e n d i n g " > Q t y o n P u r c h O r d e r C a p t i o n < / Q t y o n P u r c h O r d e r C a p t i o n > + 
+         < Q t y o n S a l e s O r d e r C a p t i o n   E l e m e n t T y p e = " C o l u m n "   E l e m e n t I d = " 1 1 7 2 4 7 1 1 8 4 "   D a t a T y p e = " L a b e l "   O b s o l e t e S t a t e = " P e n d i n g " > Q t y o n S a l e s O r d e r C a p t i o n < / Q t y o n S a l e s O r d e r C a p t i o n > + 
+         < R e c e i p t Q t y C a p t i o n   E l e m e n t T y p e = " C o l u m n "   E l e m e n t I d = " 2 9 1 9 9 0 7 7 1 "   D a t a T y p e = " L a b e l "   O b s o l e t e S t a t e = " P e n d i n g " > R e c e i p t Q t y C a p t i o n < / R e c e i p t Q t y C a p t i o n > + 
+         < R e m a i n i n g Q t y B a s e C a p t i o n   E l e m e n t T y p e = " C o l u m n "   E l e m e n t I d = " 1 6 4 2 1 4 0 4 6 2 "   D a t a T y p e = " L a b e l "   O b s o l e t e S t a t e = " P e n d i n g " > R e m a i n i n g Q t y B a s e C a p t i o n < / R e m a i n i n g Q t y B a s e C a p t i o n > + 
+         < R e m Q t y B a s e C a p t i o n   E l e m e n t T y p e = " C o l u m n "   E l e m e n t I d = " 4 8 3 8 9 4 1 2 8 "   D a t a T y p e = " L a b e l "   O b s o l e t e S t a t e = " P e n d i n g " > R e m Q t y B a s e C a p t i o n < / R e m Q t y B a s e C a p t i o n > + 
+         < S h o r t a g e L i s t C a p t i o n   E l e m e n t T y p e = " C o l u m n "   E l e m e n t I d = " 5 9 9 8 2 4 4 6 4 "   D a t a T y p e = " L a b e l "   O b s o l e t e S t a t e = " P e n d i n g " > S h o r t a g e L i s t C a p t i o n < / S h o r t a g e L i s t C a p t i o n > + 
+         < S t a t u s _ P r o d O r d e r   E l e m e n t T y p e = " C o l u m n "   E l e m e n t I d = " 1 4 4 1 5 9 5 2 1 7 "   D a t a T y p e = " E n u m " > S t a t u s _ P r o d O r d e r < / S t a t u s _ P r o d O r d e r > + 
+         < T o d a y F o r m a t t e d   E l e m e n t T y p e = " C o l u m n "   E l e m e n t I d = " 2 7 0 4 5 1 4 0 "   D a t a T y p e = " S t r i n g "   O b s o l e t e S t a t e = " P e n d i n g " > T o d a y F o r m a t t e d < / T o d a y F o r m a t t e d > + 
+         < P r o d _ O r d e r _ L i n e   E l e m e n t T y p e = " D a t a I t e m "   E l e m e n t I d = " 3 4 3 3 1 8 6 8 " > + 
+             < L i n e N o _ P r o d O r d e r L i n e   E l e m e n t T y p e = " C o l u m n "   E l e m e n t I d = " 5 8 8 4 0 8 9 4 8 "   D a t a T y p e = " I n t e g e r " > L i n e N o _ P r o d O r d e r L i n e < / L i n e N o _ P r o d O r d e r L i n e > + 
+             < P r o d _ O r d e r _ C o m p o n e n t   E l e m e n t T y p e = " D a t a I t e m "   E l e m e n t I d = " 1 0 0 9 9 9 2 6 7 7 " > + 
+                 < C o m p I t e m I n v e n t o r y   E l e m e n t T y p e = " C o l u m n "   E l e m e n t I d = " 2 4 8 4 9 6 6 8 3 "   D a t a T y p e = " D e c i m a l " > C o m p I t e m I n v e n t o r y < / C o m p I t e m I n v e n t o r y > + 
+                 < C o m p I t e m I n v R e m Q t y B a s e   E l e m e n t T y p e = " C o l u m n "   E l e m e n t I d = " 1 5 2 4 8 2 0 8 2 7 "   D a t a T y p e = " D e c i m a l " > C o m p I t e m I n v R e m Q t y B a s e < / C o m p I t e m I n v R e m Q t y B a s e > + 
+                 < C o m p I t e m Q t y o n P u r c h O r d e r   E l e m e n t T y p e = " C o l u m n "   E l e m e n t I d = " 2 0 5 7 2 7 9 9 9 8 "   D a t a T y p e = " D e c i m a l " > C o m p I t e m Q t y o n P u r c h O r d e r < / C o m p I t e m Q t y o n P u r c h O r d e r > + 
+                 < C o m p I t e m Q t y o n S a l e s O r d e r   E l e m e n t T y p e = " C o l u m n "   E l e m e n t I d = " 1 7 7 1 4 0 2 6 "   D a t a T y p e = " D e c i m a l " > C o m p I t e m Q t y o n S a l e s O r d e r < / C o m p I t e m Q t y o n S a l e s O r d e r > + 
+                 < C o m p I t e m S c h d l d N e e d Q t y   E l e m e n t T y p e = " C o l u m n "   E l e m e n t I d = " 1 3 8 7 4 4 0 1 3 3 "   D a t a T y p e = " D e c i m a l " > C o m p I t e m S c h d l d N e e d Q t y < / C o m p I t e m S c h d l d N e e d Q t y > + 
+                 < C o m p I t e m S c h d l d R c p t Q t y   E l e m e n t T y p e = " C o l u m n "   E l e m e n t I d = " 1 9 3 0 4 7 9 5 8 8 "   D a t a T y p e = " D e c i m a l " > C o m p I t e m S c h d l d R c p t Q t y < / C o m p I t e m S c h d l d R c p t Q t y > + 
+                 < D e s c _ P r o d O r d e r C o m p   E l e m e n t T y p e = " C o l u m n "   E l e m e n t I d = " 2 6 2 5 5 2 0 6 9 "   D a t a T y p e = " T e x t " > D e s c _ P r o d O r d e r C o m p < / D e s c _ P r o d O r d e r C o m p > + 
+                 < I t e m N o _ P r o d O r d e r C o m p   E l e m e n t T y p e = " C o l u m n "   E l e m e n t I d = " 8 6 1 5 4 8 1 6 0 "   D a t a T y p e = " C o d e " > I t e m N o _ P r o d O r d e r C o m p < / I t e m N o _ P r o d O r d e r C o m p > + 
+                 < N e e d e d Q u a n t i t y   E l e m e n t T y p e = " C o l u m n "   E l e m e n t I d = " 2 0 0 2 9 2 8 1 0 7 "   D a t a T y p e = " D e c i m a l " > N e e d e d Q u a n t i t y < / N e e d e d Q u a n t i t y > + 
+                 < R e m Q t y B a s e _ P r o d O r d e r C o m p   E l e m e n t T y p e = " C o l u m n "   E l e m e n t I d = " 9 5 1 0 5 9 5 6 7 "   D a t a T y p e = " D e c i m a l " > R e m Q t y B a s e _ P r o d O r d e r C o m p < / R e m Q t y B a s e _ P r o d O r d e r C o m p > + 
+             < / P r o d _ O r d e r _ C o m p o n e n t > + 
+         < / P r o d _ O r d e r _ L i n e > + 
+     < / P r o d u c t i o n _ O r d e r > + 
+ < / N a v W o r d R e p o r t X m l P a r t > 
 </file>
 
 <file path=docMetadata/LabelInfo.xml><?xml version="1.0" encoding="utf-8"?>

--- a/src/Layers/W1/BaseApp/Manufacturing/Reports/ProdOrderShortageList.docx
+++ b/src/Layers/W1/BaseApp/Manufacturing/Reports/ProdOrderShortageList.docx
@@ -4669,6 +4669,8 @@
  
              < R e p o r t N a m e > R e p o r t   N a m e < / R e p o r t N a m e >   
+             < R e p o r t C a p t i o n > R e p o r t   C a p t i o n < / R e p o r t C a p t i o n > + 
              < A b o u t T h i s R e p o r t T i t l e > A b o u t   T h i s   R e p o r t   T i t l e < / A b o u t T h i s R e p o r t T i t l e >   
              < A b o u t T h i s R e p o r t T e x t > A b o u t   T h i s   R e p o r t   T e x t < / A b o u t T h i s R e p o r t T e x t > @@ -4723,21 +4725,21 @@
  
              < C o m p a n y A d d r e s s L i n e s >   
-                 < C o m p a n y A d d r e s s L i n e > C o m p a n y   A d d r e s s   L i n e   1 < / C o m p a n y A d d r e s s L i n e > - 
-                 < C o m p a n y A d d r e s s L i n e > C o m p a n y   A d d r e s s   L i n e   2 < / C o m p a n y A d d r e s s L i n e > - 
-                 < C o m p a n y A d d r e s s L i n e > C o m p a n y   A d d r e s s   L i n e   3 < / C o m p a n y A d d r e s s L i n e > - 
-                 < C o m p a n y A d d r e s s L i n e > C o m p a n y   A d d r e s s   L i n e   4 < / C o m p a n y A d d r e s s L i n e > - 
-                 < C o m p a n y A d d r e s s L i n e > C o m p a n y   A d d r e s s   L i n e   5 < / C o m p a n y A d d r e s s L i n e > - 
-                 < C o m p a n y A d d r e s s L i n e > C o m p a n y   A d d r e s s   L i n e   6 < / C o m p a n y A d d r e s s L i n e > - 
-                 < C o m p a n y A d d r e s s L i n e > C o m p a n y   A d d r e s s   L i n e   7 < / C o m p a n y A d d r e s s L i n e > - 
-                 < C o m p a n y A d d r e s s L i n e > C o m p a n y   A d d r e s s   L i n e   8 < / C o m p a n y A d d r e s s L i n e > +                 < C o m p a n y A d d r e s s L i n e 1 > C o m p a n y   A d d r e s s   L i n e   1 < / C o m p a n y A d d r e s s L i n e 1 > + 
+                 < C o m p a n y A d d r e s s L i n e 2 > C o m p a n y   A d d r e s s   L i n e   2 < / C o m p a n y A d d r e s s L i n e 2 > + 
+                 < C o m p a n y A d d r e s s L i n e 3 > C o m p a n y   A d d r e s s   L i n e   3 < / C o m p a n y A d d r e s s L i n e 3 > + 
+                 < C o m p a n y A d d r e s s L i n e 4 > C o m p a n y   A d d r e s s   L i n e   4 < / C o m p a n y A d d r e s s L i n e 4 > + 
+                 < C o m p a n y A d d r e s s L i n e 5 > C o m p a n y   A d d r e s s   L i n e   5 < / C o m p a n y A d d r e s s L i n e 5 > + 
+                 < C o m p a n y A d d r e s s L i n e 6 > C o m p a n y   A d d r e s s   L i n e   6 < / C o m p a n y A d d r e s s L i n e 6 > + 
+                 < C o m p a n y A d d r e s s L i n e 7 > C o m p a n y   A d d r e s s   L i n e   7 < / C o m p a n y A d d r e s s L i n e 7 > + 
+                 < C o m p a n y A d d r e s s L i n e 8 > C o m p a n y   A d d r e s s   L i n e   8 < / C o m p a n y A d d r e s s L i n e 8 >   
              < / C o m p a n y A d d r e s s L i n e s >   
@@ -4966,6 +4968,8 @@
  
              < R e p o r t N a m e > R e p o r t   N a m e < / R e p o r t N a m e >   
+             < R e p o r t C a p t i o n > R e p o r t   C a p t i o n < / R e p o r t C a p t i o n > + 
              < A b o u t T h i s R e p o r t T i t l e > A b o u t   T h i s   R e p o r t   T i t l e < / A b o u t T h i s R e p o r t T i t l e >   
              < A b o u t T h i s R e p o r t T e x t > A b o u t   T h i s   R e p o r t   T e x t < / A b o u t T h i s R e p o r t T e x t > @@ -5020,21 +5024,21 @@
  
              < C o m p a n y A d d r e s s L i n e s >   
-                 < C o m p a n y A d d r e s s L i n e > C o m p a n y   A d d r e s s   L i n e   1 < / C o m p a n y A d d r e s s L i n e > - 
-                 < C o m p a n y A d d r e s s L i n e > C o m p a n y   A d d r e s s   L i n e   2 < / C o m p a n y A d d r e s s L i n e > - 
-                 < C o m p a n y A d d r e s s L i n e > C o m p a n y   A d d r e s s   L i n e   3 < / C o m p a n y A d d r e s s L i n e > - 
-                 < C o m p a n y A d d r e s s L i n e > C o m p a n y   A d d r e s s   L i n e   4 < / C o m p a n y A d d r e s s L i n e > - 
-                 < C o m p a n y A d d r e s s L i n e > C o m p a n y   A d d r e s s   L i n e   5 < / C o m p a n y A d d r e s s L i n e > - 
-                 < C o m p a n y A d d r e s s L i n e > C o m p a n y   A d d r e s s   L i n e   6 < / C o m p a n y A d d r e s s L i n e > - 
-                 < C o m p a n y A d d r e s s L i n e > C o m p a n y   A d d r e s s   L i n e   7 < / C o m p a n y A d d r e s s L i n e > - 
-                 < C o m p a n y A d d r e s s L i n e > C o m p a n y   A d d r e s s   L i n e   8 < / C o m p a n y A d d r e s s L i n e > +                 < C o m p a n y A d d r e s s L i n e 1 > C o m p a n y   A d d r e s s   L i n e   1 < / C o m p a n y A d d r e s s L i n e 1 > + 
+                 < C o m p a n y A d d r e s s L i n e 2 > C o m p a n y   A d d r e s s   L i n e   2 < / C o m p a n y A d d r e s s L i n e 2 > + 
+                 < C o m p a n y A d d r e s s L i n e 3 > C o m p a n y   A d d r e s s   L i n e   3 < / C o m p a n y A d d r e s s L i n e 3 > + 
+                 < C o m p a n y A d d r e s s L i n e 4 > C o m p a n y   A d d r e s s   L i n e   4 < / C o m p a n y A d d r e s s L i n e 4 > + 
+                 < C o m p a n y A d d r e s s L i n e 5 > C o m p a n y   A d d r e s s   L i n e   5 < / C o m p a n y A d d r e s s L i n e 5 > + 
+                 < C o m p a n y A d d r e s s L i n e 6 > C o m p a n y   A d d r e s s   L i n e   6 < / C o m p a n y A d d r e s s L i n e 6 > + 
+                 < C o m p a n y A d d r e s s L i n e 7 > C o m p a n y   A d d r e s s   L i n e   7 < / C o m p a n y A d d r e s s L i n e 7 > + 
+                 < C o m p a n y A d d r e s s L i n e 8 > C o m p a n y   A d d r e s s   L i n e   8 < / C o m p a n y A d d r e s s L i n e 8 >   
              < / C o m p a n y A d d r e s s L i n e s >   

--- a/src/Layers/W1/BaseApp/Manufacturing/Reports/ProdOrderShortageList.docx
+++ b/src/Layers/W1/BaseApp/Manufacturing/Reports/ProdOrderShortageList.docx
@@ -1248,7 +1248,7 @@
                       <w:szCs w:val="16"/>
                     </w:rPr>
                     <w:alias w:val="#Nav: /Production_Order/Status_ProdOrder"/>
-                    <w:tag w:val="#Nav: Prod_Order_Shortage_List/99000788"/>
+                    <w:tag w:val="#Nav: FS_YSC_ProdOrderShortageList/50201"/>
                     <w:id w:val="-1593617629"/>
                     <w:placeholder>
                       <w:docPart w:val="22127FA57CEB479E9693E1CF6F59CC18"/>
@@ -1295,7 +1295,7 @@
                       <w:szCs w:val="16"/>
                     </w:rPr>
                     <w:alias w:val="#Nav: /Production_Order/No_ProdOrder"/>
-                    <w:tag w:val="#Nav: Prod_Order_Shortage_List/99000788"/>
+                    <w:tag w:val="#Nav: FS_YSC_ProdOrderShortageList/50201"/>
                     <w:id w:val="366186385"/>
                     <w:placeholder>
                       <w:docPart w:val="22127FA57CEB479E9693E1CF6F59CC18"/>
@@ -1342,7 +1342,7 @@
                       <w:szCs w:val="16"/>
                     </w:rPr>
                     <w:alias w:val="#Nav: /Production_Order/Desc_ProdOrder"/>
-                    <w:tag w:val="#Nav: Prod_Order_Shortage_List/99000788"/>
+                    <w:tag w:val="#Nav: FS_YSC_ProdOrderShortageList/50201"/>
                     <w:id w:val="954830833"/>
                     <w:placeholder>
                       <w:docPart w:val="22127FA57CEB479E9693E1CF6F59CC18"/>
@@ -1390,7 +1390,7 @@
                       <w:szCs w:val="16"/>
                     </w:rPr>
                     <w:alias w:val="#Nav: /Production_Order/DueDate_ProdOrder"/>
-                    <w:tag w:val="#Nav: Prod_Order_Shortage_List/99000788"/>
+                    <w:tag w:val="#Nav: FS_YSC_ProdOrderShortageList/50201"/>
                     <w:id w:val="-1506051998"/>
                     <w:placeholder>
                       <w:docPart w:val="22127FA57CEB479E9693E1CF6F59CC18"/>
@@ -1753,7 +1753,7 @@
                                       <w:szCs w:val="16"/>
                                     </w:rPr>
                                     <w:alias w:val="#Nav: /Production_Order/Prod_Order_Line/Prod_Order_Component/ItemNo_ProdOrderComp"/>
-                                    <w:tag w:val="#Nav: Prod_Order_Shortage_List/99000788"/>
+                                    <w:tag w:val="#Nav: FS_YSC_ProdOrderShortageList/50201"/>
                                     <w:id w:val="473188509"/>
                                     <w:placeholder>
                                       <w:docPart w:val="E00D571E1CC94893BED89712737FEB36"/>
@@ -1794,7 +1794,7 @@
                                       <w:szCs w:val="16"/>
                                     </w:rPr>
                                     <w:alias w:val="#Nav: /Production_Order/Prod_Order_Line/Prod_Order_Component/Desc_ProdOrderComp"/>
-                                    <w:tag w:val="#Nav: Prod_Order_Shortage_List/99000788"/>
+                                    <w:tag w:val="#Nav: FS_YSC_ProdOrderShortageList/50201"/>
                                     <w:id w:val="-1794443986"/>
                                     <w:placeholder>
                                       <w:docPart w:val="E00D571E1CC94893BED89712737FEB36"/>
@@ -1835,7 +1835,7 @@
                                       <w:szCs w:val="16"/>
                                     </w:rPr>
                                     <w:alias w:val="#Nav: /Production_Order/Prod_Order_Line/Prod_Order_Component/RemQtyBase_ProdOrderComp"/>
-                                    <w:tag w:val="#Nav: Prod_Order_Shortage_List/99000788"/>
+                                    <w:tag w:val="#Nav: FS_YSC_ProdOrderShortageList/50201"/>
                                     <w:id w:val="1391234884"/>
                                     <w:placeholder>
                                       <w:docPart w:val="E00D571E1CC94893BED89712737FEB36"/>
@@ -1877,7 +1877,7 @@
                                       <w:szCs w:val="16"/>
                                     </w:rPr>
                                     <w:alias w:val="#Nav: /Production_Order/Prod_Order_Line/Prod_Order_Component/CompItemInventory"/>
-                                    <w:tag w:val="#Nav: Prod_Order_Shortage_List/99000788"/>
+                                    <w:tag w:val="#Nav: FS_YSC_ProdOrderShortageList/50201"/>
                                     <w:id w:val="-1227597616"/>
                                     <w:placeholder>
                                       <w:docPart w:val="E00D571E1CC94893BED89712737FEB36"/>
@@ -1919,7 +1919,7 @@
                                       <w:szCs w:val="16"/>
                                     </w:rPr>
                                     <w:alias w:val="#Nav: /Production_Order/Prod_Order_Line/Prod_Order_Component/CompItemInvRemQtyBase"/>
-                                    <w:tag w:val="#Nav: Prod_Order_Shortage_List/99000788"/>
+                                    <w:tag w:val="#Nav: FS_YSC_ProdOrderShortageList/50201"/>
                                     <w:id w:val="-263842314"/>
                                     <w:placeholder>
                                       <w:docPart w:val="E00D571E1CC94893BED89712737FEB36"/>
@@ -1961,7 +1961,7 @@
                                       <w:szCs w:val="16"/>
                                     </w:rPr>
                                     <w:alias w:val="#Nav: /Production_Order/Prod_Order_Line/Prod_Order_Component/CompItemSchdldRcptQty"/>
-                                    <w:tag w:val="#Nav: Prod_Order_Shortage_List/99000788"/>
+                                    <w:tag w:val="#Nav: FS_YSC_ProdOrderShortageList/50201"/>
                                     <w:id w:val="146011720"/>
                                     <w:placeholder>
                                       <w:docPart w:val="E00D571E1CC94893BED89712737FEB36"/>
@@ -2003,7 +2003,7 @@
                                       <w:szCs w:val="16"/>
                                     </w:rPr>
                                     <w:alias w:val="#Nav: /Production_Order/Prod_Order_Line/Prod_Order_Component/CompItemSchdldNeedQty"/>
-                                    <w:tag w:val="#Nav: Prod_Order_Shortage_List/99000788"/>
+                                    <w:tag w:val="#Nav: FS_YSC_ProdOrderShortageList/50201"/>
                                     <w:id w:val="1061985865"/>
                                     <w:placeholder>
                                       <w:docPart w:val="E00D571E1CC94893BED89712737FEB36"/>
@@ -2045,7 +2045,7 @@
                                       <w:szCs w:val="16"/>
                                     </w:rPr>
                                     <w:alias w:val="#Nav: /Production_Order/Prod_Order_Line/Prod_Order_Component/CompItemQtyonPurchOrder"/>
-                                    <w:tag w:val="#Nav: Prod_Order_Shortage_List/99000788"/>
+                                    <w:tag w:val="#Nav: FS_YSC_ProdOrderShortageList/50201"/>
                                     <w:id w:val="1849296571"/>
                                     <w:placeholder>
                                       <w:docPart w:val="E00D571E1CC94893BED89712737FEB36"/>
@@ -2087,7 +2087,7 @@
                                       <w:szCs w:val="16"/>
                                     </w:rPr>
                                     <w:alias w:val="#Nav: /Production_Order/Prod_Order_Line/Prod_Order_Component/CompItemQtyonSalesOrder"/>
-                                    <w:tag w:val="#Nav: Prod_Order_Shortage_List/99000788"/>
+                                    <w:tag w:val="#Nav: FS_YSC_ProdOrderShortageList/50201"/>
                                     <w:id w:val="449364142"/>
                                     <w:placeholder>
                                       <w:docPart w:val="E00D571E1CC94893BED89712737FEB36"/>
@@ -2129,7 +2129,7 @@
                                       <w:szCs w:val="16"/>
                                     </w:rPr>
                                     <w:alias w:val="#Nav: /Production_Order/Prod_Order_Line/Prod_Order_Component/NeededQuantity"/>
-                                    <w:tag w:val="#Nav: Prod_Order_Shortage_List/99000788"/>
+                                    <w:tag w:val="#Nav: FS_YSC_ProdOrderShortageList/50201"/>
                                     <w:id w:val="-2060768731"/>
                                     <w:placeholder>
                                       <w:docPart w:val="E00D571E1CC94893BED89712737FEB36"/>
@@ -4649,654 +4649,115 @@
 </a:theme>
 </file>
 
-<file path=customXml/item2.xml>��< ? x m l   v e r s i o n = " 1 . 0 "   e n c o d i n g = " u t f - 1 6 " ? > - 
- < N a v W o r d R e p o r t X m l P a r t   x m l n s = " u r n : m i c r o s o f t - d y n a m i c s - n a v / r e p o r t s / P r o d _ O r d e r _ S h o r t a g e _ L i s t / 9 9 0 0 0 7 8 8 / " > - 
-     < B C R e p o r t I n f o r m a t i o n > - 
-         < R e p o r t M e t a d a t a > - 
-             < E x t e n s i o n I d > E x t e n s i o n   I D < / E x t e n s i o n I d > - 
-             < E x t e n s i o n N a m e > E x t e n s i o n   N a m e < / E x t e n s i o n N a m e > - 
-             < E x t e n s i o n P u b l i s h e r > E x t e n s i o n   P u b l i s h e r < / E x t e n s i o n P u b l i s h e r > - 
-             < E x t e n s i o n V e r s i o n > E x t e n s i o n   V e r s i o n < / E x t e n s i o n V e r s i o n > - 
-             < R e p o r t I d > R e p o r t   I D < / R e p o r t I d > - 
-             < R e p o r t N a m e > R e p o r t   N a m e < / R e p o r t N a m e > - 
-             < R e p o r t C a p t i o n > R e p o r t   C a p t i o n < / R e p o r t C a p t i o n > - 
-             < A b o u t T h i s R e p o r t T i t l e > A b o u t   T h i s   R e p o r t   T i t l e < / A b o u t T h i s R e p o r t T i t l e > - 
-             < A b o u t T h i s R e p o r t T e x t > A b o u t   T h i s   R e p o r t   T e x t < / A b o u t T h i s R e p o r t T e x t > - 
-             < R e p o r t H e l p L i n k > R e p o r t   H e l p   L i n k < / R e p o r t H e l p L i n k > - 
-         < / R e p o r t M e t a d a t a > - 
-         < R e p o r t R e q u e s t > - 
-             < T e n a n t E n t r a I d > T e n a n t   E n t r a   I d < / T e n a n t E n t r a I d > - 
-             < E n v i r o n m e n t N a m e > E n v i r o n m e n t   N a m e < / E n v i r o n m e n t N a m e > - 
-             < E n v i r o n m e n t T y p e > E n v i r o n m e n t   T y p e < / E n v i r o n m e n t T y p e > - 
-             < C o m p a n y N a m e > C o m p a n y   N a m e < / C o m p a n y N a m e > - 
-             < C o m p a n y D i s p l a y N a m e > C o m p a n y   D i s p l a y   N a m e < / C o m p a n y D i s p l a y N a m e > - 
-             < C o m p a n y I d > C o m p a n y   I D < / C o m p a n y I d > - 
-             < U s e r N a m e > U s e r   N a m e < / U s e r N a m e > - 
-             < D a t e A n d T i m e > D a t e   a n d   T i m e < / D a t e A n d T i m e > - 
-             < L a n g u a g e > L a n g u a g e < / L a n g u a g e > - 
-             < F o r m a t R e g i o n > F o r m a t   R e g i o n < / F o r m a t R e g i o n > - 
-             < D a t e T i m e V a l u e s > - 
-                 < Y e a r > Y e a r < / Y e a r > - 
-                 < M o n t h N u m b e r > M o n t h   N u m b e r < / M o n t h N u m b e r > - 
-                 < D a y N u m b e r > D a y   N u m b e r < / D a y N u m b e r > - 
-                 < H o u r > H o u r < / H o u r > - 
-                 < M i n u t e > M i n u t e < / M i n u t e > - 
-             < / D a t e T i m e V a l u e s > - 
-         < / R e p o r t R e q u e s t > - 
-         < C o m p a n y M e t a d a t a > - 
-             < C o m p a n y N a m e > C o m p a n y   N a m e < / C o m p a n y N a m e > - 
-             < C o m p a n y D i s p l a y N a m e > C o m p a n y   D i s p l a y   N a m e < / C o m p a n y D i s p l a y N a m e > - 
-             < C o m p a n y A d d r e s s L i n e s > - 
-                 < C o m p a n y A d d r e s s L i n e 1 > C o m p a n y   A d d r e s s   L i n e   1 < / C o m p a n y A d d r e s s L i n e 1 > - 
-                 < C o m p a n y A d d r e s s L i n e 2 > C o m p a n y   A d d r e s s   L i n e   2 < / C o m p a n y A d d r e s s L i n e 2 > - 
-                 < C o m p a n y A d d r e s s L i n e 3 > C o m p a n y   A d d r e s s   L i n e   3 < / C o m p a n y A d d r e s s L i n e 3 > - 
-                 < C o m p a n y A d d r e s s L i n e 4 > C o m p a n y   A d d r e s s   L i n e   4 < / C o m p a n y A d d r e s s L i n e 4 > - 
-                 < C o m p a n y A d d r e s s L i n e 5 > C o m p a n y   A d d r e s s   L i n e   5 < / C o m p a n y A d d r e s s L i n e 5 > - 
-                 < C o m p a n y A d d r e s s L i n e 6 > C o m p a n y   A d d r e s s   L i n e   6 < / C o m p a n y A d d r e s s L i n e 6 > - 
-                 < C o m p a n y A d d r e s s L i n e 7 > C o m p a n y   A d d r e s s   L i n e   7 < / C o m p a n y A d d r e s s L i n e 7 > - 
-                 < C o m p a n y A d d r e s s L i n e 8 > C o m p a n y   A d d r e s s   L i n e   8 < / C o m p a n y A d d r e s s L i n e 8 > - 
-             < / C o m p a n y A d d r e s s L i n e s > - 
-             < C o m p a n y P h o n e > C o m p a n y   P h o n e < / C o m p a n y P h o n e > - 
-             < C o m p a n y P h o n e C a p t i o n > C o m p a n y   P h o n e   C a p t i o n < / C o m p a n y P h o n e C a p t i o n > - 
-             < C o m p a n y F a x N o > C o m p a n y   F a x   N o . < / C o m p a n y F a x N o > - 
-             < C o m p a n y F a x N o C a p t i o n > C o m p a n y   F a x   N o .   C a p t i o n < / C o m p a n y F a x N o C a p t i o n > - 
-             < C o m p a n y E m a i l > C o m p a n y   E m a i l < / C o m p a n y E m a i l > - 
-             < C o m p a n y E m a i l C a p t i o n > C o m p a n y   E m a i l   C a p t i o n < / C o m p a n y E m a i l C a p t i o n > - 
-             < C o m p a n y H o m e P a g e > C o m p a n y   H o m e   P a g e < / C o m p a n y H o m e P a g e > - 
-             < C o m p a n y H o m e P a g e C a p t i o n > C o m p a n y   H o m e   P a g e   C a p t i o n < / C o m p a n y H o m e P a g e C a p t i o n > - 
-             < C o m p a n y L o g o > C o m p a n y   L o g o < / C o m p a n y L o g o > - 
-             < C o m p a n y V A T R e g i s t r a t i o n N o > C o m p a n y   V A T   R e g i s t r a t i o n   N o . < / C o m p a n y V A T R e g i s t r a t i o n N o > - 
-             < C o m p a n y V A T R e g i s t r a t i o n N o C a p t i o n > C o m p a n y   V A T   R e g i s t r a t i o n   N o .   C a p t i o n < / C o m p a n y V A T R e g i s t r a t i o n N o C a p t i o n > - 
-             < C o m p a n y R e g i s t r a t i o n N o > C o m p a n y   R e g i s t r a t i o n   N o . < / C o m p a n y R e g i s t r a t i o n N o > - 
-             < C o m p a n y R e g i s t r a t i o n N o C a p t i o n > C o m p a n y   R e g i s t r a t i o n   N o .   C a p t i o n < / C o m p a n y R e g i s t r a t i o n N o C a p t i o n > - 
-             < C o m p a n y B a n k N a m e > C o m p a n y   B a n k   N a m e < / C o m p a n y B a n k N a m e > - 
-             < C o m p a n y B a n k N a m e C a p t i o n > C o m p a n y   B a n k   N a m e   C a p t i o n < / C o m p a n y B a n k N a m e C a p t i o n > - 
-             < C o m p a n y B a n k A c c o u n t N o > C o m p a n y   B a n k   A c c o u n t   N o . < / C o m p a n y B a n k A c c o u n t N o > - 
-             < C o m p a n y B a n k A c c o u n t N o C a p t i o n > C o m p a n y   B a n k   A c c o u n t   N o .   C a p t i o n < / C o m p a n y B a n k A c c o u n t N o C a p t i o n > - 
-             < C o m p a n y B a n k B r a n c h N o > C o m p a n y   B a n k   B r a n c h   N o . < / C o m p a n y B a n k B r a n c h N o > - 
-             < C o m p a n y B a n k B r a n c h N o C a p t i o n > C o m p a n y   B a n k   B r a n c h   N o .   C a p t i o n < / C o m p a n y B a n k B r a n c h N o C a p t i o n > - 
-             < C o m p a n y I B A N > C o m p a n y   I B A N < / C o m p a n y I B A N > - 
-             < C o m p a n y I B A N C a p t i o n > C o m p a n y   I B A N   C a p t i o n < / C o m p a n y I B A N C a p t i o n > - 
-             < C o m p a n y B a n k S W I F T > C o m p a n y   B a n k   S W I F T < / C o m p a n y B a n k S W I F T > - 
-             < C o m p a n y B a n k S W I F T C a p t i o n > C o m p a n y   B a n k   S W I F T   C a p t i o n < / C o m p a n y B a n k S W I F T C a p t i o n > - 
-             < C o m p a n y G i r o N o > C o m p a n y   G i r o   N o . < / C o m p a n y G i r o N o > - 
-             < C o m p a n y G i r o N o C a p t i o n > C o m p a n y   G i r o   N o .   C a p t i o n < / C o m p a n y G i r o N o C a p t i o n > - 
-         < / C o m p a n y M e t a d a t a > - 
-     < / B C R e p o r t I n f o r m a t i o n > - 
-     < L a b e l s > - 
-         < A b o u t T h e R e p o r t L a b e l > A b o u t T h e R e p o r t L a b e l < / A b o u t T h e R e p o r t L a b e l > - 
-         < C o m p a n y L a b e l > C o m p a n y L a b e l < / C o m p a n y L a b e l > - 
-         < C o m p I t e m I n v e n t o r y C a p t i o n L b l > C o m p I t e m I n v e n t o r y C a p t i o n L b l < / C o m p I t e m I n v e n t o r y C a p t i o n L b l > - 
-         < C o m p I t e m Q t y o n P u r c h O r d e r C a p t i o n > C o m p I t e m Q t y o n P u r c h O r d e r C a p t i o n < / C o m p I t e m Q t y o n P u r c h O r d e r C a p t i o n > - 
-         < C o m p I t e m Q t y o n S a l e s O r d e r C a p t i o n > C o m p I t e m Q t y o n S a l e s O r d e r C a p t i o n < / C o m p I t e m Q t y o n S a l e s O r d e r C a p t i o n > - 
-         < C o m p I t e m S c h d l d N e e d Q t y C a p t i o n > C o m p I t e m S c h d l d N e e d Q t y C a p t i o n < / C o m p I t e m S c h d l d N e e d Q t y C a p t i o n > - 
-         < C o m p I t e m S c h d l d R c p t Q t y C a p t i o n > C o m p I t e m S c h d l d R c p t Q t y C a p t i o n < / C o m p I t e m S c h d l d R c p t Q t y C a p t i o n > - 
-         < C o m p I t e m S c h e d u l e d N e e d Q t y C a p t i o n L b l > C o m p I t e m S c h e d u l e d N e e d Q t y C a p t i o n L b l < / C o m p I t e m S c h e d u l e d N e e d Q t y C a p t i o n L b l > - 
-         < D a t a R e t r i e v e d > D a t a R e t r i e v e d < / D a t a R e t r i e v e d > - 
-         < D e s c _ P r o d O r d e r C a p t i o n > D e s c _ P r o d O r d e r C a p t i o n < / D e s c _ P r o d O r d e r C a p t i o n > - 
-         < D e s c _ P r o d O r d e r C o m p C a p t i o n > D e s c _ P r o d O r d e r C o m p C a p t i o n < / D e s c _ P r o d O r d e r C o m p C a p t i o n > - 
-         < D e s c C a p t i o n L b l > D e s c C a p t i o n L b l < / D e s c C a p t i o n L b l > - 
-         < D o c u m e n t a t i o n L a b e l > D o c u m e n t a t i o n L a b e l < / D o c u m e n t a t i o n L a b e l > - 
-         < D u e D a t e C a p t i o n L b l > D u e D a t e C a p t i o n L b l < / D u e D a t e C a p t i o n L b l > - 
-         < E n v i r o n m e n t L a b e l > E n v i r o n m e n t L a b e l < / E n v i r o n m e n t L a b e l > - 
-         < I t e m D e s c C a p t i o n L b l > I t e m D e s c C a p t i o n L b l < / I t e m D e s c C a p t i o n L b l > - 
-         < I t e m N o _ P r o d O r d e r C o m p C a p t i o n > I t e m N o _ P r o d O r d e r C o m p C a p t i o n < / I t e m N o _ P r o d O r d e r C o m p C a p t i o n > - 
-         < I t e m N o C a p t i o n L b l > I t e m N o C a p t i o n L b l < / I t e m N o C a p t i o n L b l > - 
-         < L i n e N o _ P r o d O r d e r L i n e C a p t i o n > L i n e N o _ P r o d O r d e r L i n e C a p t i o n < / L i n e N o _ P r o d O r d e r L i n e C a p t i o n > - 
-         < L i n e N o C a p t i o n L b l > L i n e N o C a p t i o n L b l < / L i n e N o C a p t i o n L b l > - 
-         < N e e d e d Q t y C a p t i o n L b l > N e e d e d Q t y C a p t i o n L b l < / N e e d e d Q t y C a p t i o n L b l > - 
-         < N o _ P r o d O r d e r C a p t i o n > N o _ P r o d O r d e r C a p t i o n < / N o _ P r o d O r d e r C a p t i o n > - 
-         < N o C a p t i o n L b l > N o C a p t i o n L b l < / N o C a p t i o n L b l > - 
-         < P a g e N o C a p t i o n L b l > P a g e N o C a p t i o n L b l < / P a g e N o C a p t i o n L b l > - 
-         < P o s t i n g D a t e F i l t e r L a b e l > P o s t i n g D a t e F i l t e r L a b e l < / P o s t i n g D a t e F i l t e r L a b e l > - 
-         < P r o d S h t g L i s t > P r o d S h t g L i s t < / P r o d S h t g L i s t > - 
-         < P r o d S h t g L i s t A n a l y s i s > P r o d S h t g L i s t A n a l y s i s < / P r o d S h t g L i s t A n a l y s i s > - 
-         < P r o d S h t g L i s t P r i n t > P r o d S h t g L i s t P r i n t < / P r o d S h t g L i s t P r i n t > - 
-         < Q t y o n P u r c h O r d e r C a p t i o n L b l > Q t y o n P u r c h O r d e r C a p t i o n L b l < / Q t y o n P u r c h O r d e r C a p t i o n L b l > - 
-         < Q t y o n S a l e s O r d e r C a p t i o n L b l > Q t y o n S a l e s O r d e r C a p t i o n L b l < / Q t y o n S a l e s O r d e r C a p t i o n L b l > - 
-         < R e c e i p t Q t y C a p t i o n L b l > R e c e i p t Q t y C a p t i o n L b l < / R e c e i p t Q t y C a p t i o n L b l > - 
-         < R e m a i n i n g Q t y B a s e C a p t i o n L b l > R e m a i n i n g Q t y B a s e C a p t i o n L b l < / R e m a i n i n g Q t y B a s e C a p t i o n L b l > - 
-         < R e m Q t y B a s e C a p t i o n L b l > R e m Q t y B a s e C a p t i o n L b l < / R e m Q t y B a s e C a p t i o n L b l > - 
-         < R e p o r t N a m e L a b e l > R e p o r t N a m e L a b e l < / R e p o r t N a m e L a b e l > - 
-         < R u n O n L a b e l > R u n O n L a b e l < / R u n O n L a b e l > - 
-         < S t a t u s _ P r o d O r d e r C a p t i o n > S t a t u s _ P r o d O r d e r C a p t i o n < / S t a t u s _ P r o d O r d e r C a p t i o n > - 
-         < S t a t u s C a p t i o n L b l > S t a t u s C a p t i o n L b l < / S t a t u s C a p t i o n L b l > - 
-         < U s e r L a b e l > U s e r L a b e l < / U s e r L a b e l > - 
-     < / L a b e l s > - 
-     < P r o d u c t i o n _ O r d e r > - 
-         < C o m p a n y N a m e > C o m p a n y N a m e < / C o m p a n y N a m e > - 
-         < C o m p I t e m I n v e n t o r y C a p t i o n > C o m p I t e m I n v e n t o r y C a p t i o n < / C o m p I t e m I n v e n t o r y C a p t i o n > - 
-         < C o m p I t e m S c h e d u l e d N e e d Q t y C a p t i o n > C o m p I t e m S c h e d u l e d N e e d Q t y C a p t i o n < / C o m p I t e m S c h e d u l e d N e e d Q t y C a p t i o n > - 
-         < D e s c _ P r o d O r d e r > D e s c _ P r o d O r d e r < / D e s c _ P r o d O r d e r > - 
-         < D u e D a t e C a p t i o n > D u e D a t e C a p t i o n < / D u e D a t e C a p t i o n > - 
-         < D u e D a t e _ P r o d O r d e r > D u e D a t e _ P r o d O r d e r < / D u e D a t e _ P r o d O r d e r > - 
-         < N e e d e d Q t y C a p t i o n > N e e d e d Q t y C a p t i o n < / N e e d e d Q t y C a p t i o n > - 
-         < N o _ P r o d O r d e r > N o _ P r o d O r d e r < / N o _ P r o d O r d e r > - 
-         < P a g e N o C a p t i o n > P a g e N o C a p t i o n < / P a g e N o C a p t i o n > - 
-         < Q t y o n P u r c h O r d e r C a p t i o n > Q t y o n P u r c h O r d e r C a p t i o n < / Q t y o n P u r c h O r d e r C a p t i o n > - 
-         < Q t y o n S a l e s O r d e r C a p t i o n > Q t y o n S a l e s O r d e r C a p t i o n < / Q t y o n S a l e s O r d e r C a p t i o n > - 
-         < R e c e i p t Q t y C a p t i o n > R e c e i p t Q t y C a p t i o n < / R e c e i p t Q t y C a p t i o n > - 
-         < R e m a i n i n g Q t y B a s e C a p t i o n > R e m a i n i n g Q t y B a s e C a p t i o n < / R e m a i n i n g Q t y B a s e C a p t i o n > - 
-         < R e m Q t y B a s e C a p t i o n > R e m Q t y B a s e C a p t i o n < / R e m Q t y B a s e C a p t i o n > - 
-         < S h o r t a g e L i s t C a p t i o n > S h o r t a g e L i s t C a p t i o n < / S h o r t a g e L i s t C a p t i o n > - 
-         < S t a t u s _ P r o d O r d e r > S t a t u s _ P r o d O r d e r < / S t a t u s _ P r o d O r d e r > - 
-         < T o d a y F o r m a t t e d > T o d a y F o r m a t t e d < / T o d a y F o r m a t t e d > - 
-         < P r o d _ O r d e r _ L i n e > - 
-             < L i n e N o _ P r o d O r d e r L i n e > L i n e N o _ P r o d O r d e r L i n e < / L i n e N o _ P r o d O r d e r L i n e > - 
-             < P r o d _ O r d e r _ C o m p o n e n t > - 
-                 < C o m p I t e m I n v e n t o r y > C o m p I t e m I n v e n t o r y < / C o m p I t e m I n v e n t o r y > - 
-                 < C o m p I t e m I n v R e m Q t y B a s e > C o m p I t e m I n v R e m Q t y B a s e < / C o m p I t e m I n v R e m Q t y B a s e > - 
-                 < C o m p I t e m Q t y o n P u r c h O r d e r > C o m p I t e m Q t y o n P u r c h O r d e r < / C o m p I t e m Q t y o n P u r c h O r d e r > - 
-                 < C o m p I t e m Q t y o n S a l e s O r d e r > C o m p I t e m Q t y o n S a l e s O r d e r < / C o m p I t e m Q t y o n S a l e s O r d e r > - 
-                 < C o m p I t e m S c h d l d N e e d Q t y > C o m p I t e m S c h d l d N e e d Q t y < / C o m p I t e m S c h d l d N e e d Q t y > - 
-                 < C o m p I t e m S c h d l d R c p t Q t y > C o m p I t e m S c h d l d R c p t Q t y < / C o m p I t e m S c h d l d R c p t Q t y > - 
-                 < D e s c _ P r o d O r d e r C o m p > D e s c _ P r o d O r d e r C o m p < / D e s c _ P r o d O r d e r C o m p > - 
-                 < I t e m N o _ P r o d O r d e r C o m p > I t e m N o _ P r o d O r d e r C o m p < / I t e m N o _ P r o d O r d e r C o m p > - 
-                 < N e e d e d Q u a n t i t y > N e e d e d Q u a n t i t y < / N e e d e d Q u a n t i t y > - 
-                 < R e m Q t y B a s e _ P r o d O r d e r C o m p > R e m Q t y B a s e _ P r o d O r d e r C o m p < / R e m Q t y B a s e _ P r o d O r d e r C o m p > - 
-             < / P r o d _ O r d e r _ C o m p o n e n t > - 
-         < / P r o d _ O r d e r _ L i n e > - 
-     < / P r o d u c t i o n _ O r d e r > - 
- < / N a v W o r d R e p o r t X m l P a r t > 
-</file>
-
-<file path=customXml/item3.xml>��< ? x m l   v e r s i o n = " 1 . 0 "   e n c o d i n g = " u t f - 1 6 " ? > - 
- < N a v W o r d R e p o r t X m l P a r t   x m l n s = " u r n : m i c r o s o f t - d y n a m i c s - b u s i n e s s c e n t r a l / i n t e r n a l / e x t e n d e d / r e p o r t s / P r o d _ O r d e r _ S h o r t a g e _ L i s t / 9 9 0 0 0 7 8 8 / " > - 
-     < B C R e p o r t I n f o r m a t i o n > - 
-         < R e p o r t M e t a d a t a > - 
-             < E x t e n s i o n I d > E x t e n s i o n   I D < / E x t e n s i o n I d > - 
-             < E x t e n s i o n N a m e > E x t e n s i o n   N a m e < / E x t e n s i o n N a m e > - 
-             < E x t e n s i o n P u b l i s h e r > E x t e n s i o n   P u b l i s h e r < / E x t e n s i o n P u b l i s h e r > - 
-             < E x t e n s i o n V e r s i o n > E x t e n s i o n   V e r s i o n < / E x t e n s i o n V e r s i o n > - 
-             < R e p o r t I d > R e p o r t   I D < / R e p o r t I d > - 
-             < R e p o r t N a m e > R e p o r t   N a m e < / R e p o r t N a m e > - 
-             < R e p o r t C a p t i o n > R e p o r t   C a p t i o n < / R e p o r t C a p t i o n > - 
-             < A b o u t T h i s R e p o r t T i t l e > A b o u t   T h i s   R e p o r t   T i t l e < / A b o u t T h i s R e p o r t T i t l e > - 
-             < A b o u t T h i s R e p o r t T e x t > A b o u t   T h i s   R e p o r t   T e x t < / A b o u t T h i s R e p o r t T e x t > - 
-             < R e p o r t H e l p L i n k > R e p o r t   H e l p   L i n k < / R e p o r t H e l p L i n k > - 
-         < / R e p o r t M e t a d a t a > - 
-         < R e p o r t R e q u e s t > - 
-             < T e n a n t E n t r a I d > T e n a n t   E n t r a   I d < / T e n a n t E n t r a I d > - 
-             < E n v i r o n m e n t N a m e > E n v i r o n m e n t   N a m e < / E n v i r o n m e n t N a m e > - 
-             < E n v i r o n m e n t T y p e > E n v i r o n m e n t   T y p e < / E n v i r o n m e n t T y p e > - 
-             < C o m p a n y N a m e > C o m p a n y   N a m e < / C o m p a n y N a m e > - 
-             < C o m p a n y D i s p l a y N a m e > C o m p a n y   D i s p l a y   N a m e < / C o m p a n y D i s p l a y N a m e > - 
-             < C o m p a n y I d > C o m p a n y   I D < / C o m p a n y I d > - 
-             < U s e r N a m e > U s e r   N a m e < / U s e r N a m e > - 
-             < D a t e A n d T i m e > D a t e   a n d   T i m e < / D a t e A n d T i m e > - 
-             < L a n g u a g e > L a n g u a g e < / L a n g u a g e > - 
-             < F o r m a t R e g i o n > F o r m a t   R e g i o n < / F o r m a t R e g i o n > - 
-             < D a t e T i m e V a l u e s > - 
-                 < Y e a r > Y e a r < / Y e a r > - 
-                 < M o n t h N u m b e r > M o n t h   N u m b e r < / M o n t h N u m b e r > - 
-                 < D a y N u m b e r > D a y   N u m b e r < / D a y N u m b e r > - 
-                 < H o u r > H o u r < / H o u r > - 
-                 < M i n u t e > M i n u t e < / M i n u t e > - 
-             < / D a t e T i m e V a l u e s > - 
-         < / R e p o r t R e q u e s t > - 
-         < C o m p a n y M e t a d a t a > - 
-             < C o m p a n y N a m e > C o m p a n y   N a m e < / C o m p a n y N a m e > - 
-             < C o m p a n y D i s p l a y N a m e > C o m p a n y   D i s p l a y   N a m e < / C o m p a n y D i s p l a y N a m e > - 
-             < C o m p a n y A d d r e s s L i n e s > - 
-                 < C o m p a n y A d d r e s s L i n e 1 > C o m p a n y   A d d r e s s   L i n e   1 < / C o m p a n y A d d r e s s L i n e 1 > - 
-                 < C o m p a n y A d d r e s s L i n e 2 > C o m p a n y   A d d r e s s   L i n e   2 < / C o m p a n y A d d r e s s L i n e 2 > - 
-                 < C o m p a n y A d d r e s s L i n e 3 > C o m p a n y   A d d r e s s   L i n e   3 < / C o m p a n y A d d r e s s L i n e 3 > - 
-                 < C o m p a n y A d d r e s s L i n e 4 > C o m p a n y   A d d r e s s   L i n e   4 < / C o m p a n y A d d r e s s L i n e 4 > - 
-                 < C o m p a n y A d d r e s s L i n e 5 > C o m p a n y   A d d r e s s   L i n e   5 < / C o m p a n y A d d r e s s L i n e 5 > - 
-                 < C o m p a n y A d d r e s s L i n e 6 > C o m p a n y   A d d r e s s   L i n e   6 < / C o m p a n y A d d r e s s L i n e 6 > - 
-                 < C o m p a n y A d d r e s s L i n e 7 > C o m p a n y   A d d r e s s   L i n e   7 < / C o m p a n y A d d r e s s L i n e 7 > - 
-                 < C o m p a n y A d d r e s s L i n e 8 > C o m p a n y   A d d r e s s   L i n e   8 < / C o m p a n y A d d r e s s L i n e 8 > - 
-             < / C o m p a n y A d d r e s s L i n e s > - 
-             < C o m p a n y P h o n e > C o m p a n y   P h o n e < / C o m p a n y P h o n e > - 
-             < C o m p a n y P h o n e C a p t i o n > C o m p a n y   P h o n e   C a p t i o n < / C o m p a n y P h o n e C a p t i o n > - 
-             < C o m p a n y F a x N o > C o m p a n y   F a x   N o . < / C o m p a n y F a x N o > - 
-             < C o m p a n y F a x N o C a p t i o n > C o m p a n y   F a x   N o .   C a p t i o n < / C o m p a n y F a x N o C a p t i o n > - 
-             < C o m p a n y E m a i l > C o m p a n y   E m a i l < / C o m p a n y E m a i l > - 
-             < C o m p a n y E m a i l C a p t i o n > C o m p a n y   E m a i l   C a p t i o n < / C o m p a n y E m a i l C a p t i o n > - 
-             < C o m p a n y H o m e P a g e > C o m p a n y   H o m e   P a g e < / C o m p a n y H o m e P a g e > - 
-             < C o m p a n y H o m e P a g e C a p t i o n > C o m p a n y   H o m e   P a g e   C a p t i o n < / C o m p a n y H o m e P a g e C a p t i o n > - 
-             < C o m p a n y L o g o > C o m p a n y   L o g o < / C o m p a n y L o g o > - 
-             < C o m p a n y V A T R e g i s t r a t i o n N o > C o m p a n y   V A T   R e g i s t r a t i o n   N o . < / C o m p a n y V A T R e g i s t r a t i o n N o > - 
-             < C o m p a n y V A T R e g i s t r a t i o n N o C a p t i o n > C o m p a n y   V A T   R e g i s t r a t i o n   N o .   C a p t i o n < / C o m p a n y V A T R e g i s t r a t i o n N o C a p t i o n > - 
-             < C o m p a n y R e g i s t r a t i o n N o > C o m p a n y   R e g i s t r a t i o n   N o . < / C o m p a n y R e g i s t r a t i o n N o > - 
-             < C o m p a n y R e g i s t r a t i o n N o C a p t i o n > C o m p a n y   R e g i s t r a t i o n   N o .   C a p t i o n < / C o m p a n y R e g i s t r a t i o n N o C a p t i o n > - 
-             < C o m p a n y B a n k N a m e > C o m p a n y   B a n k   N a m e < / C o m p a n y B a n k N a m e > - 
-             < C o m p a n y B a n k N a m e C a p t i o n > C o m p a n y   B a n k   N a m e   C a p t i o n < / C o m p a n y B a n k N a m e C a p t i o n > - 
-             < C o m p a n y B a n k A c c o u n t N o > C o m p a n y   B a n k   A c c o u n t   N o . < / C o m p a n y B a n k A c c o u n t N o > - 
-             < C o m p a n y B a n k A c c o u n t N o C a p t i o n > C o m p a n y   B a n k   A c c o u n t   N o .   C a p t i o n < / C o m p a n y B a n k A c c o u n t N o C a p t i o n > - 
-             < C o m p a n y B a n k B r a n c h N o > C o m p a n y   B a n k   B r a n c h   N o . < / C o m p a n y B a n k B r a n c h N o > - 
-             < C o m p a n y B a n k B r a n c h N o C a p t i o n > C o m p a n y   B a n k   B r a n c h   N o .   C a p t i o n < / C o m p a n y B a n k B r a n c h N o C a p t i o n > - 
-             < C o m p a n y I B A N > C o m p a n y   I B A N < / C o m p a n y I B A N > - 
-             < C o m p a n y I B A N C a p t i o n > C o m p a n y   I B A N   C a p t i o n < / C o m p a n y I B A N C a p t i o n > - 
-             < C o m p a n y B a n k S W I F T > C o m p a n y   B a n k   S W I F T < / C o m p a n y B a n k S W I F T > - 
-             < C o m p a n y B a n k S W I F T C a p t i o n > C o m p a n y   B a n k   S W I F T   C a p t i o n < / C o m p a n y B a n k S W I F T C a p t i o n > - 
-             < C o m p a n y G i r o N o > C o m p a n y   G i r o   N o . < / C o m p a n y G i r o N o > - 
-             < C o m p a n y G i r o N o C a p t i o n > C o m p a n y   G i r o   N o .   C a p t i o n < / C o m p a n y G i r o N o C a p t i o n > - 
-         < / C o m p a n y M e t a d a t a > - 
-     < / B C R e p o r t I n f o r m a t i o n > - 
-     < L a b e l s > - 
-         < A b o u t T h e R e p o r t L a b e l   E l e m e n t T y p e = " P a r a m e t e r "   E l e m e n t I d = " 1 6 7 7 9 2 0 0 1 "   D a t a T y p e = " S t r i n g " > A b o u t T h e R e p o r t L a b e l < / A b o u t T h e R e p o r t L a b e l > - 
-         < C o m p a n y L a b e l   E l e m e n t T y p e = " P a r a m e t e r "   E l e m e n t I d = " 3 4 6 7 6 0 3 4 8 "   D a t a T y p e = " S t r i n g " > C o m p a n y L a b e l < / C o m p a n y L a b e l > - 
-         < C o m p I t e m I n v e n t o r y C a p t i o n L b l   E l e m e n t T y p e = " P a r a m e t e r "   E l e m e n t I d = " 1 2 4 9 7 2 1 1 1 1 "   D a t a T y p e = " S t r i n g " > C o m p I t e m I n v e n t o r y C a p t i o n L b l < / C o m p I t e m I n v e n t o r y C a p t i o n L b l > - 
-         < C o m p I t e m Q t y o n P u r c h O r d e r C a p t i o n   E l e m e n t T y p e = " P a r a m e t e r "   E l e m e n t I d = " 2 0 5 7 2 7 9 9 9 8 "   D a t a T y p e = " S t r i n g " > C o m p I t e m Q t y o n P u r c h O r d e r C a p t i o n < / C o m p I t e m Q t y o n P u r c h O r d e r C a p t i o n > - 
-         < C o m p I t e m Q t y o n S a l e s O r d e r C a p t i o n   E l e m e n t T y p e = " P a r a m e t e r "   E l e m e n t I d = " 1 7 7 1 4 0 2 6 "   D a t a T y p e = " S t r i n g " > C o m p I t e m Q t y o n S a l e s O r d e r C a p t i o n < / C o m p I t e m Q t y o n S a l e s O r d e r C a p t i o n > - 
-         < C o m p I t e m S c h d l d N e e d Q t y C a p t i o n   E l e m e n t T y p e = " P a r a m e t e r "   E l e m e n t I d = " 1 3 8 7 4 4 0 1 3 3 "   D a t a T y p e = " S t r i n g " > C o m p I t e m S c h d l d N e e d Q t y C a p t i o n < / C o m p I t e m S c h d l d N e e d Q t y C a p t i o n > - 
-         < C o m p I t e m S c h d l d R c p t Q t y C a p t i o n   E l e m e n t T y p e = " P a r a m e t e r "   E l e m e n t I d = " 1 9 3 0 4 7 9 5 8 8 "   D a t a T y p e = " S t r i n g " > C o m p I t e m S c h d l d R c p t Q t y C a p t i o n < / C o m p I t e m S c h d l d R c p t Q t y C a p t i o n > - 
-         < C o m p I t e m S c h e d u l e d N e e d Q t y C a p t i o n L b l   E l e m e n t T y p e = " P a r a m e t e r "   E l e m e n t I d = " 3 8 6 1 3 5 0 3 8 "   D a t a T y p e = " S t r i n g " > C o m p I t e m S c h e d u l e d N e e d Q t y C a p t i o n L b l < / C o m p I t e m S c h e d u l e d N e e d Q t y C a p t i o n L b l > - 
-         < D a t a R e t r i e v e d   E l e m e n t T y p e = " P a r a m e t e r "   E l e m e n t I d = " 2 9 1 9 1 1 8 0 7 "   D a t a T y p e = " S t r i n g " > D a t a R e t r i e v e d < / D a t a R e t r i e v e d > - 
-         < D e s c _ P r o d O r d e r C a p t i o n   E l e m e n t T y p e = " P a r a m e t e r "   E l e m e n t I d = " 7 5 8 0 1 2 1 1 6 "   D a t a T y p e = " S t r i n g " > D e s c _ P r o d O r d e r C a p t i o n < / D e s c _ P r o d O r d e r C a p t i o n > - 
-         < D e s c _ P r o d O r d e r C o m p C a p t i o n   E l e m e n t T y p e = " P a r a m e t e r "   E l e m e n t I d = " 2 6 2 5 5 2 0 6 9 "   D a t a T y p e = " S t r i n g " > D e s c _ P r o d O r d e r C o m p C a p t i o n < / D e s c _ P r o d O r d e r C o m p C a p t i o n > - 
-         < D e s c C a p t i o n L b l   E l e m e n t T y p e = " P a r a m e t e r "   E l e m e n t I d = " 1 7 5 4 0 0 6 0 2 4 "   D a t a T y p e = " S t r i n g " > D e s c C a p t i o n L b l < / D e s c C a p t i o n L b l > - 
-         < D o c u m e n t a t i o n L a b e l   E l e m e n t T y p e = " P a r a m e t e r "   E l e m e n t I d = " 1 7 3 8 9 2 4 8 1 5 "   D a t a T y p e = " S t r i n g " > D o c u m e n t a t i o n L a b e l < / D o c u m e n t a t i o n L a b e l > - 
-         < D u e D a t e C a p t i o n L b l   E l e m e n t T y p e = " P a r a m e t e r "   E l e m e n t I d = " 1 9 4 4 8 6 8 6 3 3 "   D a t a T y p e = " S t r i n g " > D u e D a t e C a p t i o n L b l < / D u e D a t e C a p t i o n L b l > - 
-         < E n v i r o n m e n t L a b e l   E l e m e n t T y p e = " P a r a m e t e r "   E l e m e n t I d = " 8 1 8 8 1 6 5 9 0 "   D a t a T y p e = " S t r i n g " > E n v i r o n m e n t L a b e l < / E n v i r o n m e n t L a b e l > - 
-         < I t e m D e s c C a p t i o n L b l   E l e m e n t T y p e = " P a r a m e t e r "   E l e m e n t I d = " 1 7 7 6 5 9 0 7 8 9 "   D a t a T y p e = " S t r i n g " > I t e m D e s c C a p t i o n L b l < / I t e m D e s c C a p t i o n L b l > - 
-         < I t e m N o _ P r o d O r d e r C o m p C a p t i o n   E l e m e n t T y p e = " P a r a m e t e r "   E l e m e n t I d = " 8 6 1 5 4 8 1 6 0 "   D a t a T y p e = " S t r i n g " > I t e m N o _ P r o d O r d e r C o m p C a p t i o n < / I t e m N o _ P r o d O r d e r C o m p C a p t i o n > - 
-         < I t e m N o C a p t i o n L b l   E l e m e n t T y p e = " P a r a m e t e r "   E l e m e n t I d = " 1 5 6 6 4 5 9 0 4 3 "   D a t a T y p e = " S t r i n g " > I t e m N o C a p t i o n L b l < / I t e m N o C a p t i o n L b l > - 
-         < L i n e N o _ P r o d O r d e r L i n e C a p t i o n   E l e m e n t T y p e = " P a r a m e t e r "   E l e m e n t I d = " 5 8 8 4 0 8 9 4 8 "   D a t a T y p e = " S t r i n g " > L i n e N o _ P r o d O r d e r L i n e C a p t i o n < / L i n e N o _ P r o d O r d e r L i n e C a p t i o n > - 
-         < L i n e N o C a p t i o n L b l   E l e m e n t T y p e = " P a r a m e t e r "   E l e m e n t I d = " 1 5 1 7 0 5 3 6 6 2 "   D a t a T y p e = " S t r i n g " > L i n e N o C a p t i o n L b l < / L i n e N o C a p t i o n L b l > - 
-         < N e e d e d Q t y C a p t i o n L b l   E l e m e n t T y p e = " P a r a m e t e r "   E l e m e n t I d = " 1 6 4 9 2 3 1 9 6 2 "   D a t a T y p e = " S t r i n g " > N e e d e d Q t y C a p t i o n L b l < / N e e d e d Q t y C a p t i o n L b l > - 
-         < N o _ P r o d O r d e r C a p t i o n   E l e m e n t T y p e = " P a r a m e t e r "   E l e m e n t I d = " 7 0 2 4 9 2 7 4 8 "   D a t a T y p e = " S t r i n g " > N o _ P r o d O r d e r C a p t i o n < / N o _ P r o d O r d e r C a p t i o n > - 
-         < N o C a p t i o n L b l   E l e m e n t T y p e = " P a r a m e t e r "   E l e m e n t I d = " 8 5 5 1 8 9 7 7 6 "   D a t a T y p e = " S t r i n g " > N o C a p t i o n L b l < / N o C a p t i o n L b l > - 
-         < P a g e N o C a p t i o n L b l   E l e m e n t T y p e = " P a r a m e t e r "   E l e m e n t I d = " 1 6 1 4 6 7 7 4 7 "   D a t a T y p e = " S t r i n g " > P a g e N o C a p t i o n L b l < / P a g e N o C a p t i o n L b l > - 
-         < P o s t i n g D a t e F i l t e r L a b e l   E l e m e n t T y p e = " P a r a m e t e r "   E l e m e n t I d = " 1 4 3 3 4 5 4 0 1 7 "   D a t a T y p e = " S t r i n g " > P o s t i n g D a t e F i l t e r L a b e l < / P o s t i n g D a t e F i l t e r L a b e l > - 
-         < P r o d S h t g L i s t   E l e m e n t T y p e = " P a r a m e t e r "   E l e m e n t I d = " 3 7 4 4 1 6 5 8 2 "   D a t a T y p e = " S t r i n g " > P r o d S h t g L i s t < / P r o d S h t g L i s t > - 
-         < P r o d S h t g L i s t A n a l y s i s   E l e m e n t T y p e = " P a r a m e t e r "   E l e m e n t I d = " 4 5 2 0 1 5 3 2 "   D a t a T y p e = " S t r i n g " > P r o d S h t g L i s t A n a l y s i s < / P r o d S h t g L i s t A n a l y s i s > - 
-         < P r o d S h t g L i s t P r i n t   E l e m e n t T y p e = " P a r a m e t e r "   E l e m e n t I d = " 9 5 2 7 5 9 0 8 7 "   D a t a T y p e = " S t r i n g " > P r o d S h t g L i s t P r i n t < / P r o d S h t g L i s t P r i n t > - 
-         < Q t y o n P u r c h O r d e r C a p t i o n L b l   E l e m e n t T y p e = " P a r a m e t e r "   E l e m e n t I d = " 1 8 4 7 1 2 8 8 3 8 "   D a t a T y p e = " S t r i n g " > Q t y o n P u r c h O r d e r C a p t i o n L b l < / Q t y o n P u r c h O r d e r C a p t i o n L b l > - 
-         < Q t y o n S a l e s O r d e r C a p t i o n L b l   E l e m e n t T y p e = " P a r a m e t e r "   E l e m e n t I d = " 1 0 9 5 6 1 4 2 2 "   D a t a T y p e = " S t r i n g " > Q t y o n S a l e s O r d e r C a p t i o n L b l < / Q t y o n S a l e s O r d e r C a p t i o n L b l > - 
-         < R e c e i p t Q t y C a p t i o n L b l   E l e m e n t T y p e = " P a r a m e t e r "   E l e m e n t I d = " 6 9 2 1 4 1 7 5 3 "   D a t a T y p e = " S t r i n g " > R e c e i p t Q t y C a p t i o n L b l < / R e c e i p t Q t y C a p t i o n L b l > - 
-         < R e m a i n i n g Q t y B a s e C a p t i o n L b l   E l e m e n t T y p e = " P a r a m e t e r "   E l e m e n t I d = " 1 3 0 6 0 5 1 5 5 6 "   D a t a T y p e = " S t r i n g " > R e m a i n i n g Q t y B a s e C a p t i o n L b l < / R e m a i n i n g Q t y B a s e C a p t i o n L b l > - 
-         < R e m Q t y B a s e C a p t i o n L b l   E l e m e n t T y p e = " P a r a m e t e r "   E l e m e n t I d = " 1 3 9 0 9 1 4 7 4 "   D a t a T y p e = " S t r i n g " > R e m Q t y B a s e C a p t i o n L b l < / R e m Q t y B a s e C a p t i o n L b l > - 
-         < R e p o r t N a m e L a b e l   E l e m e n t T y p e = " P a r a m e t e r "   E l e m e n t I d = " 1 0 2 2 2 9 2 9 8 2 "   D a t a T y p e = " S t r i n g " > R e p o r t N a m e L a b e l < / R e p o r t N a m e L a b e l > - 
-         < R u n O n L a b e l   E l e m e n t T y p e = " P a r a m e t e r "   E l e m e n t I d = " 1 1 1 9 0 3 7 5 9 5 "   D a t a T y p e = " S t r i n g " > R u n O n L a b e l < / R u n O n L a b e l > - 
-         < S t a t u s _ P r o d O r d e r C a p t i o n   E l e m e n t T y p e = " P a r a m e t e r "   E l e m e n t I d = " 1 4 2 7 7 8 3 8 4 7 "   D a t a T y p e = " S t r i n g " > S t a t u s _ P r o d O r d e r C a p t i o n < / S t a t u s _ P r o d O r d e r C a p t i o n > - 
-         < S t a t u s C a p t i o n L b l   E l e m e n t T y p e = " P a r a m e t e r "   E l e m e n t I d = " 1 2 3 7 4 1 2 9 0 1 "   D a t a T y p e = " S t r i n g " > S t a t u s C a p t i o n L b l < / S t a t u s C a p t i o n L b l > - 
-         < U s e r L a b e l   E l e m e n t T y p e = " P a r a m e t e r "   E l e m e n t I d = " 8 4 8 8 1 6 7 9 4 "   D a t a T y p e = " S t r i n g " > U s e r L a b e l < / U s e r L a b e l > - 
-     < / L a b e l s > - 
-     < T o o l t i p s > - 
-         < T o o l t i p   c o l u m n = " S t a t u s _ P r o d O r d e r "   E l e m e n t I d = " 1 4 4 1 5 9 5 2 1 7 " > - 
-             < T o o l t i p T e x t   l a n g = " e n - U S " > S p e c i f i e s   t h e   s t a t u s   o f   t h e   p r o d u c t i o n   o r d e r . < / T o o l t i p T e x t > - 
-         < / T o o l t i p > - 
-         < T o o l t i p   c o l u m n = " N o _ P r o d O r d e r "   E l e m e n t I d = " 7 0 2 4 9 2 7 4 8 " > - 
-             < T o o l t i p T e x t   l a n g = " e n - U S " > S p e c i f i e s   t h e   n u m b e r   o f   t h e   i n v o l v e d   e n t r y   o r   r e c o r d ,   a c c o r d i n g   t o   t h e   s p e c i f i e d   n u m b e r   s e r i e s . < / T o o l t i p T e x t > - 
-         < / T o o l t i p > - 
-         < T o o l t i p   c o l u m n = " D e s c _ P r o d O r d e r "   E l e m e n t I d = " 7 5 8 0 1 2 1 1 6 " > - 
-             < T o o l t i p T e x t   l a n g = " e n - U S " > S p e c i f i e s   t h e   d e s c r i p t i o n   o f   t h e   p r o d u c t i o n   o r d e r . < / T o o l t i p T e x t > - 
-         < / T o o l t i p > - 
-         < T o o l t i p   c o l u m n = " C o m p I t e m I n v e n t o r y "   E l e m e n t I d = " 2 4 8 4 9 6 6 8 3 " > - 
-             < T o o l t i p T e x t   l a n g = " e n - U S " > S p e c i f i e s   h o w   m a n y   u n i t s ,   s u c h   a s   p i e c e s ,   b o x e s ,   o r   c a n s ,   o f   t h e   i t e m   a r e   i n   i n v e n t o r y . < / T o o l t i p T e x t > - 
-         < / T o o l t i p > - 
-         < T o o l t i p   c o l u m n = " I t e m N o _ P r o d O r d e r C o m p "   E l e m e n t I d = " 8 6 1 5 4 8 1 6 0 " > - 
-             < T o o l t i p T e x t   l a n g = " e n - U S " > S p e c i f i e s   t h e   n u m b e r   o f   t h e   i t e m   t h a t   i s   a   c o m p o n e n t   i n   t h e   p r o d u c t i o n   o r d e r   c o m p o n e n t   l i s t . < / T o o l t i p T e x t > - 
-         < / T o o l t i p > - 
-         < T o o l t i p   c o l u m n = " D e s c _ P r o d O r d e r C o m p "   E l e m e n t I d = " 2 6 2 5 5 2 0 6 9 " > - 
-             < T o o l t i p T e x t   l a n g = " e n - U S " > S p e c i f i e s   a   d e s c r i p t i o n   o f   t h e   i t e m   o n   t h e   l i n e . < / T o o l t i p T e x t > - 
-         < / T o o l t i p > - 
-         < T o o l t i p   c o l u m n = " C o m p I t e m Q t y o n P u r c h O r d e r "   E l e m e n t I d = " 2 0 5 7 2 7 9 9 9 8 " > - 
-             < T o o l t i p T e x t   l a n g = " e n - U S " > S p e c i f i e s   h o w   m a n y   u n i t s   o f   t h e   i t e m   a r e   i n b o u n d   o n   p u r c h a s e   o r d e r s ,   m e a n i n g   l i s t e d   o n   o u t s t a n d i n g   p u r c h a s e   o r d e r   l i n e s . < / T o o l t i p T e x t > - 
-         < / T o o l t i p > - 
-         < T o o l t i p   c o l u m n = " C o m p I t e m Q t y o n S a l e s O r d e r "   E l e m e n t I d = " 1 7 7 1 4 0 2 6 " > - 
-             < T o o l t i p T e x t   l a n g = " e n - U S " > S p e c i f i e s   h o w   m a n y   u n i t s   o f   t h e   i t e m   a r e   a l l o c a t e d   t o   s a l e s   o r d e r s ,   m e a n i n g   l i s t e d   o n   o u t s t a n d i n g   s a l e s   o r d e r s   l i n e s . < / T o o l t i p T e x t > - 
-         < / T o o l t i p > - 
-     < / T o o l t i p s > - 
-     < P r o d u c t i o n _ O r d e r   E l e m e n t T y p e = " D a t a I t e m "   E l e m e n t I d = " 1 9 8 2 1 1 8 5 " > - 
-         < C o m p a n y N a m e   E l e m e n t T y p e = " C o l u m n "   E l e m e n t I d = " 1 5 9 5 4 7 7 3 9 5 "   D a t a T y p e = " S t r i n g "   O b s o l e t e S t a t e = " P e n d i n g " > C o m p a n y N a m e < / C o m p a n y N a m e > - 
-         < C o m p I t e m I n v e n t o r y C a p t i o n   E l e m e n t T y p e = " C o l u m n "   E l e m e n t I d = " 5 1 3 1 2 1 3 1 5 "   D a t a T y p e = " L a b e l "   O b s o l e t e S t a t e = " P e n d i n g " > C o m p I t e m I n v e n t o r y C a p t i o n < / C o m p I t e m I n v e n t o r y C a p t i o n > - 
-         < C o m p I t e m S c h e d u l e d N e e d Q t y C a p t i o n   E l e m e n t T y p e = " C o l u m n "   E l e m e n t I d = " 2 5 7 6 8 8 8 6 4 "   D a t a T y p e = " L a b e l "   O b s o l e t e S t a t e = " P e n d i n g " > C o m p I t e m S c h e d u l e d N e e d Q t y C a p t i o n < / C o m p I t e m S c h e d u l e d N e e d Q t y C a p t i o n > - 
-         < D e s c _ P r o d O r d e r   E l e m e n t T y p e = " C o l u m n "   E l e m e n t I d = " 7 5 8 0 1 2 1 1 6 "   D a t a T y p e = " T e x t " > D e s c _ P r o d O r d e r < / D e s c _ P r o d O r d e r > - 
-         < D u e D a t e C a p t i o n   E l e m e n t T y p e = " C o l u m n "   E l e m e n t I d = " 2 0 4 6 6 7 9 4 6 9 "   D a t a T y p e = " L a b e l "   O b s o l e t e S t a t e = " P e n d i n g " > D u e D a t e C a p t i o n < / D u e D a t e C a p t i o n > - 
-         < D u e D a t e _ P r o d O r d e r   E l e m e n t T y p e = " C o l u m n "   E l e m e n t I d = " 8 3 6 5 1 3 4 7 "   D a t a T y p e = " S t r i n g " > D u e D a t e _ P r o d O r d e r < / D u e D a t e _ P r o d O r d e r > - 
-         < N e e d e d Q t y C a p t i o n   E l e m e n t T y p e = " C o l u m n "   E l e m e n t I d = " 3 1 6 4 3 4 1 4 0 "   D a t a T y p e = " L a b e l "   O b s o l e t e S t a t e = " P e n d i n g " > N e e d e d Q t y C a p t i o n < / N e e d e d Q t y C a p t i o n > - 
-         < N o _ P r o d O r d e r   E l e m e n t T y p e = " C o l u m n "   E l e m e n t I d = " 7 0 2 4 9 2 7 4 8 "   D a t a T y p e = " C o d e " > N o _ P r o d O r d e r < / N o _ P r o d O r d e r > - 
-         < P a g e N o C a p t i o n   E l e m e n t T y p e = " C o l u m n "   E l e m e n t I d = " 1 4 6 2 1 0 8 0 8 7 "   D a t a T y p e = " L a b e l "   O b s o l e t e S t a t e = " P e n d i n g " > P a g e N o C a p t i o n < / P a g e N o C a p t i o n > - 
-         < Q t y o n P u r c h O r d e r C a p t i o n   E l e m e n t T y p e = " C o l u m n "   E l e m e n t I d = " 7 8 2 0 4 2 9 2 "   D a t a T y p e = " L a b e l "   O b s o l e t e S t a t e = " P e n d i n g " > Q t y o n P u r c h O r d e r C a p t i o n < / Q t y o n P u r c h O r d e r C a p t i o n > - 
-         < Q t y o n S a l e s O r d e r C a p t i o n   E l e m e n t T y p e = " C o l u m n "   E l e m e n t I d = " 1 1 7 2 4 7 1 1 8 4 "   D a t a T y p e = " L a b e l "   O b s o l e t e S t a t e = " P e n d i n g " > Q t y o n S a l e s O r d e r C a p t i o n < / Q t y o n S a l e s O r d e r C a p t i o n > - 
-         < R e c e i p t Q t y C a p t i o n   E l e m e n t T y p e = " C o l u m n "   E l e m e n t I d = " 2 9 1 9 9 0 7 7 1 "   D a t a T y p e = " L a b e l "   O b s o l e t e S t a t e = " P e n d i n g " > R e c e i p t Q t y C a p t i o n < / R e c e i p t Q t y C a p t i o n > - 
-         < R e m a i n i n g Q t y B a s e C a p t i o n   E l e m e n t T y p e = " C o l u m n "   E l e m e n t I d = " 1 6 4 2 1 4 0 4 6 2 "   D a t a T y p e = " L a b e l "   O b s o l e t e S t a t e = " P e n d i n g " > R e m a i n i n g Q t y B a s e C a p t i o n < / R e m a i n i n g Q t y B a s e C a p t i o n > - 
-         < R e m Q t y B a s e C a p t i o n   E l e m e n t T y p e = " C o l u m n "   E l e m e n t I d = " 4 8 3 8 9 4 1 2 8 "   D a t a T y p e = " L a b e l "   O b s o l e t e S t a t e = " P e n d i n g " > R e m Q t y B a s e C a p t i o n < / R e m Q t y B a s e C a p t i o n > - 
-         < S h o r t a g e L i s t C a p t i o n   E l e m e n t T y p e = " C o l u m n "   E l e m e n t I d = " 5 9 9 8 2 4 4 6 4 "   D a t a T y p e = " L a b e l "   O b s o l e t e S t a t e = " P e n d i n g " > S h o r t a g e L i s t C a p t i o n < / S h o r t a g e L i s t C a p t i o n > - 
-         < S t a t u s _ P r o d O r d e r   E l e m e n t T y p e = " C o l u m n "   E l e m e n t I d = " 1 4 4 1 5 9 5 2 1 7 "   D a t a T y p e = " E n u m " > S t a t u s _ P r o d O r d e r < / S t a t u s _ P r o d O r d e r > - 
-         < T o d a y F o r m a t t e d   E l e m e n t T y p e = " C o l u m n "   E l e m e n t I d = " 2 7 0 4 5 1 4 0 "   D a t a T y p e = " S t r i n g "   O b s o l e t e S t a t e = " P e n d i n g " > T o d a y F o r m a t t e d < / T o d a y F o r m a t t e d > - 
-         < P r o d _ O r d e r _ L i n e   E l e m e n t T y p e = " D a t a I t e m "   E l e m e n t I d = " 3 4 3 3 1 8 6 8 " > - 
-             < L i n e N o _ P r o d O r d e r L i n e   E l e m e n t T y p e = " C o l u m n "   E l e m e n t I d = " 5 8 8 4 0 8 9 4 8 "   D a t a T y p e = " I n t e g e r " > L i n e N o _ P r o d O r d e r L i n e < / L i n e N o _ P r o d O r d e r L i n e > - 
-             < P r o d _ O r d e r _ C o m p o n e n t   E l e m e n t T y p e = " D a t a I t e m "   E l e m e n t I d = " 1 0 0 9 9 9 2 6 7 7 " > - 
-                 < C o m p I t e m I n v e n t o r y   E l e m e n t T y p e = " C o l u m n "   E l e m e n t I d = " 2 4 8 4 9 6 6 8 3 "   D a t a T y p e = " D e c i m a l " > C o m p I t e m I n v e n t o r y < / C o m p I t e m I n v e n t o r y > - 
-                 < C o m p I t e m I n v R e m Q t y B a s e   E l e m e n t T y p e = " C o l u m n "   E l e m e n t I d = " 1 5 2 4 8 2 0 8 2 7 "   D a t a T y p e = " D e c i m a l " > C o m p I t e m I n v R e m Q t y B a s e < / C o m p I t e m I n v R e m Q t y B a s e > - 
-                 < C o m p I t e m Q t y o n P u r c h O r d e r   E l e m e n t T y p e = " C o l u m n "   E l e m e n t I d = " 2 0 5 7 2 7 9 9 9 8 "   D a t a T y p e = " D e c i m a l " > C o m p I t e m Q t y o n P u r c h O r d e r < / C o m p I t e m Q t y o n P u r c h O r d e r > - 
-                 < C o m p I t e m Q t y o n S a l e s O r d e r   E l e m e n t T y p e = " C o l u m n "   E l e m e n t I d = " 1 7 7 1 4 0 2 6 "   D a t a T y p e = " D e c i m a l " > C o m p I t e m Q t y o n S a l e s O r d e r < / C o m p I t e m Q t y o n S a l e s O r d e r > - 
-                 < C o m p I t e m S c h d l d N e e d Q t y   E l e m e n t T y p e = " C o l u m n "   E l e m e n t I d = " 1 3 8 7 4 4 0 1 3 3 "   D a t a T y p e = " D e c i m a l " > C o m p I t e m S c h d l d N e e d Q t y < / C o m p I t e m S c h d l d N e e d Q t y > - 
-                 < C o m p I t e m S c h d l d R c p t Q t y   E l e m e n t T y p e = " C o l u m n "   E l e m e n t I d = " 1 9 3 0 4 7 9 5 8 8 "   D a t a T y p e = " D e c i m a l " > C o m p I t e m S c h d l d R c p t Q t y < / C o m p I t e m S c h d l d R c p t Q t y > - 
-                 < D e s c _ P r o d O r d e r C o m p   E l e m e n t T y p e = " C o l u m n "   E l e m e n t I d = " 2 6 2 5 5 2 0 6 9 "   D a t a T y p e = " T e x t " > D e s c _ P r o d O r d e r C o m p < / D e s c _ P r o d O r d e r C o m p > - 
-                 < I t e m N o _ P r o d O r d e r C o m p   E l e m e n t T y p e = " C o l u m n "   E l e m e n t I d = " 8 6 1 5 4 8 1 6 0 "   D a t a T y p e = " C o d e " > I t e m N o _ P r o d O r d e r C o m p < / I t e m N o _ P r o d O r d e r C o m p > - 
-                 < N e e d e d Q u a n t i t y   E l e m e n t T y p e = " C o l u m n "   E l e m e n t I d = " 2 0 0 2 9 2 8 1 0 7 "   D a t a T y p e = " D e c i m a l " > N e e d e d Q u a n t i t y < / N e e d e d Q u a n t i t y > - 
-                 < R e m Q t y B a s e _ P r o d O r d e r C o m p   E l e m e n t T y p e = " C o l u m n "   E l e m e n t I d = " 9 5 1 0 5 9 5 6 7 "   D a t a T y p e = " D e c i m a l " > R e m Q t y B a s e _ P r o d O r d e r C o m p < / R e m Q t y B a s e _ P r o d O r d e r C o m p > - 
-             < / P r o d _ O r d e r _ C o m p o n e n t > - 
-         < / P r o d _ O r d e r _ L i n e > - 
-     < / P r o d u c t i o n _ O r d e r > - 
- < / N a v W o r d R e p o r t X m l P a r t > 
+<file path=customXml/item2.xml><?xml version="1.0" encoding="utf-8"?>
+<NavWordReportXmlPart xmlns="urn:microsoft-dynamics-nav/reports/Prod_Order_Shortage_List/99000788/">
+  <BCReportInformation>
+    <ReportMetadata>
+      <ExtensionId>Extension ID</ExtensionId>
+      <ExtensionName>Extension Name</ExtensionName>
+      <ExtensionPublisher>Extension Publisher</ExtensionPublisher>
+      <ExtensionVersion>Extension Version</ExtensionVersion>
+      <ReportId>Report ID</ReportId>
+      <ReportName>Report Name</ReportName>
+      <AboutThisReportTitle>About This Report Title</AboutThisReportTitle>
+      <AboutThisReportText>About This Report Text</AboutThisReportText>
+      <ReportHelpLink>Report Help Link</ReportHelpLink>
+    </ReportMetadata>
+    <ReportRequest>
+      <TenantEntraId>Tenant Entra Id</TenantEntraId>
+      <EnvironmentName>Environment Name</EnvironmentName>
+      <EnvironmentType>Environment Type</EnvironmentType>
+      <CompanyName>Company Name</CompanyName>
+      <CompanyDisplayName>Company Display Name</CompanyDisplayName>
+      <CompanyId>Company ID</CompanyId>
+      <UserName>User Name</UserName>
+      <DateAndTime>Date and Time</DateAndTime>
+      <Language>Language</Language>
+      <FormatRegion>Format Region</FormatRegion>
+      <DateTimeValues>
+        <Year>Year</Year>
+        <MonthNumber>Month Number</MonthNumber>
+        <DayNumber>Day Number</DayNumber>
+        <Hour>Hour</Hour>
+        <Minute>Minute</Minute>
+      </DateTimeValues>
+    </ReportRequest>
+  </BCReportInformation>
+  <Labels>
+    <AboutTheReportLabel>AboutTheReportLabel</AboutTheReportLabel>
+    <CompanyLabel>CompanyLabel</CompanyLabel>
+    <CompItemInventoryCaptionLbl>CompItemInventoryCaptionLbl</CompItemInventoryCaptionLbl>
+    <CompItemQtyonPurchOrderCaption>CompItemQtyonPurchOrderCaption</CompItemQtyonPurchOrderCaption>
+    <CompItemQtyonSalesOrderCaption>CompItemQtyonSalesOrderCaption</CompItemQtyonSalesOrderCaption>
+    <CompItemSchdldNeedQtyCaption>CompItemSchdldNeedQtyCaption</CompItemSchdldNeedQtyCaption>
+    <CompItemSchdldRcptQtyCaption>CompItemSchdldRcptQtyCaption</CompItemSchdldRcptQtyCaption>
+    <CompItemScheduledNeedQtyCaptionLbl>CompItemScheduledNeedQtyCaptionLbl</CompItemScheduledNeedQtyCaptionLbl>
+    <DataRetrieved>DataRetrieved</DataRetrieved>
+    <Desc_ProdOrderCaption>Desc_ProdOrderCaption</Desc_ProdOrderCaption>
+    <Desc_ProdOrderCompCaption>Desc_ProdOrderCompCaption</Desc_ProdOrderCompCaption>
+    <DescCaptionLbl>DescCaptionLbl</DescCaptionLbl>
+    <DocumentationLabel>DocumentationLabel</DocumentationLabel>
+    <DueDateCaptionLbl>DueDateCaptionLbl</DueDateCaptionLbl>
+    <EnvironmentLabel>EnvironmentLabel</EnvironmentLabel>
+    <ItemDescCaptionLbl>ItemDescCaptionLbl</ItemDescCaptionLbl>
+    <ItemNo_ProdOrderCompCaption>ItemNo_ProdOrderCompCaption</ItemNo_ProdOrderCompCaption>
+    <ItemNoCaptionLbl>ItemNoCaptionLbl</ItemNoCaptionLbl>
+    <LineNo_ProdOrderLineCaption>LineNo_ProdOrderLineCaption</LineNo_ProdOrderLineCaption>
+    <LineNoCaptionLbl>LineNoCaptionLbl</LineNoCaptionLbl>
+    <NeededQtyCaptionLbl>NeededQtyCaptionLbl</NeededQtyCaptionLbl>
+    <No_ProdOrderCaption>No_ProdOrderCaption</No_ProdOrderCaption>
+    <NoCaptionLbl>NoCaptionLbl</NoCaptionLbl>
+    <PageNoCaptionLbl>PageNoCaptionLbl</PageNoCaptionLbl>
+    <PostingDateFilterLabel>PostingDateFilterLabel</PostingDateFilterLabel>
+    <ProdShtgList>ProdShtgList</ProdShtgList>
+    <ProdShtgListAnalysis>ProdShtgListAnalysis</ProdShtgListAnalysis>
+    <ProdShtgListPrint>ProdShtgListPrint</ProdShtgListPrint>
+    <QtyonPurchOrderCaptionLbl>QtyonPurchOrderCaptionLbl</QtyonPurchOrderCaptionLbl>
+    <QtyonSalesOrderCaptionLbl>QtyonSalesOrderCaptionLbl</QtyonSalesOrderCaptionLbl>
+    <ReceiptQtyCaptionLbl>ReceiptQtyCaptionLbl</ReceiptQtyCaptionLbl>
+    <RemainingQtyBaseCaptionLbl>RemainingQtyBaseCaptionLbl</RemainingQtyBaseCaptionLbl>
+    <RemQtyBaseCaptionLbl>RemQtyBaseCaptionLbl</RemQtyBaseCaptionLbl>
+    <ReportNameLabel>ReportNameLabel</ReportNameLabel>
+    <RunOnLabel>RunOnLabel</RunOnLabel>
+    <Status_ProdOrderCaption>Status_ProdOrderCaption</Status_ProdOrderCaption>
+    <StatusCaptionLbl>StatusCaptionLbl</StatusCaptionLbl>
+    <UserLabel>UserLabel</UserLabel>
+  </Labels>
+  <Production_Order>
+    <CompanyName>CompanyName</CompanyName>
+    <CompItemInventoryCaption>CompItemInventoryCaption</CompItemInventoryCaption>
+    <CompItemScheduledNeedQtyCaption>CompItemScheduledNeedQtyCaption</CompItemScheduledNeedQtyCaption>
+    <Desc_ProdOrder>Desc_ProdOrder</Desc_ProdOrder>
+    <DueDateCaption>DueDateCaption</DueDateCaption>
+    <DueDate_ProdOrder>DueDate_ProdOrder</DueDate_ProdOrder>
+    <NeededQtyCaption>NeededQtyCaption</NeededQtyCaption>
+    <No_ProdOrder>No_ProdOrder</No_ProdOrder>
+    <PageNoCaption>PageNoCaption</PageNoCaption>
+    <QtyonPurchOrderCaption>QtyonPurchOrderCaption</QtyonPurchOrderCaption>
+    <QtyonSalesOrderCaption>QtyonSalesOrderCaption</QtyonSalesOrderCaption>
+    <ReceiptQtyCaption>ReceiptQtyCaption</ReceiptQtyCaption>
+    <RemainingQtyBaseCaption>RemainingQtyBaseCaption</RemainingQtyBaseCaption>
+    <RemQtyBaseCaption>RemQtyBaseCaption</RemQtyBaseCaption>
+    <ShortageListCaption>ShortageListCaption</ShortageListCaption>
+    <Status_ProdOrder>Status_ProdOrder</Status_ProdOrder>
+    <TodayFormatted>TodayFormatted</TodayFormatted>
+    <Prod_Order_Line>
+      <LineNo_ProdOrderLine>LineNo_ProdOrderLine</LineNo_ProdOrderLine>
+      <Prod_Order_Component>
+        <CompItemInventory>CompItemInventory</CompItemInventory>
+        <CompItemInvRemQtyBase>CompItemInvRemQtyBase</CompItemInvRemQtyBase>
+        <CompItemQtyonPurchOrder>CompItemQtyonPurchOrder</CompItemQtyonPurchOrder>
+        <CompItemQtyonSalesOrder>CompItemQtyonSalesOrder</CompItemQtyonSalesOrder>
+        <CompItemSchdldNeedQty>CompItemSchdldNeedQty</CompItemSchdldNeedQty>
+        <CompItemSchdldRcptQty>CompItemSchdldRcptQty</CompItemSchdldRcptQty>
+        <Desc_ProdOrderComp>Desc_ProdOrderComp</Desc_ProdOrderComp>
+        <ItemNo_ProdOrderComp>ItemNo_ProdOrderComp</ItemNo_ProdOrderComp>
+        <NeededQuantity>NeededQuantity</NeededQuantity>
+        <RemQtyBase_ProdOrderComp>RemQtyBase_ProdOrderComp</RemQtyBase_ProdOrderComp>
+      </Prod_Order_Component>
+    </Prod_Order_Line>
+  </Production_Order>
+</NavWordReportXmlPart>
 </file>
 
 <file path=docMetadata/LabelInfo.xml><?xml version="1.0" encoding="utf-8"?>

--- a/src/Layers/W1/BaseApp/Manufacturing/Reports/ProdOrderShortageList.docx
+++ b/src/Layers/W1/BaseApp/Manufacturing/Reports/ProdOrderShortageList.docx
@@ -1248,7 +1248,7 @@
                       <w:szCs w:val="16"/>
                     </w:rPr>
                     <w:alias w:val="#Nav: /Production_Order/Status_ProdOrder"/>
-                    <w:tag w:val="#Nav: FS_YSC_ProdOrderShortageList/50201"/>
+                    <w:tag w:val="#Nav: Prod_Order_Shortage_List/99000788"/>
                     <w:id w:val="-1593617629"/>
                     <w:placeholder>
                       <w:docPart w:val="22127FA57CEB479E9693E1CF6F59CC18"/>
@@ -1295,7 +1295,7 @@
                       <w:szCs w:val="16"/>
                     </w:rPr>
                     <w:alias w:val="#Nav: /Production_Order/No_ProdOrder"/>
-                    <w:tag w:val="#Nav: FS_YSC_ProdOrderShortageList/50201"/>
+                    <w:tag w:val="#Nav: Prod_Order_Shortage_List/99000788"/>
                     <w:id w:val="366186385"/>
                     <w:placeholder>
                       <w:docPart w:val="22127FA57CEB479E9693E1CF6F59CC18"/>
@@ -1342,7 +1342,7 @@
                       <w:szCs w:val="16"/>
                     </w:rPr>
                     <w:alias w:val="#Nav: /Production_Order/Desc_ProdOrder"/>
-                    <w:tag w:val="#Nav: FS_YSC_ProdOrderShortageList/50201"/>
+                    <w:tag w:val="#Nav: Prod_Order_Shortage_List/99000788"/>
                     <w:id w:val="954830833"/>
                     <w:placeholder>
                       <w:docPart w:val="22127FA57CEB479E9693E1CF6F59CC18"/>
@@ -1390,7 +1390,7 @@
                       <w:szCs w:val="16"/>
                     </w:rPr>
                     <w:alias w:val="#Nav: /Production_Order/DueDate_ProdOrder"/>
-                    <w:tag w:val="#Nav: FS_YSC_ProdOrderShortageList/50201"/>
+                    <w:tag w:val="#Nav: Prod_Order_Shortage_List/99000788"/>
                     <w:id w:val="-1506051998"/>
                     <w:placeholder>
                       <w:docPart w:val="22127FA57CEB479E9693E1CF6F59CC18"/>
@@ -1753,7 +1753,7 @@
                                       <w:szCs w:val="16"/>
                                     </w:rPr>
                                     <w:alias w:val="#Nav: /Production_Order/Prod_Order_Line/Prod_Order_Component/ItemNo_ProdOrderComp"/>
-                                    <w:tag w:val="#Nav: FS_YSC_ProdOrderShortageList/50201"/>
+                                    <w:tag w:val="#Nav: Prod_Order_Shortage_List/99000788"/>
                                     <w:id w:val="473188509"/>
                                     <w:placeholder>
                                       <w:docPart w:val="E00D571E1CC94893BED89712737FEB36"/>
@@ -1794,7 +1794,7 @@
                                       <w:szCs w:val="16"/>
                                     </w:rPr>
                                     <w:alias w:val="#Nav: /Production_Order/Prod_Order_Line/Prod_Order_Component/Desc_ProdOrderComp"/>
-                                    <w:tag w:val="#Nav: FS_YSC_ProdOrderShortageList/50201"/>
+                                    <w:tag w:val="#Nav: Prod_Order_Shortage_List/99000788"/>
                                     <w:id w:val="-1794443986"/>
                                     <w:placeholder>
                                       <w:docPart w:val="E00D571E1CC94893BED89712737FEB36"/>
@@ -1835,7 +1835,7 @@
                                       <w:szCs w:val="16"/>
                                     </w:rPr>
                                     <w:alias w:val="#Nav: /Production_Order/Prod_Order_Line/Prod_Order_Component/RemQtyBase_ProdOrderComp"/>
-                                    <w:tag w:val="#Nav: FS_YSC_ProdOrderShortageList/50201"/>
+                                    <w:tag w:val="#Nav: Prod_Order_Shortage_List/99000788"/>
                                     <w:id w:val="1391234884"/>
                                     <w:placeholder>
                                       <w:docPart w:val="E00D571E1CC94893BED89712737FEB36"/>
@@ -1877,7 +1877,7 @@
                                       <w:szCs w:val="16"/>
                                     </w:rPr>
                                     <w:alias w:val="#Nav: /Production_Order/Prod_Order_Line/Prod_Order_Component/CompItemInventory"/>
-                                    <w:tag w:val="#Nav: FS_YSC_ProdOrderShortageList/50201"/>
+                                    <w:tag w:val="#Nav: Prod_Order_Shortage_List/99000788"/>
                                     <w:id w:val="-1227597616"/>
                                     <w:placeholder>
                                       <w:docPart w:val="E00D571E1CC94893BED89712737FEB36"/>
@@ -1919,7 +1919,7 @@
                                       <w:szCs w:val="16"/>
                                     </w:rPr>
                                     <w:alias w:val="#Nav: /Production_Order/Prod_Order_Line/Prod_Order_Component/CompItemInvRemQtyBase"/>
-                                    <w:tag w:val="#Nav: FS_YSC_ProdOrderShortageList/50201"/>
+                                    <w:tag w:val="#Nav: Prod_Order_Shortage_List/99000788"/>
                                     <w:id w:val="-263842314"/>
                                     <w:placeholder>
                                       <w:docPart w:val="E00D571E1CC94893BED89712737FEB36"/>
@@ -1961,7 +1961,7 @@
                                       <w:szCs w:val="16"/>
                                     </w:rPr>
                                     <w:alias w:val="#Nav: /Production_Order/Prod_Order_Line/Prod_Order_Component/CompItemSchdldRcptQty"/>
-                                    <w:tag w:val="#Nav: FS_YSC_ProdOrderShortageList/50201"/>
+                                    <w:tag w:val="#Nav: Prod_Order_Shortage_List/99000788"/>
                                     <w:id w:val="146011720"/>
                                     <w:placeholder>
                                       <w:docPart w:val="E00D571E1CC94893BED89712737FEB36"/>
@@ -2003,7 +2003,7 @@
                                       <w:szCs w:val="16"/>
                                     </w:rPr>
                                     <w:alias w:val="#Nav: /Production_Order/Prod_Order_Line/Prod_Order_Component/CompItemSchdldNeedQty"/>
-                                    <w:tag w:val="#Nav: FS_YSC_ProdOrderShortageList/50201"/>
+                                    <w:tag w:val="#Nav: Prod_Order_Shortage_List/99000788"/>
                                     <w:id w:val="1061985865"/>
                                     <w:placeholder>
                                       <w:docPart w:val="E00D571E1CC94893BED89712737FEB36"/>
@@ -2045,7 +2045,7 @@
                                       <w:szCs w:val="16"/>
                                     </w:rPr>
                                     <w:alias w:val="#Nav: /Production_Order/Prod_Order_Line/Prod_Order_Component/CompItemQtyonPurchOrder"/>
-                                    <w:tag w:val="#Nav: FS_YSC_ProdOrderShortageList/50201"/>
+                                    <w:tag w:val="#Nav: Prod_Order_Shortage_List/99000788"/>
                                     <w:id w:val="1849296571"/>
                                     <w:placeholder>
                                       <w:docPart w:val="E00D571E1CC94893BED89712737FEB36"/>
@@ -2087,7 +2087,7 @@
                                       <w:szCs w:val="16"/>
                                     </w:rPr>
                                     <w:alias w:val="#Nav: /Production_Order/Prod_Order_Line/Prod_Order_Component/CompItemQtyonSalesOrder"/>
-                                    <w:tag w:val="#Nav: FS_YSC_ProdOrderShortageList/50201"/>
+                                    <w:tag w:val="#Nav: Prod_Order_Shortage_List/99000788"/>
                                     <w:id w:val="449364142"/>
                                     <w:placeholder>
                                       <w:docPart w:val="E00D571E1CC94893BED89712737FEB36"/>
@@ -2129,7 +2129,7 @@
                                       <w:szCs w:val="16"/>
                                     </w:rPr>
                                     <w:alias w:val="#Nav: /Production_Order/Prod_Order_Line/Prod_Order_Component/NeededQuantity"/>
-                                    <w:tag w:val="#Nav: FS_YSC_ProdOrderShortageList/50201"/>
+                                    <w:tag w:val="#Nav: Prod_Order_Shortage_List/99000788"/>
                                     <w:id w:val="-2060768731"/>
                                     <w:placeholder>
                                       <w:docPart w:val="E00D571E1CC94893BED89712737FEB36"/>
@@ -4649,115 +4649,654 @@
 </a:theme>
 </file>
 
-<file path=customXml/item2.xml><?xml version="1.0" encoding="utf-8"?>
-<NavWordReportXmlPart xmlns="urn:microsoft-dynamics-nav/reports/Prod_Order_Shortage_List/99000788/">
-  <BCReportInformation>
-    <ReportMetadata>
-      <ExtensionId>Extension ID</ExtensionId>
-      <ExtensionName>Extension Name</ExtensionName>
-      <ExtensionPublisher>Extension Publisher</ExtensionPublisher>
-      <ExtensionVersion>Extension Version</ExtensionVersion>
-      <ReportId>Report ID</ReportId>
-      <ReportName>Report Name</ReportName>
-      <AboutThisReportTitle>About This Report Title</AboutThisReportTitle>
-      <AboutThisReportText>About This Report Text</AboutThisReportText>
-      <ReportHelpLink>Report Help Link</ReportHelpLink>
-    </ReportMetadata>
-    <ReportRequest>
-      <TenantEntraId>Tenant Entra Id</TenantEntraId>
-      <EnvironmentName>Environment Name</EnvironmentName>
-      <EnvironmentType>Environment Type</EnvironmentType>
-      <CompanyName>Company Name</CompanyName>
-      <CompanyDisplayName>Company Display Name</CompanyDisplayName>
-      <CompanyId>Company ID</CompanyId>
-      <UserName>User Name</UserName>
-      <DateAndTime>Date and Time</DateAndTime>
-      <Language>Language</Language>
-      <FormatRegion>Format Region</FormatRegion>
-      <DateTimeValues>
-        <Year>Year</Year>
-        <MonthNumber>Month Number</MonthNumber>
-        <DayNumber>Day Number</DayNumber>
-        <Hour>Hour</Hour>
-        <Minute>Minute</Minute>
-      </DateTimeValues>
-    </ReportRequest>
-  </BCReportInformation>
-  <Labels>
-    <AboutTheReportLabel>AboutTheReportLabel</AboutTheReportLabel>
-    <CompanyLabel>CompanyLabel</CompanyLabel>
-    <CompItemInventoryCaptionLbl>CompItemInventoryCaptionLbl</CompItemInventoryCaptionLbl>
-    <CompItemQtyonPurchOrderCaption>CompItemQtyonPurchOrderCaption</CompItemQtyonPurchOrderCaption>
-    <CompItemQtyonSalesOrderCaption>CompItemQtyonSalesOrderCaption</CompItemQtyonSalesOrderCaption>
-    <CompItemSchdldNeedQtyCaption>CompItemSchdldNeedQtyCaption</CompItemSchdldNeedQtyCaption>
-    <CompItemSchdldRcptQtyCaption>CompItemSchdldRcptQtyCaption</CompItemSchdldRcptQtyCaption>
-    <CompItemScheduledNeedQtyCaptionLbl>CompItemScheduledNeedQtyCaptionLbl</CompItemScheduledNeedQtyCaptionLbl>
-    <DataRetrieved>DataRetrieved</DataRetrieved>
-    <Desc_ProdOrderCaption>Desc_ProdOrderCaption</Desc_ProdOrderCaption>
-    <Desc_ProdOrderCompCaption>Desc_ProdOrderCompCaption</Desc_ProdOrderCompCaption>
-    <DescCaptionLbl>DescCaptionLbl</DescCaptionLbl>
-    <DocumentationLabel>DocumentationLabel</DocumentationLabel>
-    <DueDateCaptionLbl>DueDateCaptionLbl</DueDateCaptionLbl>
-    <EnvironmentLabel>EnvironmentLabel</EnvironmentLabel>
-    <ItemDescCaptionLbl>ItemDescCaptionLbl</ItemDescCaptionLbl>
-    <ItemNo_ProdOrderCompCaption>ItemNo_ProdOrderCompCaption</ItemNo_ProdOrderCompCaption>
-    <ItemNoCaptionLbl>ItemNoCaptionLbl</ItemNoCaptionLbl>
-    <LineNo_ProdOrderLineCaption>LineNo_ProdOrderLineCaption</LineNo_ProdOrderLineCaption>
-    <LineNoCaptionLbl>LineNoCaptionLbl</LineNoCaptionLbl>
-    <NeededQtyCaptionLbl>NeededQtyCaptionLbl</NeededQtyCaptionLbl>
-    <No_ProdOrderCaption>No_ProdOrderCaption</No_ProdOrderCaption>
-    <NoCaptionLbl>NoCaptionLbl</NoCaptionLbl>
-    <PageNoCaptionLbl>PageNoCaptionLbl</PageNoCaptionLbl>
-    <PostingDateFilterLabel>PostingDateFilterLabel</PostingDateFilterLabel>
-    <ProdShtgList>ProdShtgList</ProdShtgList>
-    <ProdShtgListAnalysis>ProdShtgListAnalysis</ProdShtgListAnalysis>
-    <ProdShtgListPrint>ProdShtgListPrint</ProdShtgListPrint>
-    <QtyonPurchOrderCaptionLbl>QtyonPurchOrderCaptionLbl</QtyonPurchOrderCaptionLbl>
-    <QtyonSalesOrderCaptionLbl>QtyonSalesOrderCaptionLbl</QtyonSalesOrderCaptionLbl>
-    <ReceiptQtyCaptionLbl>ReceiptQtyCaptionLbl</ReceiptQtyCaptionLbl>
-    <RemainingQtyBaseCaptionLbl>RemainingQtyBaseCaptionLbl</RemainingQtyBaseCaptionLbl>
-    <RemQtyBaseCaptionLbl>RemQtyBaseCaptionLbl</RemQtyBaseCaptionLbl>
-    <ReportNameLabel>ReportNameLabel</ReportNameLabel>
-    <RunOnLabel>RunOnLabel</RunOnLabel>
-    <Status_ProdOrderCaption>Status_ProdOrderCaption</Status_ProdOrderCaption>
-    <StatusCaptionLbl>StatusCaptionLbl</StatusCaptionLbl>
-    <UserLabel>UserLabel</UserLabel>
-  </Labels>
-  <Production_Order>
-    <CompanyName>CompanyName</CompanyName>
-    <CompItemInventoryCaption>CompItemInventoryCaption</CompItemInventoryCaption>
-    <CompItemScheduledNeedQtyCaption>CompItemScheduledNeedQtyCaption</CompItemScheduledNeedQtyCaption>
-    <Desc_ProdOrder>Desc_ProdOrder</Desc_ProdOrder>
-    <DueDateCaption>DueDateCaption</DueDateCaption>
-    <DueDate_ProdOrder>DueDate_ProdOrder</DueDate_ProdOrder>
-    <NeededQtyCaption>NeededQtyCaption</NeededQtyCaption>
-    <No_ProdOrder>No_ProdOrder</No_ProdOrder>
-    <PageNoCaption>PageNoCaption</PageNoCaption>
-    <QtyonPurchOrderCaption>QtyonPurchOrderCaption</QtyonPurchOrderCaption>
-    <QtyonSalesOrderCaption>QtyonSalesOrderCaption</QtyonSalesOrderCaption>
-    <ReceiptQtyCaption>ReceiptQtyCaption</ReceiptQtyCaption>
-    <RemainingQtyBaseCaption>RemainingQtyBaseCaption</RemainingQtyBaseCaption>
-    <RemQtyBaseCaption>RemQtyBaseCaption</RemQtyBaseCaption>
-    <ShortageListCaption>ShortageListCaption</ShortageListCaption>
-    <Status_ProdOrder>Status_ProdOrder</Status_ProdOrder>
-    <TodayFormatted>TodayFormatted</TodayFormatted>
-    <Prod_Order_Line>
-      <LineNo_ProdOrderLine>LineNo_ProdOrderLine</LineNo_ProdOrderLine>
-      <Prod_Order_Component>
-        <CompItemInventory>CompItemInventory</CompItemInventory>
-        <CompItemInvRemQtyBase>CompItemInvRemQtyBase</CompItemInvRemQtyBase>
-        <CompItemQtyonPurchOrder>CompItemQtyonPurchOrder</CompItemQtyonPurchOrder>
-        <CompItemQtyonSalesOrder>CompItemQtyonSalesOrder</CompItemQtyonSalesOrder>
-        <CompItemSchdldNeedQty>CompItemSchdldNeedQty</CompItemSchdldNeedQty>
-        <CompItemSchdldRcptQty>CompItemSchdldRcptQty</CompItemSchdldRcptQty>
-        <Desc_ProdOrderComp>Desc_ProdOrderComp</Desc_ProdOrderComp>
-        <ItemNo_ProdOrderComp>ItemNo_ProdOrderComp</ItemNo_ProdOrderComp>
-        <NeededQuantity>NeededQuantity</NeededQuantity>
-        <RemQtyBase_ProdOrderComp>RemQtyBase_ProdOrderComp</RemQtyBase_ProdOrderComp>
-      </Prod_Order_Component>
-    </Prod_Order_Line>
-  </Production_Order>
-</NavWordReportXmlPart>
+<file path=customXml/item2.xml>��< ? x m l   v e r s i o n = " 1 . 0 "   e n c o d i n g = " u t f - 1 6 " ? > + 
+ < N a v W o r d R e p o r t X m l P a r t   x m l n s = " u r n : m i c r o s o f t - d y n a m i c s - n a v / r e p o r t s / P r o d _ O r d e r _ S h o r t a g e _ L i s t / 9 9 0 0 0 7 8 8 / " > + 
+     < B C R e p o r t I n f o r m a t i o n > + 
+         < R e p o r t M e t a d a t a > + 
+             < E x t e n s i o n I d > E x t e n s i o n   I D < / E x t e n s i o n I d > + 
+             < E x t e n s i o n N a m e > E x t e n s i o n   N a m e < / E x t e n s i o n N a m e > + 
+             < E x t e n s i o n P u b l i s h e r > E x t e n s i o n   P u b l i s h e r < / E x t e n s i o n P u b l i s h e r > + 
+             < E x t e n s i o n V e r s i o n > E x t e n s i o n   V e r s i o n < / E x t e n s i o n V e r s i o n > + 
+             < R e p o r t I d > R e p o r t   I D < / R e p o r t I d > + 
+             < R e p o r t N a m e > R e p o r t   N a m e < / R e p o r t N a m e > + 
+             < R e p o r t C a p t i o n > R e p o r t   C a p t i o n < / R e p o r t C a p t i o n > + 
+             < A b o u t T h i s R e p o r t T i t l e > A b o u t   T h i s   R e p o r t   T i t l e < / A b o u t T h i s R e p o r t T i t l e > + 
+             < A b o u t T h i s R e p o r t T e x t > A b o u t   T h i s   R e p o r t   T e x t < / A b o u t T h i s R e p o r t T e x t > + 
+             < R e p o r t H e l p L i n k > R e p o r t   H e l p   L i n k < / R e p o r t H e l p L i n k > + 
+         < / R e p o r t M e t a d a t a > + 
+         < R e p o r t R e q u e s t > + 
+             < T e n a n t E n t r a I d > T e n a n t   E n t r a   I d < / T e n a n t E n t r a I d > + 
+             < E n v i r o n m e n t N a m e > E n v i r o n m e n t   N a m e < / E n v i r o n m e n t N a m e > + 
+             < E n v i r o n m e n t T y p e > E n v i r o n m e n t   T y p e < / E n v i r o n m e n t T y p e > + 
+             < C o m p a n y N a m e > C o m p a n y   N a m e < / C o m p a n y N a m e > + 
+             < C o m p a n y D i s p l a y N a m e > C o m p a n y   D i s p l a y   N a m e < / C o m p a n y D i s p l a y N a m e > + 
+             < C o m p a n y I d > C o m p a n y   I D < / C o m p a n y I d > + 
+             < U s e r N a m e > U s e r   N a m e < / U s e r N a m e > + 
+             < D a t e A n d T i m e > D a t e   a n d   T i m e < / D a t e A n d T i m e > + 
+             < L a n g u a g e > L a n g u a g e < / L a n g u a g e > + 
+             < F o r m a t R e g i o n > F o r m a t   R e g i o n < / F o r m a t R e g i o n > + 
+             < D a t e T i m e V a l u e s > + 
+                 < Y e a r > Y e a r < / Y e a r > + 
+                 < M o n t h N u m b e r > M o n t h   N u m b e r < / M o n t h N u m b e r > + 
+                 < D a y N u m b e r > D a y   N u m b e r < / D a y N u m b e r > + 
+                 < H o u r > H o u r < / H o u r > + 
+                 < M i n u t e > M i n u t e < / M i n u t e > + 
+             < / D a t e T i m e V a l u e s > + 
+         < / R e p o r t R e q u e s t > + 
+         < C o m p a n y M e t a d a t a > + 
+             < C o m p a n y N a m e > C o m p a n y   N a m e < / C o m p a n y N a m e > + 
+             < C o m p a n y D i s p l a y N a m e > C o m p a n y   D i s p l a y   N a m e < / C o m p a n y D i s p l a y N a m e > + 
+             < C o m p a n y A d d r e s s L i n e s > + 
+                 < C o m p a n y A d d r e s s L i n e 1 > C o m p a n y   A d d r e s s   L i n e   1 < / C o m p a n y A d d r e s s L i n e 1 > + 
+                 < C o m p a n y A d d r e s s L i n e 2 > C o m p a n y   A d d r e s s   L i n e   2 < / C o m p a n y A d d r e s s L i n e 2 > + 
+                 < C o m p a n y A d d r e s s L i n e 3 > C o m p a n y   A d d r e s s   L i n e   3 < / C o m p a n y A d d r e s s L i n e 3 > + 
+                 < C o m p a n y A d d r e s s L i n e 4 > C o m p a n y   A d d r e s s   L i n e   4 < / C o m p a n y A d d r e s s L i n e 4 > + 
+                 < C o m p a n y A d d r e s s L i n e 5 > C o m p a n y   A d d r e s s   L i n e   5 < / C o m p a n y A d d r e s s L i n e 5 > + 
+                 < C o m p a n y A d d r e s s L i n e 6 > C o m p a n y   A d d r e s s   L i n e   6 < / C o m p a n y A d d r e s s L i n e 6 > + 
+                 < C o m p a n y A d d r e s s L i n e 7 > C o m p a n y   A d d r e s s   L i n e   7 < / C o m p a n y A d d r e s s L i n e 7 > + 
+                 < C o m p a n y A d d r e s s L i n e 8 > C o m p a n y   A d d r e s s   L i n e   8 < / C o m p a n y A d d r e s s L i n e 8 > + 
+             < / C o m p a n y A d d r e s s L i n e s > + 
+             < C o m p a n y P h o n e > C o m p a n y   P h o n e < / C o m p a n y P h o n e > + 
+             < C o m p a n y P h o n e C a p t i o n > C o m p a n y   P h o n e   C a p t i o n < / C o m p a n y P h o n e C a p t i o n > + 
+             < C o m p a n y F a x N o > C o m p a n y   F a x   N o . < / C o m p a n y F a x N o > + 
+             < C o m p a n y F a x N o C a p t i o n > C o m p a n y   F a x   N o .   C a p t i o n < / C o m p a n y F a x N o C a p t i o n > + 
+             < C o m p a n y E m a i l > C o m p a n y   E m a i l < / C o m p a n y E m a i l > + 
+             < C o m p a n y E m a i l C a p t i o n > C o m p a n y   E m a i l   C a p t i o n < / C o m p a n y E m a i l C a p t i o n > + 
+             < C o m p a n y H o m e P a g e > C o m p a n y   H o m e   P a g e < / C o m p a n y H o m e P a g e > + 
+             < C o m p a n y H o m e P a g e C a p t i o n > C o m p a n y   H o m e   P a g e   C a p t i o n < / C o m p a n y H o m e P a g e C a p t i o n > + 
+             < C o m p a n y L o g o > C o m p a n y   L o g o < / C o m p a n y L o g o > + 
+             < C o m p a n y V A T R e g i s t r a t i o n N o > C o m p a n y   V A T   R e g i s t r a t i o n   N o . < / C o m p a n y V A T R e g i s t r a t i o n N o > + 
+             < C o m p a n y V A T R e g i s t r a t i o n N o C a p t i o n > C o m p a n y   V A T   R e g i s t r a t i o n   N o .   C a p t i o n < / C o m p a n y V A T R e g i s t r a t i o n N o C a p t i o n > + 
+             < C o m p a n y R e g i s t r a t i o n N o > C o m p a n y   R e g i s t r a t i o n   N o . < / C o m p a n y R e g i s t r a t i o n N o > + 
+             < C o m p a n y R e g i s t r a t i o n N o C a p t i o n > C o m p a n y   R e g i s t r a t i o n   N o .   C a p t i o n < / C o m p a n y R e g i s t r a t i o n N o C a p t i o n > + 
+             < C o m p a n y B a n k N a m e > C o m p a n y   B a n k   N a m e < / C o m p a n y B a n k N a m e > + 
+             < C o m p a n y B a n k N a m e C a p t i o n > C o m p a n y   B a n k   N a m e   C a p t i o n < / C o m p a n y B a n k N a m e C a p t i o n > + 
+             < C o m p a n y B a n k A c c o u n t N o > C o m p a n y   B a n k   A c c o u n t   N o . < / C o m p a n y B a n k A c c o u n t N o > + 
+             < C o m p a n y B a n k A c c o u n t N o C a p t i o n > C o m p a n y   B a n k   A c c o u n t   N o .   C a p t i o n < / C o m p a n y B a n k A c c o u n t N o C a p t i o n > + 
+             < C o m p a n y B a n k B r a n c h N o > C o m p a n y   B a n k   B r a n c h   N o . < / C o m p a n y B a n k B r a n c h N o > + 
+             < C o m p a n y B a n k B r a n c h N o C a p t i o n > C o m p a n y   B a n k   B r a n c h   N o .   C a p t i o n < / C o m p a n y B a n k B r a n c h N o C a p t i o n > + 
+             < C o m p a n y I B A N > C o m p a n y   I B A N < / C o m p a n y I B A N > + 
+             < C o m p a n y I B A N C a p t i o n > C o m p a n y   I B A N   C a p t i o n < / C o m p a n y I B A N C a p t i o n > + 
+             < C o m p a n y B a n k S W I F T > C o m p a n y   B a n k   S W I F T < / C o m p a n y B a n k S W I F T > + 
+             < C o m p a n y B a n k S W I F T C a p t i o n > C o m p a n y   B a n k   S W I F T   C a p t i o n < / C o m p a n y B a n k S W I F T C a p t i o n > + 
+             < C o m p a n y G i r o N o > C o m p a n y   G i r o   N o . < / C o m p a n y G i r o N o > + 
+             < C o m p a n y G i r o N o C a p t i o n > C o m p a n y   G i r o   N o .   C a p t i o n < / C o m p a n y G i r o N o C a p t i o n > + 
+         < / C o m p a n y M e t a d a t a > + 
+     < / B C R e p o r t I n f o r m a t i o n > + 
+     < L a b e l s > + 
+         < A b o u t T h e R e p o r t L a b e l > A b o u t T h e R e p o r t L a b e l < / A b o u t T h e R e p o r t L a b e l > + 
+         < C o m p a n y L a b e l > C o m p a n y L a b e l < / C o m p a n y L a b e l > + 
+         < C o m p I t e m I n v e n t o r y C a p t i o n L b l > C o m p I t e m I n v e n t o r y C a p t i o n L b l < / C o m p I t e m I n v e n t o r y C a p t i o n L b l > + 
+         < C o m p I t e m Q t y o n P u r c h O r d e r C a p t i o n > C o m p I t e m Q t y o n P u r c h O r d e r C a p t i o n < / C o m p I t e m Q t y o n P u r c h O r d e r C a p t i o n > + 
+         < C o m p I t e m Q t y o n S a l e s O r d e r C a p t i o n > C o m p I t e m Q t y o n S a l e s O r d e r C a p t i o n < / C o m p I t e m Q t y o n S a l e s O r d e r C a p t i o n > + 
+         < C o m p I t e m S c h d l d N e e d Q t y C a p t i o n > C o m p I t e m S c h d l d N e e d Q t y C a p t i o n < / C o m p I t e m S c h d l d N e e d Q t y C a p t i o n > + 
+         < C o m p I t e m S c h d l d R c p t Q t y C a p t i o n > C o m p I t e m S c h d l d R c p t Q t y C a p t i o n < / C o m p I t e m S c h d l d R c p t Q t y C a p t i o n > + 
+         < C o m p I t e m S c h e d u l e d N e e d Q t y C a p t i o n L b l > C o m p I t e m S c h e d u l e d N e e d Q t y C a p t i o n L b l < / C o m p I t e m S c h e d u l e d N e e d Q t y C a p t i o n L b l > + 
+         < D a t a R e t r i e v e d > D a t a R e t r i e v e d < / D a t a R e t r i e v e d > + 
+         < D e s c _ P r o d O r d e r C a p t i o n > D e s c _ P r o d O r d e r C a p t i o n < / D e s c _ P r o d O r d e r C a p t i o n > + 
+         < D e s c _ P r o d O r d e r C o m p C a p t i o n > D e s c _ P r o d O r d e r C o m p C a p t i o n < / D e s c _ P r o d O r d e r C o m p C a p t i o n > + 
+         < D e s c C a p t i o n L b l > D e s c C a p t i o n L b l < / D e s c C a p t i o n L b l > + 
+         < D o c u m e n t a t i o n L a b e l > D o c u m e n t a t i o n L a b e l < / D o c u m e n t a t i o n L a b e l > + 
+         < D u e D a t e C a p t i o n L b l > D u e D a t e C a p t i o n L b l < / D u e D a t e C a p t i o n L b l > + 
+         < E n v i r o n m e n t L a b e l > E n v i r o n m e n t L a b e l < / E n v i r o n m e n t L a b e l > + 
+         < I t e m D e s c C a p t i o n L b l > I t e m D e s c C a p t i o n L b l < / I t e m D e s c C a p t i o n L b l > + 
+         < I t e m N o _ P r o d O r d e r C o m p C a p t i o n > I t e m N o _ P r o d O r d e r C o m p C a p t i o n < / I t e m N o _ P r o d O r d e r C o m p C a p t i o n > + 
+         < I t e m N o C a p t i o n L b l > I t e m N o C a p t i o n L b l < / I t e m N o C a p t i o n L b l > + 
+         < L i n e N o _ P r o d O r d e r L i n e C a p t i o n > L i n e N o _ P r o d O r d e r L i n e C a p t i o n < / L i n e N o _ P r o d O r d e r L i n e C a p t i o n > + 
+         < L i n e N o C a p t i o n L b l > L i n e N o C a p t i o n L b l < / L i n e N o C a p t i o n L b l > + 
+         < N e e d e d Q t y C a p t i o n L b l > N e e d e d Q t y C a p t i o n L b l < / N e e d e d Q t y C a p t i o n L b l > + 
+         < N o _ P r o d O r d e r C a p t i o n > N o _ P r o d O r d e r C a p t i o n < / N o _ P r o d O r d e r C a p t i o n > + 
+         < N o C a p t i o n L b l > N o C a p t i o n L b l < / N o C a p t i o n L b l > + 
+         < P a g e N o C a p t i o n L b l > P a g e N o C a p t i o n L b l < / P a g e N o C a p t i o n L b l > + 
+         < P o s t i n g D a t e F i l t e r L a b e l > P o s t i n g D a t e F i l t e r L a b e l < / P o s t i n g D a t e F i l t e r L a b e l > + 
+         < P r o d S h t g L i s t > P r o d S h t g L i s t < / P r o d S h t g L i s t > + 
+         < P r o d S h t g L i s t A n a l y s i s > P r o d S h t g L i s t A n a l y s i s < / P r o d S h t g L i s t A n a l y s i s > + 
+         < P r o d S h t g L i s t P r i n t > P r o d S h t g L i s t P r i n t < / P r o d S h t g L i s t P r i n t > + 
+         < Q t y o n P u r c h O r d e r C a p t i o n L b l > Q t y o n P u r c h O r d e r C a p t i o n L b l < / Q t y o n P u r c h O r d e r C a p t i o n L b l > + 
+         < Q t y o n S a l e s O r d e r C a p t i o n L b l > Q t y o n S a l e s O r d e r C a p t i o n L b l < / Q t y o n S a l e s O r d e r C a p t i o n L b l > + 
+         < R e c e i p t Q t y C a p t i o n L b l > R e c e i p t Q t y C a p t i o n L b l < / R e c e i p t Q t y C a p t i o n L b l > + 
+         < R e m a i n i n g Q t y B a s e C a p t i o n L b l > R e m a i n i n g Q t y B a s e C a p t i o n L b l < / R e m a i n i n g Q t y B a s e C a p t i o n L b l > + 
+         < R e m Q t y B a s e C a p t i o n L b l > R e m Q t y B a s e C a p t i o n L b l < / R e m Q t y B a s e C a p t i o n L b l > + 
+         < R e p o r t N a m e L a b e l > R e p o r t N a m e L a b e l < / R e p o r t N a m e L a b e l > + 
+         < R u n O n L a b e l > R u n O n L a b e l < / R u n O n L a b e l > + 
+         < S t a t u s _ P r o d O r d e r C a p t i o n > S t a t u s _ P r o d O r d e r C a p t i o n < / S t a t u s _ P r o d O r d e r C a p t i o n > + 
+         < S t a t u s C a p t i o n L b l > S t a t u s C a p t i o n L b l < / S t a t u s C a p t i o n L b l > + 
+         < U s e r L a b e l > U s e r L a b e l < / U s e r L a b e l > + 
+     < / L a b e l s > + 
+     < P r o d u c t i o n _ O r d e r > + 
+         < C o m p a n y N a m e > C o m p a n y N a m e < / C o m p a n y N a m e > + 
+         < C o m p I t e m I n v e n t o r y C a p t i o n > C o m p I t e m I n v e n t o r y C a p t i o n < / C o m p I t e m I n v e n t o r y C a p t i o n > + 
+         < C o m p I t e m S c h e d u l e d N e e d Q t y C a p t i o n > C o m p I t e m S c h e d u l e d N e e d Q t y C a p t i o n < / C o m p I t e m S c h e d u l e d N e e d Q t y C a p t i o n > + 
+         < D e s c _ P r o d O r d e r > D e s c _ P r o d O r d e r < / D e s c _ P r o d O r d e r > + 
+         < D u e D a t e C a p t i o n > D u e D a t e C a p t i o n < / D u e D a t e C a p t i o n > + 
+         < D u e D a t e _ P r o d O r d e r > D u e D a t e _ P r o d O r d e r < / D u e D a t e _ P r o d O r d e r > + 
+         < N e e d e d Q t y C a p t i o n > N e e d e d Q t y C a p t i o n < / N e e d e d Q t y C a p t i o n > + 
+         < N o _ P r o d O r d e r > N o _ P r o d O r d e r < / N o _ P r o d O r d e r > + 
+         < P a g e N o C a p t i o n > P a g e N o C a p t i o n < / P a g e N o C a p t i o n > + 
+         < Q t y o n P u r c h O r d e r C a p t i o n > Q t y o n P u r c h O r d e r C a p t i o n < / Q t y o n P u r c h O r d e r C a p t i o n > + 
+         < Q t y o n S a l e s O r d e r C a p t i o n > Q t y o n S a l e s O r d e r C a p t i o n < / Q t y o n S a l e s O r d e r C a p t i o n > + 
+         < R e c e i p t Q t y C a p t i o n > R e c e i p t Q t y C a p t i o n < / R e c e i p t Q t y C a p t i o n > + 
+         < R e m a i n i n g Q t y B a s e C a p t i o n > R e m a i n i n g Q t y B a s e C a p t i o n < / R e m a i n i n g Q t y B a s e C a p t i o n > + 
+         < R e m Q t y B a s e C a p t i o n > R e m Q t y B a s e C a p t i o n < / R e m Q t y B a s e C a p t i o n > + 
+         < S h o r t a g e L i s t C a p t i o n > S h o r t a g e L i s t C a p t i o n < / S h o r t a g e L i s t C a p t i o n > + 
+         < S t a t u s _ P r o d O r d e r > S t a t u s _ P r o d O r d e r < / S t a t u s _ P r o d O r d e r > + 
+         < T o d a y F o r m a t t e d > T o d a y F o r m a t t e d < / T o d a y F o r m a t t e d > + 
+         < P r o d _ O r d e r _ L i n e > + 
+             < L i n e N o _ P r o d O r d e r L i n e > L i n e N o _ P r o d O r d e r L i n e < / L i n e N o _ P r o d O r d e r L i n e > + 
+             < P r o d _ O r d e r _ C o m p o n e n t > + 
+                 < C o m p I t e m I n v e n t o r y > C o m p I t e m I n v e n t o r y < / C o m p I t e m I n v e n t o r y > + 
+                 < C o m p I t e m I n v R e m Q t y B a s e > C o m p I t e m I n v R e m Q t y B a s e < / C o m p I t e m I n v R e m Q t y B a s e > + 
+                 < C o m p I t e m Q t y o n P u r c h O r d e r > C o m p I t e m Q t y o n P u r c h O r d e r < / C o m p I t e m Q t y o n P u r c h O r d e r > + 
+                 < C o m p I t e m Q t y o n S a l e s O r d e r > C o m p I t e m Q t y o n S a l e s O r d e r < / C o m p I t e m Q t y o n S a l e s O r d e r > + 
+                 < C o m p I t e m S c h d l d N e e d Q t y > C o m p I t e m S c h d l d N e e d Q t y < / C o m p I t e m S c h d l d N e e d Q t y > + 
+                 < C o m p I t e m S c h d l d R c p t Q t y > C o m p I t e m S c h d l d R c p t Q t y < / C o m p I t e m S c h d l d R c p t Q t y > + 
+                 < D e s c _ P r o d O r d e r C o m p > D e s c _ P r o d O r d e r C o m p < / D e s c _ P r o d O r d e r C o m p > + 
+                 < I t e m N o _ P r o d O r d e r C o m p > I t e m N o _ P r o d O r d e r C o m p < / I t e m N o _ P r o d O r d e r C o m p > + 
+                 < N e e d e d Q u a n t i t y > N e e d e d Q u a n t i t y < / N e e d e d Q u a n t i t y > + 
+                 < R e m Q t y B a s e _ P r o d O r d e r C o m p > R e m Q t y B a s e _ P r o d O r d e r C o m p < / R e m Q t y B a s e _ P r o d O r d e r C o m p > + 
+             < / P r o d _ O r d e r _ C o m p o n e n t > + 
+         < / P r o d _ O r d e r _ L i n e > + 
+     < / P r o d u c t i o n _ O r d e r > + 
+ < / N a v W o r d R e p o r t X m l P a r t > 
+</file>
+
+<file path=customXml/item3.xml>��< ? x m l   v e r s i o n = " 1 . 0 "   e n c o d i n g = " u t f - 1 6 " ? > + 
+ < N a v W o r d R e p o r t X m l P a r t   x m l n s = " u r n : m i c r o s o f t - d y n a m i c s - b u s i n e s s c e n t r a l / i n t e r n a l / e x t e n d e d / r e p o r t s / P r o d _ O r d e r _ S h o r t a g e _ L i s t / 9 9 0 0 0 7 8 8 / " > + 
+     < B C R e p o r t I n f o r m a t i o n > + 
+         < R e p o r t M e t a d a t a > + 
+             < E x t e n s i o n I d > E x t e n s i o n   I D < / E x t e n s i o n I d > + 
+             < E x t e n s i o n N a m e > E x t e n s i o n   N a m e < / E x t e n s i o n N a m e > + 
+             < E x t e n s i o n P u b l i s h e r > E x t e n s i o n   P u b l i s h e r < / E x t e n s i o n P u b l i s h e r > + 
+             < E x t e n s i o n V e r s i o n > E x t e n s i o n   V e r s i o n < / E x t e n s i o n V e r s i o n > + 
+             < R e p o r t I d > R e p o r t   I D < / R e p o r t I d > + 
+             < R e p o r t N a m e > R e p o r t   N a m e < / R e p o r t N a m e > + 
+             < R e p o r t C a p t i o n > R e p o r t   C a p t i o n < / R e p o r t C a p t i o n > + 
+             < A b o u t T h i s R e p o r t T i t l e > A b o u t   T h i s   R e p o r t   T i t l e < / A b o u t T h i s R e p o r t T i t l e > + 
+             < A b o u t T h i s R e p o r t T e x t > A b o u t   T h i s   R e p o r t   T e x t < / A b o u t T h i s R e p o r t T e x t > + 
+             < R e p o r t H e l p L i n k > R e p o r t   H e l p   L i n k < / R e p o r t H e l p L i n k > + 
+         < / R e p o r t M e t a d a t a > + 
+         < R e p o r t R e q u e s t > + 
+             < T e n a n t E n t r a I d > T e n a n t   E n t r a   I d < / T e n a n t E n t r a I d > + 
+             < E n v i r o n m e n t N a m e > E n v i r o n m e n t   N a m e < / E n v i r o n m e n t N a m e > + 
+             < E n v i r o n m e n t T y p e > E n v i r o n m e n t   T y p e < / E n v i r o n m e n t T y p e > + 
+             < C o m p a n y N a m e > C o m p a n y   N a m e < / C o m p a n y N a m e > + 
+             < C o m p a n y D i s p l a y N a m e > C o m p a n y   D i s p l a y   N a m e < / C o m p a n y D i s p l a y N a m e > + 
+             < C o m p a n y I d > C o m p a n y   I D < / C o m p a n y I d > + 
+             < U s e r N a m e > U s e r   N a m e < / U s e r N a m e > + 
+             < D a t e A n d T i m e > D a t e   a n d   T i m e < / D a t e A n d T i m e > + 
+             < L a n g u a g e > L a n g u a g e < / L a n g u a g e > + 
+             < F o r m a t R e g i o n > F o r m a t   R e g i o n < / F o r m a t R e g i o n > + 
+             < D a t e T i m e V a l u e s > + 
+                 < Y e a r > Y e a r < / Y e a r > + 
+                 < M o n t h N u m b e r > M o n t h   N u m b e r < / M o n t h N u m b e r > + 
+                 < D a y N u m b e r > D a y   N u m b e r < / D a y N u m b e r > + 
+                 < H o u r > H o u r < / H o u r > + 
+                 < M i n u t e > M i n u t e < / M i n u t e > + 
+             < / D a t e T i m e V a l u e s > + 
+         < / R e p o r t R e q u e s t > + 
+         < C o m p a n y M e t a d a t a > + 
+             < C o m p a n y N a m e > C o m p a n y   N a m e < / C o m p a n y N a m e > + 
+             < C o m p a n y D i s p l a y N a m e > C o m p a n y   D i s p l a y   N a m e < / C o m p a n y D i s p l a y N a m e > + 
+             < C o m p a n y A d d r e s s L i n e s > + 
+                 < C o m p a n y A d d r e s s L i n e 1 > C o m p a n y   A d d r e s s   L i n e   1 < / C o m p a n y A d d r e s s L i n e 1 > + 
+                 < C o m p a n y A d d r e s s L i n e 2 > C o m p a n y   A d d r e s s   L i n e   2 < / C o m p a n y A d d r e s s L i n e 2 > + 
+                 < C o m p a n y A d d r e s s L i n e 3 > C o m p a n y   A d d r e s s   L i n e   3 < / C o m p a n y A d d r e s s L i n e 3 > + 
+                 < C o m p a n y A d d r e s s L i n e 4 > C o m p a n y   A d d r e s s   L i n e   4 < / C o m p a n y A d d r e s s L i n e 4 > + 
+                 < C o m p a n y A d d r e s s L i n e 5 > C o m p a n y   A d d r e s s   L i n e   5 < / C o m p a n y A d d r e s s L i n e 5 > + 
+                 < C o m p a n y A d d r e s s L i n e 6 > C o m p a n y   A d d r e s s   L i n e   6 < / C o m p a n y A d d r e s s L i n e 6 > + 
+                 < C o m p a n y A d d r e s s L i n e 7 > C o m p a n y   A d d r e s s   L i n e   7 < / C o m p a n y A d d r e s s L i n e 7 > + 
+                 < C o m p a n y A d d r e s s L i n e 8 > C o m p a n y   A d d r e s s   L i n e   8 < / C o m p a n y A d d r e s s L i n e 8 > + 
+             < / C o m p a n y A d d r e s s L i n e s > + 
+             < C o m p a n y P h o n e > C o m p a n y   P h o n e < / C o m p a n y P h o n e > + 
+             < C o m p a n y P h o n e C a p t i o n > C o m p a n y   P h o n e   C a p t i o n < / C o m p a n y P h o n e C a p t i o n > + 
+             < C o m p a n y F a x N o > C o m p a n y   F a x   N o . < / C o m p a n y F a x N o > + 
+             < C o m p a n y F a x N o C a p t i o n > C o m p a n y   F a x   N o .   C a p t i o n < / C o m p a n y F a x N o C a p t i o n > + 
+             < C o m p a n y E m a i l > C o m p a n y   E m a i l < / C o m p a n y E m a i l > + 
+             < C o m p a n y E m a i l C a p t i o n > C o m p a n y   E m a i l   C a p t i o n < / C o m p a n y E m a i l C a p t i o n > + 
+             < C o m p a n y H o m e P a g e > C o m p a n y   H o m e   P a g e < / C o m p a n y H o m e P a g e > + 
+             < C o m p a n y H o m e P a g e C a p t i o n > C o m p a n y   H o m e   P a g e   C a p t i o n < / C o m p a n y H o m e P a g e C a p t i o n > + 
+             < C o m p a n y L o g o > C o m p a n y   L o g o < / C o m p a n y L o g o > + 
+             < C o m p a n y V A T R e g i s t r a t i o n N o > C o m p a n y   V A T   R e g i s t r a t i o n   N o . < / C o m p a n y V A T R e g i s t r a t i o n N o > + 
+             < C o m p a n y V A T R e g i s t r a t i o n N o C a p t i o n > C o m p a n y   V A T   R e g i s t r a t i o n   N o .   C a p t i o n < / C o m p a n y V A T R e g i s t r a t i o n N o C a p t i o n > + 
+             < C o m p a n y R e g i s t r a t i o n N o > C o m p a n y   R e g i s t r a t i o n   N o . < / C o m p a n y R e g i s t r a t i o n N o > + 
+             < C o m p a n y R e g i s t r a t i o n N o C a p t i o n > C o m p a n y   R e g i s t r a t i o n   N o .   C a p t i o n < / C o m p a n y R e g i s t r a t i o n N o C a p t i o n > + 
+             < C o m p a n y B a n k N a m e > C o m p a n y   B a n k   N a m e < / C o m p a n y B a n k N a m e > + 
+             < C o m p a n y B a n k N a m e C a p t i o n > C o m p a n y   B a n k   N a m e   C a p t i o n < / C o m p a n y B a n k N a m e C a p t i o n > + 
+             < C o m p a n y B a n k A c c o u n t N o > C o m p a n y   B a n k   A c c o u n t   N o . < / C o m p a n y B a n k A c c o u n t N o > + 
+             < C o m p a n y B a n k A c c o u n t N o C a p t i o n > C o m p a n y   B a n k   A c c o u n t   N o .   C a p t i o n < / C o m p a n y B a n k A c c o u n t N o C a p t i o n > + 
+             < C o m p a n y B a n k B r a n c h N o > C o m p a n y   B a n k   B r a n c h   N o . < / C o m p a n y B a n k B r a n c h N o > + 
+             < C o m p a n y B a n k B r a n c h N o C a p t i o n > C o m p a n y   B a n k   B r a n c h   N o .   C a p t i o n < / C o m p a n y B a n k B r a n c h N o C a p t i o n > + 
+             < C o m p a n y I B A N > C o m p a n y   I B A N < / C o m p a n y I B A N > + 
+             < C o m p a n y I B A N C a p t i o n > C o m p a n y   I B A N   C a p t i o n < / C o m p a n y I B A N C a p t i o n > + 
+             < C o m p a n y B a n k S W I F T > C o m p a n y   B a n k   S W I F T < / C o m p a n y B a n k S W I F T > + 
+             < C o m p a n y B a n k S W I F T C a p t i o n > C o m p a n y   B a n k   S W I F T   C a p t i o n < / C o m p a n y B a n k S W I F T C a p t i o n > + 
+             < C o m p a n y G i r o N o > C o m p a n y   G i r o   N o . < / C o m p a n y G i r o N o > + 
+             < C o m p a n y G i r o N o C a p t i o n > C o m p a n y   G i r o   N o .   C a p t i o n < / C o m p a n y G i r o N o C a p t i o n > + 
+         < / C o m p a n y M e t a d a t a > + 
+     < / B C R e p o r t I n f o r m a t i o n > + 
+     < L a b e l s > + 
+         < A b o u t T h e R e p o r t L a b e l   E l e m e n t T y p e = " P a r a m e t e r "   E l e m e n t I d = " 1 6 7 7 9 2 0 0 1 "   D a t a T y p e = " S t r i n g " > A b o u t T h e R e p o r t L a b e l < / A b o u t T h e R e p o r t L a b e l > + 
+         < C o m p a n y L a b e l   E l e m e n t T y p e = " P a r a m e t e r "   E l e m e n t I d = " 3 4 6 7 6 0 3 4 8 "   D a t a T y p e = " S t r i n g " > C o m p a n y L a b e l < / C o m p a n y L a b e l > + 
+         < C o m p I t e m I n v e n t o r y C a p t i o n L b l   E l e m e n t T y p e = " P a r a m e t e r "   E l e m e n t I d = " 1 2 4 9 7 2 1 1 1 1 "   D a t a T y p e = " S t r i n g " > C o m p I t e m I n v e n t o r y C a p t i o n L b l < / C o m p I t e m I n v e n t o r y C a p t i o n L b l > + 
+         < C o m p I t e m Q t y o n P u r c h O r d e r C a p t i o n   E l e m e n t T y p e = " P a r a m e t e r "   E l e m e n t I d = " 2 0 5 7 2 7 9 9 9 8 "   D a t a T y p e = " S t r i n g " > C o m p I t e m Q t y o n P u r c h O r d e r C a p t i o n < / C o m p I t e m Q t y o n P u r c h O r d e r C a p t i o n > + 
+         < C o m p I t e m Q t y o n S a l e s O r d e r C a p t i o n   E l e m e n t T y p e = " P a r a m e t e r "   E l e m e n t I d = " 1 7 7 1 4 0 2 6 "   D a t a T y p e = " S t r i n g " > C o m p I t e m Q t y o n S a l e s O r d e r C a p t i o n < / C o m p I t e m Q t y o n S a l e s O r d e r C a p t i o n > + 
+         < C o m p I t e m S c h d l d N e e d Q t y C a p t i o n   E l e m e n t T y p e = " P a r a m e t e r "   E l e m e n t I d = " 1 3 8 7 4 4 0 1 3 3 "   D a t a T y p e = " S t r i n g " > C o m p I t e m S c h d l d N e e d Q t y C a p t i o n < / C o m p I t e m S c h d l d N e e d Q t y C a p t i o n > + 
+         < C o m p I t e m S c h d l d R c p t Q t y C a p t i o n   E l e m e n t T y p e = " P a r a m e t e r "   E l e m e n t I d = " 1 9 3 0 4 7 9 5 8 8 "   D a t a T y p e = " S t r i n g " > C o m p I t e m S c h d l d R c p t Q t y C a p t i o n < / C o m p I t e m S c h d l d R c p t Q t y C a p t i o n > + 
+         < C o m p I t e m S c h e d u l e d N e e d Q t y C a p t i o n L b l   E l e m e n t T y p e = " P a r a m e t e r "   E l e m e n t I d = " 3 8 6 1 3 5 0 3 8 "   D a t a T y p e = " S t r i n g " > C o m p I t e m S c h e d u l e d N e e d Q t y C a p t i o n L b l < / C o m p I t e m S c h e d u l e d N e e d Q t y C a p t i o n L b l > + 
+         < D a t a R e t r i e v e d   E l e m e n t T y p e = " P a r a m e t e r "   E l e m e n t I d = " 2 9 1 9 1 1 8 0 7 "   D a t a T y p e = " S t r i n g " > D a t a R e t r i e v e d < / D a t a R e t r i e v e d > + 
+         < D e s c _ P r o d O r d e r C a p t i o n   E l e m e n t T y p e = " P a r a m e t e r "   E l e m e n t I d = " 7 5 8 0 1 2 1 1 6 "   D a t a T y p e = " S t r i n g " > D e s c _ P r o d O r d e r C a p t i o n < / D e s c _ P r o d O r d e r C a p t i o n > + 
+         < D e s c _ P r o d O r d e r C o m p C a p t i o n   E l e m e n t T y p e = " P a r a m e t e r "   E l e m e n t I d = " 2 6 2 5 5 2 0 6 9 "   D a t a T y p e = " S t r i n g " > D e s c _ P r o d O r d e r C o m p C a p t i o n < / D e s c _ P r o d O r d e r C o m p C a p t i o n > + 
+         < D e s c C a p t i o n L b l   E l e m e n t T y p e = " P a r a m e t e r "   E l e m e n t I d = " 1 7 5 4 0 0 6 0 2 4 "   D a t a T y p e = " S t r i n g " > D e s c C a p t i o n L b l < / D e s c C a p t i o n L b l > + 
+         < D o c u m e n t a t i o n L a b e l   E l e m e n t T y p e = " P a r a m e t e r "   E l e m e n t I d = " 1 7 3 8 9 2 4 8 1 5 "   D a t a T y p e = " S t r i n g " > D o c u m e n t a t i o n L a b e l < / D o c u m e n t a t i o n L a b e l > + 
+         < D u e D a t e C a p t i o n L b l   E l e m e n t T y p e = " P a r a m e t e r "   E l e m e n t I d = " 1 9 4 4 8 6 8 6 3 3 "   D a t a T y p e = " S t r i n g " > D u e D a t e C a p t i o n L b l < / D u e D a t e C a p t i o n L b l > + 
+         < E n v i r o n m e n t L a b e l   E l e m e n t T y p e = " P a r a m e t e r "   E l e m e n t I d = " 8 1 8 8 1 6 5 9 0 "   D a t a T y p e = " S t r i n g " > E n v i r o n m e n t L a b e l < / E n v i r o n m e n t L a b e l > + 
+         < I t e m D e s c C a p t i o n L b l   E l e m e n t T y p e = " P a r a m e t e r "   E l e m e n t I d = " 1 7 7 6 5 9 0 7 8 9 "   D a t a T y p e = " S t r i n g " > I t e m D e s c C a p t i o n L b l < / I t e m D e s c C a p t i o n L b l > + 
+         < I t e m N o _ P r o d O r d e r C o m p C a p t i o n   E l e m e n t T y p e = " P a r a m e t e r "   E l e m e n t I d = " 8 6 1 5 4 8 1 6 0 "   D a t a T y p e = " S t r i n g " > I t e m N o _ P r o d O r d e r C o m p C a p t i o n < / I t e m N o _ P r o d O r d e r C o m p C a p t i o n > + 
+         < I t e m N o C a p t i o n L b l   E l e m e n t T y p e = " P a r a m e t e r "   E l e m e n t I d = " 1 5 6 6 4 5 9 0 4 3 "   D a t a T y p e = " S t r i n g " > I t e m N o C a p t i o n L b l < / I t e m N o C a p t i o n L b l > + 
+         < L i n e N o _ P r o d O r d e r L i n e C a p t i o n   E l e m e n t T y p e = " P a r a m e t e r "   E l e m e n t I d = " 5 8 8 4 0 8 9 4 8 "   D a t a T y p e = " S t r i n g " > L i n e N o _ P r o d O r d e r L i n e C a p t i o n < / L i n e N o _ P r o d O r d e r L i n e C a p t i o n > + 
+         < L i n e N o C a p t i o n L b l   E l e m e n t T y p e = " P a r a m e t e r "   E l e m e n t I d = " 1 5 1 7 0 5 3 6 6 2 "   D a t a T y p e = " S t r i n g " > L i n e N o C a p t i o n L b l < / L i n e N o C a p t i o n L b l > + 
+         < N e e d e d Q t y C a p t i o n L b l   E l e m e n t T y p e = " P a r a m e t e r "   E l e m e n t I d = " 1 6 4 9 2 3 1 9 6 2 "   D a t a T y p e = " S t r i n g " > N e e d e d Q t y C a p t i o n L b l < / N e e d e d Q t y C a p t i o n L b l > + 
+         < N o _ P r o d O r d e r C a p t i o n   E l e m e n t T y p e = " P a r a m e t e r "   E l e m e n t I d = " 7 0 2 4 9 2 7 4 8 "   D a t a T y p e = " S t r i n g " > N o _ P r o d O r d e r C a p t i o n < / N o _ P r o d O r d e r C a p t i o n > + 
+         < N o C a p t i o n L b l   E l e m e n t T y p e = " P a r a m e t e r "   E l e m e n t I d = " 8 5 5 1 8 9 7 7 6 "   D a t a T y p e = " S t r i n g " > N o C a p t i o n L b l < / N o C a p t i o n L b l > + 
+         < P a g e N o C a p t i o n L b l   E l e m e n t T y p e = " P a r a m e t e r "   E l e m e n t I d = " 1 6 1 4 6 7 7 4 7 "   D a t a T y p e = " S t r i n g " > P a g e N o C a p t i o n L b l < / P a g e N o C a p t i o n L b l > + 
+         < P o s t i n g D a t e F i l t e r L a b e l   E l e m e n t T y p e = " P a r a m e t e r "   E l e m e n t I d = " 1 4 3 3 4 5 4 0 1 7 "   D a t a T y p e = " S t r i n g " > P o s t i n g D a t e F i l t e r L a b e l < / P o s t i n g D a t e F i l t e r L a b e l > + 
+         < P r o d S h t g L i s t   E l e m e n t T y p e = " P a r a m e t e r "   E l e m e n t I d = " 3 7 4 4 1 6 5 8 2 "   D a t a T y p e = " S t r i n g " > P r o d S h t g L i s t < / P r o d S h t g L i s t > + 
+         < P r o d S h t g L i s t A n a l y s i s   E l e m e n t T y p e = " P a r a m e t e r "   E l e m e n t I d = " 4 5 2 0 1 5 3 2 "   D a t a T y p e = " S t r i n g " > P r o d S h t g L i s t A n a l y s i s < / P r o d S h t g L i s t A n a l y s i s > + 
+         < P r o d S h t g L i s t P r i n t   E l e m e n t T y p e = " P a r a m e t e r "   E l e m e n t I d = " 9 5 2 7 5 9 0 8 7 "   D a t a T y p e = " S t r i n g " > P r o d S h t g L i s t P r i n t < / P r o d S h t g L i s t P r i n t > + 
+         < Q t y o n P u r c h O r d e r C a p t i o n L b l   E l e m e n t T y p e = " P a r a m e t e r "   E l e m e n t I d = " 1 8 4 7 1 2 8 8 3 8 "   D a t a T y p e = " S t r i n g " > Q t y o n P u r c h O r d e r C a p t i o n L b l < / Q t y o n P u r c h O r d e r C a p t i o n L b l > + 
+         < Q t y o n S a l e s O r d e r C a p t i o n L b l   E l e m e n t T y p e = " P a r a m e t e r "   E l e m e n t I d = " 1 0 9 5 6 1 4 2 2 "   D a t a T y p e = " S t r i n g " > Q t y o n S a l e s O r d e r C a p t i o n L b l < / Q t y o n S a l e s O r d e r C a p t i o n L b l > + 
+         < R e c e i p t Q t y C a p t i o n L b l   E l e m e n t T y p e = " P a r a m e t e r "   E l e m e n t I d = " 6 9 2 1 4 1 7 5 3 "   D a t a T y p e = " S t r i n g " > R e c e i p t Q t y C a p t i o n L b l < / R e c e i p t Q t y C a p t i o n L b l > + 
+         < R e m a i n i n g Q t y B a s e C a p t i o n L b l   E l e m e n t T y p e = " P a r a m e t e r "   E l e m e n t I d = " 1 3 0 6 0 5 1 5 5 6 "   D a t a T y p e = " S t r i n g " > R e m a i n i n g Q t y B a s e C a p t i o n L b l < / R e m a i n i n g Q t y B a s e C a p t i o n L b l > + 
+         < R e m Q t y B a s e C a p t i o n L b l   E l e m e n t T y p e = " P a r a m e t e r "   E l e m e n t I d = " 1 3 9 0 9 1 4 7 4 "   D a t a T y p e = " S t r i n g " > R e m Q t y B a s e C a p t i o n L b l < / R e m Q t y B a s e C a p t i o n L b l > + 
+         < R e p o r t N a m e L a b e l   E l e m e n t T y p e = " P a r a m e t e r "   E l e m e n t I d = " 1 0 2 2 2 9 2 9 8 2 "   D a t a T y p e = " S t r i n g " > R e p o r t N a m e L a b e l < / R e p o r t N a m e L a b e l > + 
+         < R u n O n L a b e l   E l e m e n t T y p e = " P a r a m e t e r "   E l e m e n t I d = " 1 1 1 9 0 3 7 5 9 5 "   D a t a T y p e = " S t r i n g " > R u n O n L a b e l < / R u n O n L a b e l > + 
+         < S t a t u s _ P r o d O r d e r C a p t i o n   E l e m e n t T y p e = " P a r a m e t e r "   E l e m e n t I d = " 1 4 2 7 7 8 3 8 4 7 "   D a t a T y p e = " S t r i n g " > S t a t u s _ P r o d O r d e r C a p t i o n < / S t a t u s _ P r o d O r d e r C a p t i o n > + 
+         < S t a t u s C a p t i o n L b l   E l e m e n t T y p e = " P a r a m e t e r "   E l e m e n t I d = " 1 2 3 7 4 1 2 9 0 1 "   D a t a T y p e = " S t r i n g " > S t a t u s C a p t i o n L b l < / S t a t u s C a p t i o n L b l > + 
+         < U s e r L a b e l   E l e m e n t T y p e = " P a r a m e t e r "   E l e m e n t I d = " 8 4 8 8 1 6 7 9 4 "   D a t a T y p e = " S t r i n g " > U s e r L a b e l < / U s e r L a b e l > + 
+     < / L a b e l s > + 
+     < T o o l t i p s > + 
+         < T o o l t i p   c o l u m n = " S t a t u s _ P r o d O r d e r "   E l e m e n t I d = " 1 4 4 1 5 9 5 2 1 7 " > + 
+             < T o o l t i p T e x t   l a n g = " e n - U S " > S p e c i f i e s   t h e   s t a t u s   o f   t h e   p r o d u c t i o n   o r d e r . < / T o o l t i p T e x t > + 
+         < / T o o l t i p > + 
+         < T o o l t i p   c o l u m n = " N o _ P r o d O r d e r "   E l e m e n t I d = " 7 0 2 4 9 2 7 4 8 " > + 
+             < T o o l t i p T e x t   l a n g = " e n - U S " > S p e c i f i e s   t h e   n u m b e r   o f   t h e   i n v o l v e d   e n t r y   o r   r e c o r d ,   a c c o r d i n g   t o   t h e   s p e c i f i e d   n u m b e r   s e r i e s . < / T o o l t i p T e x t > + 
+         < / T o o l t i p > + 
+         < T o o l t i p   c o l u m n = " D e s c _ P r o d O r d e r "   E l e m e n t I d = " 7 5 8 0 1 2 1 1 6 " > + 
+             < T o o l t i p T e x t   l a n g = " e n - U S " > S p e c i f i e s   t h e   d e s c r i p t i o n   o f   t h e   p r o d u c t i o n   o r d e r . < / T o o l t i p T e x t > + 
+         < / T o o l t i p > + 
+         < T o o l t i p   c o l u m n = " C o m p I t e m I n v e n t o r y "   E l e m e n t I d = " 2 4 8 4 9 6 6 8 3 " > + 
+             < T o o l t i p T e x t   l a n g = " e n - U S " > S p e c i f i e s   h o w   m a n y   u n i t s ,   s u c h   a s   p i e c e s ,   b o x e s ,   o r   c a n s ,   o f   t h e   i t e m   a r e   i n   i n v e n t o r y . < / T o o l t i p T e x t > + 
+         < / T o o l t i p > + 
+         < T o o l t i p   c o l u m n = " I t e m N o _ P r o d O r d e r C o m p "   E l e m e n t I d = " 8 6 1 5 4 8 1 6 0 " > + 
+             < T o o l t i p T e x t   l a n g = " e n - U S " > S p e c i f i e s   t h e   n u m b e r   o f   t h e   i t e m   t h a t   i s   a   c o m p o n e n t   i n   t h e   p r o d u c t i o n   o r d e r   c o m p o n e n t   l i s t . < / T o o l t i p T e x t > + 
+         < / T o o l t i p > + 
+         < T o o l t i p   c o l u m n = " D e s c _ P r o d O r d e r C o m p "   E l e m e n t I d = " 2 6 2 5 5 2 0 6 9 " > + 
+             < T o o l t i p T e x t   l a n g = " e n - U S " > S p e c i f i e s   a   d e s c r i p t i o n   o f   t h e   i t e m   o n   t h e   l i n e . < / T o o l t i p T e x t > + 
+         < / T o o l t i p > + 
+         < T o o l t i p   c o l u m n = " C o m p I t e m Q t y o n P u r c h O r d e r "   E l e m e n t I d = " 2 0 5 7 2 7 9 9 9 8 " > + 
+             < T o o l t i p T e x t   l a n g = " e n - U S " > S p e c i f i e s   h o w   m a n y   u n i t s   o f   t h e   i t e m   a r e   i n b o u n d   o n   p u r c h a s e   o r d e r s ,   m e a n i n g   l i s t e d   o n   o u t s t a n d i n g   p u r c h a s e   o r d e r   l i n e s . < / T o o l t i p T e x t > + 
+         < / T o o l t i p > + 
+         < T o o l t i p   c o l u m n = " C o m p I t e m Q t y o n S a l e s O r d e r "   E l e m e n t I d = " 1 7 7 1 4 0 2 6 " > + 
+             < T o o l t i p T e x t   l a n g = " e n - U S " > S p e c i f i e s   h o w   m a n y   u n i t s   o f   t h e   i t e m   a r e   a l l o c a t e d   t o   s a l e s   o r d e r s ,   m e a n i n g   l i s t e d   o n   o u t s t a n d i n g   s a l e s   o r d e r s   l i n e s . < / T o o l t i p T e x t > + 
+         < / T o o l t i p > + 
+     < / T o o l t i p s > + 
+     < P r o d u c t i o n _ O r d e r   E l e m e n t T y p e = " D a t a I t e m "   E l e m e n t I d = " 1 9 8 2 1 1 8 5 " > + 
+         < C o m p a n y N a m e   E l e m e n t T y p e = " C o l u m n "   E l e m e n t I d = " 1 5 9 5 4 7 7 3 9 5 "   D a t a T y p e = " S t r i n g "   O b s o l e t e S t a t e = " P e n d i n g " > C o m p a n y N a m e < / C o m p a n y N a m e > + 
+         < C o m p I t e m I n v e n t o r y C a p t i o n   E l e m e n t T y p e = " C o l u m n "   E l e m e n t I d = " 5 1 3 1 2 1 3 1 5 "   D a t a T y p e = " L a b e l "   O b s o l e t e S t a t e = " P e n d i n g " > C o m p I t e m I n v e n t o r y C a p t i o n < / C o m p I t e m I n v e n t o r y C a p t i o n > + 
+         < C o m p I t e m S c h e d u l e d N e e d Q t y C a p t i o n   E l e m e n t T y p e = " C o l u m n "   E l e m e n t I d = " 2 5 7 6 8 8 8 6 4 "   D a t a T y p e = " L a b e l "   O b s o l e t e S t a t e = " P e n d i n g " > C o m p I t e m S c h e d u l e d N e e d Q t y C a p t i o n < / C o m p I t e m S c h e d u l e d N e e d Q t y C a p t i o n > + 
+         < D e s c _ P r o d O r d e r   E l e m e n t T y p e = " C o l u m n "   E l e m e n t I d = " 7 5 8 0 1 2 1 1 6 "   D a t a T y p e = " T e x t " > D e s c _ P r o d O r d e r < / D e s c _ P r o d O r d e r > + 
+         < D u e D a t e C a p t i o n   E l e m e n t T y p e = " C o l u m n "   E l e m e n t I d = " 2 0 4 6 6 7 9 4 6 9 "   D a t a T y p e = " L a b e l "   O b s o l e t e S t a t e = " P e n d i n g " > D u e D a t e C a p t i o n < / D u e D a t e C a p t i o n > + 
+         < D u e D a t e _ P r o d O r d e r   E l e m e n t T y p e = " C o l u m n "   E l e m e n t I d = " 8 3 6 5 1 3 4 7 "   D a t a T y p e = " S t r i n g " > D u e D a t e _ P r o d O r d e r < / D u e D a t e _ P r o d O r d e r > + 
+         < N e e d e d Q t y C a p t i o n   E l e m e n t T y p e = " C o l u m n "   E l e m e n t I d = " 3 1 6 4 3 4 1 4 0 "   D a t a T y p e = " L a b e l "   O b s o l e t e S t a t e = " P e n d i n g " > N e e d e d Q t y C a p t i o n < / N e e d e d Q t y C a p t i o n > + 
+         < N o _ P r o d O r d e r   E l e m e n t T y p e = " C o l u m n "   E l e m e n t I d = " 7 0 2 4 9 2 7 4 8 "   D a t a T y p e = " C o d e " > N o _ P r o d O r d e r < / N o _ P r o d O r d e r > + 
+         < P a g e N o C a p t i o n   E l e m e n t T y p e = " C o l u m n "   E l e m e n t I d = " 1 4 6 2 1 0 8 0 8 7 "   D a t a T y p e = " L a b e l "   O b s o l e t e S t a t e = " P e n d i n g " > P a g e N o C a p t i o n < / P a g e N o C a p t i o n > + 
+         < Q t y o n P u r c h O r d e r C a p t i o n   E l e m e n t T y p e = " C o l u m n "   E l e m e n t I d = " 7 8 2 0 4 2 9 2 "   D a t a T y p e = " L a b e l "   O b s o l e t e S t a t e = " P e n d i n g " > Q t y o n P u r c h O r d e r C a p t i o n < / Q t y o n P u r c h O r d e r C a p t i o n > + 
+         < Q t y o n S a l e s O r d e r C a p t i o n   E l e m e n t T y p e = " C o l u m n "   E l e m e n t I d = " 1 1 7 2 4 7 1 1 8 4 "   D a t a T y p e = " L a b e l "   O b s o l e t e S t a t e = " P e n d i n g " > Q t y o n S a l e s O r d e r C a p t i o n < / Q t y o n S a l e s O r d e r C a p t i o n > + 
+         < R e c e i p t Q t y C a p t i o n   E l e m e n t T y p e = " C o l u m n "   E l e m e n t I d = " 2 9 1 9 9 0 7 7 1 "   D a t a T y p e = " L a b e l "   O b s o l e t e S t a t e = " P e n d i n g " > R e c e i p t Q t y C a p t i o n < / R e c e i p t Q t y C a p t i o n > + 
+         < R e m a i n i n g Q t y B a s e C a p t i o n   E l e m e n t T y p e = " C o l u m n "   E l e m e n t I d = " 1 6 4 2 1 4 0 4 6 2 "   D a t a T y p e = " L a b e l "   O b s o l e t e S t a t e = " P e n d i n g " > R e m a i n i n g Q t y B a s e C a p t i o n < / R e m a i n i n g Q t y B a s e C a p t i o n > + 
+         < R e m Q t y B a s e C a p t i o n   E l e m e n t T y p e = " C o l u m n "   E l e m e n t I d = " 4 8 3 8 9 4 1 2 8 "   D a t a T y p e = " L a b e l "   O b s o l e t e S t a t e = " P e n d i n g " > R e m Q t y B a s e C a p t i o n < / R e m Q t y B a s e C a p t i o n > + 
+         < S h o r t a g e L i s t C a p t i o n   E l e m e n t T y p e = " C o l u m n "   E l e m e n t I d = " 5 9 9 8 2 4 4 6 4 "   D a t a T y p e = " L a b e l "   O b s o l e t e S t a t e = " P e n d i n g " > S h o r t a g e L i s t C a p t i o n < / S h o r t a g e L i s t C a p t i o n > + 
+         < S t a t u s _ P r o d O r d e r   E l e m e n t T y p e = " C o l u m n "   E l e m e n t I d = " 1 4 4 1 5 9 5 2 1 7 "   D a t a T y p e = " E n u m " > S t a t u s _ P r o d O r d e r < / S t a t u s _ P r o d O r d e r > + 
+         < T o d a y F o r m a t t e d   E l e m e n t T y p e = " C o l u m n "   E l e m e n t I d = " 2 7 0 4 5 1 4 0 "   D a t a T y p e = " S t r i n g "   O b s o l e t e S t a t e = " P e n d i n g " > T o d a y F o r m a t t e d < / T o d a y F o r m a t t e d > + 
+         < P r o d _ O r d e r _ L i n e   E l e m e n t T y p e = " D a t a I t e m "   E l e m e n t I d = " 3 4 3 3 1 8 6 8 " > + 
+             < L i n e N o _ P r o d O r d e r L i n e   E l e m e n t T y p e = " C o l u m n "   E l e m e n t I d = " 5 8 8 4 0 8 9 4 8 "   D a t a T y p e = " I n t e g e r " > L i n e N o _ P r o d O r d e r L i n e < / L i n e N o _ P r o d O r d e r L i n e > + 
+             < P r o d _ O r d e r _ C o m p o n e n t   E l e m e n t T y p e = " D a t a I t e m "   E l e m e n t I d = " 1 0 0 9 9 9 2 6 7 7 " > + 
+                 < C o m p I t e m I n v e n t o r y   E l e m e n t T y p e = " C o l u m n "   E l e m e n t I d = " 2 4 8 4 9 6 6 8 3 "   D a t a T y p e = " D e c i m a l " > C o m p I t e m I n v e n t o r y < / C o m p I t e m I n v e n t o r y > + 
+                 < C o m p I t e m I n v R e m Q t y B a s e   E l e m e n t T y p e = " C o l u m n "   E l e m e n t I d = " 1 5 2 4 8 2 0 8 2 7 "   D a t a T y p e = " D e c i m a l " > C o m p I t e m I n v R e m Q t y B a s e < / C o m p I t e m I n v R e m Q t y B a s e > + 
+                 < C o m p I t e m Q t y o n P u r c h O r d e r   E l e m e n t T y p e = " C o l u m n "   E l e m e n t I d = " 2 0 5 7 2 7 9 9 9 8 "   D a t a T y p e = " D e c i m a l " > C o m p I t e m Q t y o n P u r c h O r d e r < / C o m p I t e m Q t y o n P u r c h O r d e r > + 
+                 < C o m p I t e m Q t y o n S a l e s O r d e r   E l e m e n t T y p e = " C o l u m n "   E l e m e n t I d = " 1 7 7 1 4 0 2 6 "   D a t a T y p e = " D e c i m a l " > C o m p I t e m Q t y o n S a l e s O r d e r < / C o m p I t e m Q t y o n S a l e s O r d e r > + 
+                 < C o m p I t e m S c h d l d N e e d Q t y   E l e m e n t T y p e = " C o l u m n "   E l e m e n t I d = " 1 3 8 7 4 4 0 1 3 3 "   D a t a T y p e = " D e c i m a l " > C o m p I t e m S c h d l d N e e d Q t y < / C o m p I t e m S c h d l d N e e d Q t y > + 
+                 < C o m p I t e m S c h d l d R c p t Q t y   E l e m e n t T y p e = " C o l u m n "   E l e m e n t I d = " 1 9 3 0 4 7 9 5 8 8 "   D a t a T y p e = " D e c i m a l " > C o m p I t e m S c h d l d R c p t Q t y < / C o m p I t e m S c h d l d R c p t Q t y > + 
+                 < D e s c _ P r o d O r d e r C o m p   E l e m e n t T y p e = " C o l u m n "   E l e m e n t I d = " 2 6 2 5 5 2 0 6 9 "   D a t a T y p e = " T e x t " > D e s c _ P r o d O r d e r C o m p < / D e s c _ P r o d O r d e r C o m p > + 
+                 < I t e m N o _ P r o d O r d e r C o m p   E l e m e n t T y p e = " C o l u m n "   E l e m e n t I d = " 8 6 1 5 4 8 1 6 0 "   D a t a T y p e = " C o d e " > I t e m N o _ P r o d O r d e r C o m p < / I t e m N o _ P r o d O r d e r C o m p > + 
+                 < N e e d e d Q u a n t i t y   E l e m e n t T y p e = " C o l u m n "   E l e m e n t I d = " 2 0 0 2 9 2 8 1 0 7 "   D a t a T y p e = " D e c i m a l " > N e e d e d Q u a n t i t y < / N e e d e d Q u a n t i t y > + 
+                 < R e m Q t y B a s e _ P r o d O r d e r C o m p   E l e m e n t T y p e = " C o l u m n "   E l e m e n t I d = " 9 5 1 0 5 9 5 6 7 "   D a t a T y p e = " D e c i m a l " > R e m Q t y B a s e _ P r o d O r d e r C o m p < / R e m Q t y B a s e _ P r o d O r d e r C o m p > + 
+             < / P r o d _ O r d e r _ C o m p o n e n t > + 
+         < / P r o d _ O r d e r _ L i n e > + 
+     < / P r o d u c t i o n _ O r d e r > + 
+ < / N a v W o r d R e p o r t X m l P a r t > 
 </file>
 
 <file path=docMetadata/LabelInfo.xml><?xml version="1.0" encoding="utf-8"?>
